--- a/ZoneControl_Specifikáció.docx
+++ b/ZoneControl_Specifikáció.docx
@@ -12,14 +12,12 @@
           <w:color w:val="1F3864" w:themeColor="accent1" w:themeShade="80"/>
         </w:rPr>
       </w:pPr>
-      <w:proofErr w:type="spellStart"/>
       <w:r>
         <w:rPr>
           <w:color w:val="1F3864" w:themeColor="accent1" w:themeShade="80"/>
         </w:rPr>
         <w:t>ZoneControl</w:t>
       </w:r>
-      <w:proofErr w:type="spellEnd"/>
     </w:p>
     <w:p>
       <w:pPr>
@@ -2199,7 +2197,34 @@
         <w:ind w:left="357"/>
       </w:pPr>
       <w:r>
-        <w:t>A hotelekben gyakran előfordul hogy a vendégek olyan szolgáltatásokat fizetnek ki, amelyeket nem feltétlenül vesznek igénybe. A cél egy olyan alkalmazás elkészítése, amelyben a becsekkoláskor a vendég kiválaszthatja hogy mely szolgáltatásokkal szeretne élni amíg a hotelben tartózkodik, és csak azokat kell kifizetnie. A különböző részlegekbe a recepción kapott kártyával tud belépni amennyiben van hozzá jogosultsága.</w:t>
+        <w:t>A hotelekben gyakran előfordul hogy a vendégek olyan szolgáltatásokat fizetnek ki, amelyeket nem feltétlenül vesznek igénybe</w:t>
+      </w:r>
+      <w:r>
+        <w:t>, például az ár tartalmazza az edzőterem használatát, de a vendég nem kívánja igénybe venni</w:t>
+      </w:r>
+      <w:r>
+        <w:t>. A cél egy olyan alkalmazás elkészítése, amelyben a becsekkoláskor a vendég kiválaszthatja hogy mely szolgáltatásokkal szeretne élni amíg a hotelben tartózkodik, és csak azokat kell kifizetnie.</w:t>
+      </w:r>
+      <w:r>
+        <w:t xml:space="preserve"> Ha egy új szolgáltatást is igénybe akar venni, a recepción bármikor kifizetheti</w:t>
+      </w:r>
+      <w:r>
+        <w:t>, viszont lemondani nem tudja</w:t>
+      </w:r>
+      <w:r>
+        <w:t xml:space="preserve"> egyiket sem</w:t>
+      </w:r>
+      <w:r>
+        <w:t>.</w:t>
+      </w:r>
+      <w:r>
+        <w:t xml:space="preserve"> A különböző részlegekbe a recepción kapott </w:t>
+      </w:r>
+      <w:r>
+        <w:t>QR kóddal</w:t>
+      </w:r>
+      <w:r>
+        <w:t xml:space="preserve"> tud belépni amennyiben van hozzá jogosultsága.</w:t>
       </w:r>
       <w:r>
         <w:t xml:space="preserve"> </w:t>
@@ -2277,6 +2302,9 @@
       <w:r>
         <w:t>C#</w:t>
       </w:r>
+      <w:r>
+        <w:t>, MySQL (Ampps)</w:t>
+      </w:r>
     </w:p>
     <w:p>
       <w:pPr>
@@ -2380,6 +2408,12 @@
       <w:pPr>
         <w:ind w:left="357"/>
       </w:pPr>
+      <w:r>
+        <w:t xml:space="preserve">A feladat egy olyan alkalmazás készítése, amely figyeli és eltárolja, hogy melyik vendég melyik részleget mikor és mettől meddig vette igénybe. A program statisztikát készít arról, hogy a vendégek melyik szolgáltatást milyen szinten vették igénybe, így </w:t>
+      </w:r>
+      <w:r>
+        <w:t>a vezetőség könnyebben tud dönteni azok fejlesztéséről.</w:t>
+      </w:r>
     </w:p>
     <w:p>
       <w:pPr>
@@ -2543,66 +2577,7 @@
         <w:ind w:left="1077"/>
       </w:pPr>
     </w:p>
-    <w:p>
-      <w:pPr>
-        <w:pStyle w:val="Listaszerbekezds"/>
-        <w:numPr>
-          <w:ilvl w:val="0"/>
-          <w:numId w:val="0"/>
-        </w:numPr>
-        <w:ind w:left="1077"/>
-      </w:pPr>
-    </w:p>
-    <w:p>
-      <w:pPr>
-        <w:pStyle w:val="Listaszerbekezds"/>
-        <w:numPr>
-          <w:ilvl w:val="0"/>
-          <w:numId w:val="0"/>
-        </w:numPr>
-        <w:ind w:left="1077"/>
-      </w:pPr>
-    </w:p>
-    <w:p>
-      <w:pPr>
-        <w:pStyle w:val="Listaszerbekezds"/>
-        <w:numPr>
-          <w:ilvl w:val="0"/>
-          <w:numId w:val="0"/>
-        </w:numPr>
-        <w:ind w:left="1077"/>
-      </w:pPr>
-    </w:p>
-    <w:p>
-      <w:pPr>
-        <w:pStyle w:val="Listaszerbekezds"/>
-        <w:numPr>
-          <w:ilvl w:val="0"/>
-          <w:numId w:val="0"/>
-        </w:numPr>
-        <w:ind w:left="1077"/>
-      </w:pPr>
-    </w:p>
-    <w:p>
-      <w:pPr>
-        <w:pStyle w:val="Listaszerbekezds"/>
-        <w:numPr>
-          <w:ilvl w:val="0"/>
-          <w:numId w:val="0"/>
-        </w:numPr>
-        <w:ind w:left="1077"/>
-      </w:pPr>
-    </w:p>
-    <w:p>
-      <w:pPr>
-        <w:pStyle w:val="Listaszerbekezds"/>
-        <w:numPr>
-          <w:ilvl w:val="0"/>
-          <w:numId w:val="0"/>
-        </w:numPr>
-        <w:ind w:left="1077"/>
-      </w:pPr>
-    </w:p>
+    <w:p/>
     <w:p>
       <w:pPr>
         <w:pStyle w:val="Cmsor1"/>
@@ -2638,8 +2613,66 @@
     </w:p>
     <w:p>
       <w:pPr>
-        <w:ind w:left="708"/>
-      </w:pPr>
+        <w:pStyle w:val="Listaszerbekezds"/>
+        <w:numPr>
+          <w:ilvl w:val="0"/>
+          <w:numId w:val="13"/>
+        </w:numPr>
+      </w:pPr>
+      <w:r>
+        <w:t>A weboldalon a regisztráció után megjelennek a szabad szobák az elérhető időpontokkal.</w:t>
+      </w:r>
+    </w:p>
+    <w:p>
+      <w:pPr>
+        <w:pStyle w:val="Listaszerbekezds"/>
+        <w:numPr>
+          <w:ilvl w:val="0"/>
+          <w:numId w:val="13"/>
+        </w:numPr>
+      </w:pPr>
+      <w:r>
+        <w:t>A recepciós az admin felületen tudja rögzíteni és módosítani az adatokat</w:t>
+      </w:r>
+      <w:r>
+        <w:t xml:space="preserve">, valamint hozzáadni a </w:t>
+      </w:r>
+      <w:r>
+        <w:t>vendég által kért szolgáltatásokat</w:t>
+      </w:r>
+      <w:r>
+        <w:t xml:space="preserve"> (</w:t>
+      </w:r>
+      <w:r>
+        <w:t>lemondani</w:t>
+      </w:r>
+      <w:r>
+        <w:t xml:space="preserve"> nem lehet)</w:t>
+      </w:r>
+      <w:r>
+        <w:t xml:space="preserve">. </w:t>
+      </w:r>
+    </w:p>
+    <w:p>
+      <w:pPr>
+        <w:pStyle w:val="Listaszerbekezds"/>
+        <w:numPr>
+          <w:ilvl w:val="0"/>
+          <w:numId w:val="13"/>
+        </w:numPr>
+      </w:pPr>
+      <w:r>
+        <w:t>A részlegek beléptető kapujánál van egy üdvözlő üzenet és egy info gomb</w:t>
+      </w:r>
+      <w:r>
+        <w:t xml:space="preserve">, </w:t>
+      </w:r>
+      <w:r>
+        <w:t xml:space="preserve">amit ha </w:t>
+      </w:r>
+      <w:r>
+        <w:t>megnyom a vendég akkor információkat kap az adott szolgáltatásról (például: az edzőterem csak 7:00-tól 21:00-ig vehető igénybe).</w:t>
+      </w:r>
     </w:p>
     <w:p>
       <w:pPr>
@@ -2657,7 +2690,49 @@
       </w:r>
       <w:bookmarkEnd w:id="11"/>
     </w:p>
-    <w:p/>
+    <w:p>
+      <w:pPr>
+        <w:pStyle w:val="Listaszerbekezds"/>
+        <w:numPr>
+          <w:ilvl w:val="0"/>
+          <w:numId w:val="13"/>
+        </w:numPr>
+      </w:pPr>
+      <w:r>
+        <w:t>A vendég a weboldalon tud regisztrálni, a szükséges adatok az e-mail cím, jelszó, teljes név. Itt tudja lefoglalni a szobát/szobákat.</w:t>
+      </w:r>
+    </w:p>
+    <w:p>
+      <w:pPr>
+        <w:pStyle w:val="Listaszerbekezds"/>
+        <w:numPr>
+          <w:ilvl w:val="0"/>
+          <w:numId w:val="13"/>
+        </w:numPr>
+      </w:pPr>
+      <w:r>
+        <w:t xml:space="preserve">A recepción az admin felületen kell felvinni a rendszerbe a vendég lakcímét, életkorát, telefonszámát. Itt tudja kiválasztani a szolgáltatásokat, és kifizetni azokat, </w:t>
+      </w:r>
+      <w:r>
+        <w:tab/>
+        <w:t>valamint itt kapja meg a QR kódot.</w:t>
+      </w:r>
+    </w:p>
+    <w:p>
+      <w:pPr>
+        <w:pStyle w:val="Listaszerbekezds"/>
+        <w:numPr>
+          <w:ilvl w:val="0"/>
+          <w:numId w:val="13"/>
+        </w:numPr>
+      </w:pPr>
+      <w:r>
+        <w:t>Minden részleg bejáratánál van egy felhasználói felület, ami információt ad az adott szolgáltatásról, és ellenőrzi a vendég jogosultságát.</w:t>
+      </w:r>
+      <w:r>
+        <w:t xml:space="preserve"> A QR kódot belépéskor és kilépéskor is be kell olvasni.</w:t>
+      </w:r>
+    </w:p>
     <w:p>
       <w:pPr>
         <w:pStyle w:val="Cmsor1"/>
@@ -2693,6 +2768,14 @@
     </w:p>
     <w:p>
       <w:pPr>
+        <w:ind w:left="357"/>
+      </w:pPr>
+      <w:r>
+        <w:t>A specifikációban szereplő projekttagok mindegyike rendelkezik részfeladatokkal, amelyeket a megadott határidőkre el kell készíteniük.</w:t>
+      </w:r>
+    </w:p>
+    <w:p>
+      <w:pPr>
         <w:pStyle w:val="Cmsor2"/>
         <w:rPr>
           <w:color w:val="1F3864" w:themeColor="accent1" w:themeShade="80"/>
@@ -2709,6 +2792,25 @@
     </w:p>
     <w:p>
       <w:pPr>
+        <w:ind w:left="357"/>
+      </w:pPr>
+      <w:r>
+        <w:t>Az elkészült kódokat, függvényeket, osztályokat megfelelő kommentekkel, dokumentációval el kell látni.</w:t>
+      </w:r>
+    </w:p>
+    <w:p>
+      <w:pPr>
+        <w:ind w:left="357"/>
+      </w:pPr>
+      <w:r>
+        <w:t xml:space="preserve">Az elkészült dokumentáció a hozzá nem értő személyek számára is értelmezhető legyen. </w:t>
+      </w:r>
+      <w:r>
+        <w:t>Rövidítések,  idegen kifejezések valamint egyes fogalmak megfelelő magyarázattal rendelkezzenek.</w:t>
+      </w:r>
+    </w:p>
+    <w:p>
+      <w:pPr>
         <w:pStyle w:val="Cmsor2"/>
         <w:rPr>
           <w:color w:val="1F3864" w:themeColor="accent1" w:themeShade="80"/>
@@ -2725,6 +2827,14 @@
     </w:p>
     <w:p>
       <w:pPr>
+        <w:ind w:left="357"/>
+      </w:pPr>
+      <w:r>
+        <w:t>A fontosabb függvények és osztályok tartalmazzanak megfelelő leírást, megjegyzéseket. A forráskód dokumentációt a projekt elkészítése során folyamatosan kell készíteni.</w:t>
+      </w:r>
+    </w:p>
+    <w:p>
+      <w:pPr>
         <w:pStyle w:val="Cmsor2"/>
         <w:rPr>
           <w:color w:val="1F3864" w:themeColor="accent1" w:themeShade="80"/>
@@ -2738,6 +2848,20 @@
         <w:t>Felhasználói dokumentáció</w:t>
       </w:r>
       <w:bookmarkEnd w:id="16"/>
+    </w:p>
+    <w:p>
+      <w:pPr>
+        <w:ind w:left="357"/>
+      </w:pPr>
+      <w:r>
+        <w:t>A weboldal és a recepciós felület részletes bemutatása képekkel, funkciók pontos</w:t>
+      </w:r>
+      <w:r>
+        <w:t xml:space="preserve"> </w:t>
+      </w:r>
+      <w:r>
+        <w:t>leírásával.</w:t>
+      </w:r>
     </w:p>
     <w:p>
       <w:pPr>
@@ -2774,6 +2898,62 @@
     </w:p>
     <w:p>
       <w:pPr>
+        <w:ind w:left="357"/>
+      </w:pPr>
+      <w:r>
+        <w:t>Az elkészült felületek tesztelési folyamata alatt az alábbiak  legfontosabb jellemzők:</w:t>
+      </w:r>
+    </w:p>
+    <w:p>
+      <w:pPr>
+        <w:pStyle w:val="Listaszerbekezds"/>
+        <w:numPr>
+          <w:ilvl w:val="0"/>
+          <w:numId w:val="14"/>
+        </w:numPr>
+      </w:pPr>
+      <w:r>
+        <w:t>Igényes felhasználói és admin felület</w:t>
+      </w:r>
+    </w:p>
+    <w:p>
+      <w:pPr>
+        <w:pStyle w:val="Listaszerbekezds"/>
+        <w:numPr>
+          <w:ilvl w:val="0"/>
+          <w:numId w:val="14"/>
+        </w:numPr>
+      </w:pPr>
+      <w:r>
+        <w:t>Kényelmes használat</w:t>
+      </w:r>
+    </w:p>
+    <w:p>
+      <w:pPr>
+        <w:pStyle w:val="Listaszerbekezds"/>
+        <w:numPr>
+          <w:ilvl w:val="0"/>
+          <w:numId w:val="14"/>
+        </w:numPr>
+      </w:pPr>
+      <w:r>
+        <w:t>Stabil működés</w:t>
+      </w:r>
+    </w:p>
+    <w:p>
+      <w:pPr>
+        <w:pStyle w:val="Listaszerbekezds"/>
+        <w:numPr>
+          <w:ilvl w:val="0"/>
+          <w:numId w:val="14"/>
+        </w:numPr>
+      </w:pPr>
+      <w:r>
+        <w:t>Igényes felhasználói dokumentáció</w:t>
+      </w:r>
+    </w:p>
+    <w:p>
+      <w:pPr>
         <w:pStyle w:val="Cmsor2"/>
         <w:rPr>
           <w:color w:val="1F3864" w:themeColor="accent1" w:themeShade="80"/>
@@ -2784,13 +2964,7 @@
         <w:rPr>
           <w:color w:val="1F3864" w:themeColor="accent1" w:themeShade="80"/>
         </w:rPr>
-        <w:t>A feladat értékelésének</w:t>
-      </w:r>
-      <w:r>
-        <w:rPr>
-          <w:color w:val="1F3864" w:themeColor="accent1" w:themeShade="80"/>
-        </w:rPr>
-        <w:t xml:space="preserve"> technikai </w:t>
+        <w:t xml:space="preserve">A feladat értékelésének technikai </w:t>
       </w:r>
       <w:r>
         <w:rPr>
@@ -2800,6 +2974,75 @@
       </w:r>
       <w:bookmarkEnd w:id="19"/>
     </w:p>
+    <w:p>
+      <w:pPr>
+        <w:ind w:left="357"/>
+      </w:pPr>
+      <w:r>
+        <w:t>Informatikai szempontból a megoldás értékelései alapjai:</w:t>
+      </w:r>
+    </w:p>
+    <w:p>
+      <w:pPr>
+        <w:pStyle w:val="Listaszerbekezds"/>
+        <w:numPr>
+          <w:ilvl w:val="0"/>
+          <w:numId w:val="16"/>
+        </w:numPr>
+      </w:pPr>
+      <w:r>
+        <w:t>Kód tisztasága, kommentelések minősége</w:t>
+      </w:r>
+    </w:p>
+    <w:p>
+      <w:pPr>
+        <w:pStyle w:val="Listaszerbekezds"/>
+        <w:numPr>
+          <w:ilvl w:val="0"/>
+          <w:numId w:val="16"/>
+        </w:numPr>
+      </w:pPr>
+      <w:r>
+        <w:t>Kódolási konvenciók betartása</w:t>
+      </w:r>
+    </w:p>
+    <w:p>
+      <w:pPr>
+        <w:pStyle w:val="Listaszerbekezds"/>
+        <w:numPr>
+          <w:ilvl w:val="0"/>
+          <w:numId w:val="16"/>
+        </w:numPr>
+      </w:pPr>
+      <w:r>
+        <w:t>Fejlesztői domukentáció színvonala</w:t>
+      </w:r>
+    </w:p>
+    <w:p>
+      <w:pPr>
+        <w:pStyle w:val="Listaszerbekezds"/>
+        <w:numPr>
+          <w:ilvl w:val="0"/>
+          <w:numId w:val="16"/>
+        </w:numPr>
+      </w:pPr>
+      <w:r>
+        <w:t>Dokumentált tesztelés</w:t>
+      </w:r>
+    </w:p>
+    <w:p>
+      <w:pPr>
+        <w:pStyle w:val="Listaszerbekezds"/>
+        <w:numPr>
+          <w:ilvl w:val="0"/>
+          <w:numId w:val="16"/>
+        </w:numPr>
+      </w:pPr>
+      <w:r>
+        <w:t>Erőforrás felhasználásának pontos nyilvántartása</w:t>
+      </w:r>
+    </w:p>
+    <w:p/>
     <w:p>
       <w:pPr>
         <w:pStyle w:val="Cmsor1"/>
@@ -2822,13 +3065,8 @@
         <w:ind w:left="357"/>
       </w:pPr>
       <w:r>
-        <w:t xml:space="preserve">Projekt neve: </w:t>
-      </w:r>
-      <w:proofErr w:type="spellStart"/>
-      <w:r>
-        <w:t>ZoneControl</w:t>
-      </w:r>
-      <w:proofErr w:type="spellEnd"/>
+        <w:t>Projekt neve: ZoneControl</w:t>
+      </w:r>
     </w:p>
     <w:p>
       <w:pPr>
@@ -2850,6 +3088,9 @@
       </w:r>
       <w:r>
         <w:t>C#</w:t>
+      </w:r>
+      <w:r>
+        <w:t>, MySQL (Ampps),</w:t>
       </w:r>
     </w:p>
     <w:p>
@@ -3501,6 +3742,684 @@
     </w:lvl>
   </w:abstractNum>
   <w:abstractNum w:abstractNumId="4" w15:restartNumberingAfterBreak="0">
+    <w:nsid w:val="3CCE7B4D"/>
+    <w:multiLevelType w:val="hybridMultilevel"/>
+    <w:tmpl w:val="00AC0E8E"/>
+    <w:lvl w:ilvl="0" w:tplc="040E0001">
+      <w:start w:val="1"/>
+      <w:numFmt w:val="bullet"/>
+      <w:lvlText w:val=""/>
+      <w:lvlJc w:val="left"/>
+      <w:pPr>
+        <w:ind w:left="720" w:hanging="360"/>
+      </w:pPr>
+      <w:rPr>
+        <w:rFonts w:ascii="Symbol" w:hAnsi="Symbol" w:hint="default"/>
+      </w:rPr>
+    </w:lvl>
+    <w:lvl w:ilvl="1" w:tplc="040E0003" w:tentative="1">
+      <w:start w:val="1"/>
+      <w:numFmt w:val="bullet"/>
+      <w:lvlText w:val="o"/>
+      <w:lvlJc w:val="left"/>
+      <w:pPr>
+        <w:ind w:left="1440" w:hanging="360"/>
+      </w:pPr>
+      <w:rPr>
+        <w:rFonts w:ascii="Courier New" w:hAnsi="Courier New" w:cs="Courier New" w:hint="default"/>
+      </w:rPr>
+    </w:lvl>
+    <w:lvl w:ilvl="2" w:tplc="040E0005" w:tentative="1">
+      <w:start w:val="1"/>
+      <w:numFmt w:val="bullet"/>
+      <w:lvlText w:val=""/>
+      <w:lvlJc w:val="left"/>
+      <w:pPr>
+        <w:ind w:left="2160" w:hanging="360"/>
+      </w:pPr>
+      <w:rPr>
+        <w:rFonts w:ascii="Wingdings" w:hAnsi="Wingdings" w:hint="default"/>
+      </w:rPr>
+    </w:lvl>
+    <w:lvl w:ilvl="3" w:tplc="040E0001" w:tentative="1">
+      <w:start w:val="1"/>
+      <w:numFmt w:val="bullet"/>
+      <w:lvlText w:val=""/>
+      <w:lvlJc w:val="left"/>
+      <w:pPr>
+        <w:ind w:left="2880" w:hanging="360"/>
+      </w:pPr>
+      <w:rPr>
+        <w:rFonts w:ascii="Symbol" w:hAnsi="Symbol" w:hint="default"/>
+      </w:rPr>
+    </w:lvl>
+    <w:lvl w:ilvl="4" w:tplc="040E0003" w:tentative="1">
+      <w:start w:val="1"/>
+      <w:numFmt w:val="bullet"/>
+      <w:lvlText w:val="o"/>
+      <w:lvlJc w:val="left"/>
+      <w:pPr>
+        <w:ind w:left="3600" w:hanging="360"/>
+      </w:pPr>
+      <w:rPr>
+        <w:rFonts w:ascii="Courier New" w:hAnsi="Courier New" w:cs="Courier New" w:hint="default"/>
+      </w:rPr>
+    </w:lvl>
+    <w:lvl w:ilvl="5" w:tplc="040E0005" w:tentative="1">
+      <w:start w:val="1"/>
+      <w:numFmt w:val="bullet"/>
+      <w:lvlText w:val=""/>
+      <w:lvlJc w:val="left"/>
+      <w:pPr>
+        <w:ind w:left="4320" w:hanging="360"/>
+      </w:pPr>
+      <w:rPr>
+        <w:rFonts w:ascii="Wingdings" w:hAnsi="Wingdings" w:hint="default"/>
+      </w:rPr>
+    </w:lvl>
+    <w:lvl w:ilvl="6" w:tplc="040E0001" w:tentative="1">
+      <w:start w:val="1"/>
+      <w:numFmt w:val="bullet"/>
+      <w:lvlText w:val=""/>
+      <w:lvlJc w:val="left"/>
+      <w:pPr>
+        <w:ind w:left="5040" w:hanging="360"/>
+      </w:pPr>
+      <w:rPr>
+        <w:rFonts w:ascii="Symbol" w:hAnsi="Symbol" w:hint="default"/>
+      </w:rPr>
+    </w:lvl>
+    <w:lvl w:ilvl="7" w:tplc="040E0003" w:tentative="1">
+      <w:start w:val="1"/>
+      <w:numFmt w:val="bullet"/>
+      <w:lvlText w:val="o"/>
+      <w:lvlJc w:val="left"/>
+      <w:pPr>
+        <w:ind w:left="5760" w:hanging="360"/>
+      </w:pPr>
+      <w:rPr>
+        <w:rFonts w:ascii="Courier New" w:hAnsi="Courier New" w:cs="Courier New" w:hint="default"/>
+      </w:rPr>
+    </w:lvl>
+    <w:lvl w:ilvl="8" w:tplc="040E0005" w:tentative="1">
+      <w:start w:val="1"/>
+      <w:numFmt w:val="bullet"/>
+      <w:lvlText w:val=""/>
+      <w:lvlJc w:val="left"/>
+      <w:pPr>
+        <w:ind w:left="6480" w:hanging="360"/>
+      </w:pPr>
+      <w:rPr>
+        <w:rFonts w:ascii="Wingdings" w:hAnsi="Wingdings" w:hint="default"/>
+      </w:rPr>
+    </w:lvl>
+  </w:abstractNum>
+  <w:abstractNum w:abstractNumId="5" w15:restartNumberingAfterBreak="0">
+    <w:nsid w:val="54F3340D"/>
+    <w:multiLevelType w:val="hybridMultilevel"/>
+    <w:tmpl w:val="0A34E89A"/>
+    <w:lvl w:ilvl="0" w:tplc="040E0001">
+      <w:start w:val="1"/>
+      <w:numFmt w:val="bullet"/>
+      <w:lvlText w:val=""/>
+      <w:lvlJc w:val="left"/>
+      <w:pPr>
+        <w:ind w:left="1428" w:hanging="360"/>
+      </w:pPr>
+      <w:rPr>
+        <w:rFonts w:ascii="Symbol" w:hAnsi="Symbol" w:hint="default"/>
+      </w:rPr>
+    </w:lvl>
+    <w:lvl w:ilvl="1" w:tplc="040E0003" w:tentative="1">
+      <w:start w:val="1"/>
+      <w:numFmt w:val="bullet"/>
+      <w:lvlText w:val="o"/>
+      <w:lvlJc w:val="left"/>
+      <w:pPr>
+        <w:ind w:left="2148" w:hanging="360"/>
+      </w:pPr>
+      <w:rPr>
+        <w:rFonts w:ascii="Courier New" w:hAnsi="Courier New" w:cs="Courier New" w:hint="default"/>
+      </w:rPr>
+    </w:lvl>
+    <w:lvl w:ilvl="2" w:tplc="040E0005" w:tentative="1">
+      <w:start w:val="1"/>
+      <w:numFmt w:val="bullet"/>
+      <w:lvlText w:val=""/>
+      <w:lvlJc w:val="left"/>
+      <w:pPr>
+        <w:ind w:left="2868" w:hanging="360"/>
+      </w:pPr>
+      <w:rPr>
+        <w:rFonts w:ascii="Wingdings" w:hAnsi="Wingdings" w:hint="default"/>
+      </w:rPr>
+    </w:lvl>
+    <w:lvl w:ilvl="3" w:tplc="040E0001" w:tentative="1">
+      <w:start w:val="1"/>
+      <w:numFmt w:val="bullet"/>
+      <w:lvlText w:val=""/>
+      <w:lvlJc w:val="left"/>
+      <w:pPr>
+        <w:ind w:left="3588" w:hanging="360"/>
+      </w:pPr>
+      <w:rPr>
+        <w:rFonts w:ascii="Symbol" w:hAnsi="Symbol" w:hint="default"/>
+      </w:rPr>
+    </w:lvl>
+    <w:lvl w:ilvl="4" w:tplc="040E0003" w:tentative="1">
+      <w:start w:val="1"/>
+      <w:numFmt w:val="bullet"/>
+      <w:lvlText w:val="o"/>
+      <w:lvlJc w:val="left"/>
+      <w:pPr>
+        <w:ind w:left="4308" w:hanging="360"/>
+      </w:pPr>
+      <w:rPr>
+        <w:rFonts w:ascii="Courier New" w:hAnsi="Courier New" w:cs="Courier New" w:hint="default"/>
+      </w:rPr>
+    </w:lvl>
+    <w:lvl w:ilvl="5" w:tplc="040E0005" w:tentative="1">
+      <w:start w:val="1"/>
+      <w:numFmt w:val="bullet"/>
+      <w:lvlText w:val=""/>
+      <w:lvlJc w:val="left"/>
+      <w:pPr>
+        <w:ind w:left="5028" w:hanging="360"/>
+      </w:pPr>
+      <w:rPr>
+        <w:rFonts w:ascii="Wingdings" w:hAnsi="Wingdings" w:hint="default"/>
+      </w:rPr>
+    </w:lvl>
+    <w:lvl w:ilvl="6" w:tplc="040E0001" w:tentative="1">
+      <w:start w:val="1"/>
+      <w:numFmt w:val="bullet"/>
+      <w:lvlText w:val=""/>
+      <w:lvlJc w:val="left"/>
+      <w:pPr>
+        <w:ind w:left="5748" w:hanging="360"/>
+      </w:pPr>
+      <w:rPr>
+        <w:rFonts w:ascii="Symbol" w:hAnsi="Symbol" w:hint="default"/>
+      </w:rPr>
+    </w:lvl>
+    <w:lvl w:ilvl="7" w:tplc="040E0003" w:tentative="1">
+      <w:start w:val="1"/>
+      <w:numFmt w:val="bullet"/>
+      <w:lvlText w:val="o"/>
+      <w:lvlJc w:val="left"/>
+      <w:pPr>
+        <w:ind w:left="6468" w:hanging="360"/>
+      </w:pPr>
+      <w:rPr>
+        <w:rFonts w:ascii="Courier New" w:hAnsi="Courier New" w:cs="Courier New" w:hint="default"/>
+      </w:rPr>
+    </w:lvl>
+    <w:lvl w:ilvl="8" w:tplc="040E0005" w:tentative="1">
+      <w:start w:val="1"/>
+      <w:numFmt w:val="bullet"/>
+      <w:lvlText w:val=""/>
+      <w:lvlJc w:val="left"/>
+      <w:pPr>
+        <w:ind w:left="7188" w:hanging="360"/>
+      </w:pPr>
+      <w:rPr>
+        <w:rFonts w:ascii="Wingdings" w:hAnsi="Wingdings" w:hint="default"/>
+      </w:rPr>
+    </w:lvl>
+  </w:abstractNum>
+  <w:abstractNum w:abstractNumId="6" w15:restartNumberingAfterBreak="0">
+    <w:nsid w:val="572034D3"/>
+    <w:multiLevelType w:val="hybridMultilevel"/>
+    <w:tmpl w:val="94BA2050"/>
+    <w:lvl w:ilvl="0" w:tplc="040E0001">
+      <w:start w:val="1"/>
+      <w:numFmt w:val="bullet"/>
+      <w:lvlText w:val=""/>
+      <w:lvlJc w:val="left"/>
+      <w:pPr>
+        <w:ind w:left="1077" w:hanging="360"/>
+      </w:pPr>
+      <w:rPr>
+        <w:rFonts w:ascii="Symbol" w:hAnsi="Symbol" w:hint="default"/>
+      </w:rPr>
+    </w:lvl>
+    <w:lvl w:ilvl="1" w:tplc="040E0003" w:tentative="1">
+      <w:start w:val="1"/>
+      <w:numFmt w:val="bullet"/>
+      <w:lvlText w:val="o"/>
+      <w:lvlJc w:val="left"/>
+      <w:pPr>
+        <w:ind w:left="1797" w:hanging="360"/>
+      </w:pPr>
+      <w:rPr>
+        <w:rFonts w:ascii="Courier New" w:hAnsi="Courier New" w:cs="Courier New" w:hint="default"/>
+      </w:rPr>
+    </w:lvl>
+    <w:lvl w:ilvl="2" w:tplc="040E0005" w:tentative="1">
+      <w:start w:val="1"/>
+      <w:numFmt w:val="bullet"/>
+      <w:lvlText w:val=""/>
+      <w:lvlJc w:val="left"/>
+      <w:pPr>
+        <w:ind w:left="2517" w:hanging="360"/>
+      </w:pPr>
+      <w:rPr>
+        <w:rFonts w:ascii="Wingdings" w:hAnsi="Wingdings" w:hint="default"/>
+      </w:rPr>
+    </w:lvl>
+    <w:lvl w:ilvl="3" w:tplc="040E0001" w:tentative="1">
+      <w:start w:val="1"/>
+      <w:numFmt w:val="bullet"/>
+      <w:lvlText w:val=""/>
+      <w:lvlJc w:val="left"/>
+      <w:pPr>
+        <w:ind w:left="3237" w:hanging="360"/>
+      </w:pPr>
+      <w:rPr>
+        <w:rFonts w:ascii="Symbol" w:hAnsi="Symbol" w:hint="default"/>
+      </w:rPr>
+    </w:lvl>
+    <w:lvl w:ilvl="4" w:tplc="040E0003" w:tentative="1">
+      <w:start w:val="1"/>
+      <w:numFmt w:val="bullet"/>
+      <w:lvlText w:val="o"/>
+      <w:lvlJc w:val="left"/>
+      <w:pPr>
+        <w:ind w:left="3957" w:hanging="360"/>
+      </w:pPr>
+      <w:rPr>
+        <w:rFonts w:ascii="Courier New" w:hAnsi="Courier New" w:cs="Courier New" w:hint="default"/>
+      </w:rPr>
+    </w:lvl>
+    <w:lvl w:ilvl="5" w:tplc="040E0005" w:tentative="1">
+      <w:start w:val="1"/>
+      <w:numFmt w:val="bullet"/>
+      <w:lvlText w:val=""/>
+      <w:lvlJc w:val="left"/>
+      <w:pPr>
+        <w:ind w:left="4677" w:hanging="360"/>
+      </w:pPr>
+      <w:rPr>
+        <w:rFonts w:ascii="Wingdings" w:hAnsi="Wingdings" w:hint="default"/>
+      </w:rPr>
+    </w:lvl>
+    <w:lvl w:ilvl="6" w:tplc="040E0001" w:tentative="1">
+      <w:start w:val="1"/>
+      <w:numFmt w:val="bullet"/>
+      <w:lvlText w:val=""/>
+      <w:lvlJc w:val="left"/>
+      <w:pPr>
+        <w:ind w:left="5397" w:hanging="360"/>
+      </w:pPr>
+      <w:rPr>
+        <w:rFonts w:ascii="Symbol" w:hAnsi="Symbol" w:hint="default"/>
+      </w:rPr>
+    </w:lvl>
+    <w:lvl w:ilvl="7" w:tplc="040E0003" w:tentative="1">
+      <w:start w:val="1"/>
+      <w:numFmt w:val="bullet"/>
+      <w:lvlText w:val="o"/>
+      <w:lvlJc w:val="left"/>
+      <w:pPr>
+        <w:ind w:left="6117" w:hanging="360"/>
+      </w:pPr>
+      <w:rPr>
+        <w:rFonts w:ascii="Courier New" w:hAnsi="Courier New" w:cs="Courier New" w:hint="default"/>
+      </w:rPr>
+    </w:lvl>
+    <w:lvl w:ilvl="8" w:tplc="040E0005" w:tentative="1">
+      <w:start w:val="1"/>
+      <w:numFmt w:val="bullet"/>
+      <w:lvlText w:val=""/>
+      <w:lvlJc w:val="left"/>
+      <w:pPr>
+        <w:ind w:left="6837" w:hanging="360"/>
+      </w:pPr>
+      <w:rPr>
+        <w:rFonts w:ascii="Wingdings" w:hAnsi="Wingdings" w:hint="default"/>
+      </w:rPr>
+    </w:lvl>
+  </w:abstractNum>
+  <w:abstractNum w:abstractNumId="7" w15:restartNumberingAfterBreak="0">
+    <w:nsid w:val="5BCA0B7D"/>
+    <w:multiLevelType w:val="hybridMultilevel"/>
+    <w:tmpl w:val="E9863B0E"/>
+    <w:lvl w:ilvl="0" w:tplc="040E0001">
+      <w:start w:val="1"/>
+      <w:numFmt w:val="bullet"/>
+      <w:lvlText w:val=""/>
+      <w:lvlJc w:val="left"/>
+      <w:pPr>
+        <w:ind w:left="1508" w:hanging="360"/>
+      </w:pPr>
+      <w:rPr>
+        <w:rFonts w:ascii="Symbol" w:hAnsi="Symbol" w:hint="default"/>
+      </w:rPr>
+    </w:lvl>
+    <w:lvl w:ilvl="1" w:tplc="040E0003" w:tentative="1">
+      <w:start w:val="1"/>
+      <w:numFmt w:val="bullet"/>
+      <w:lvlText w:val="o"/>
+      <w:lvlJc w:val="left"/>
+      <w:pPr>
+        <w:ind w:left="2228" w:hanging="360"/>
+      </w:pPr>
+      <w:rPr>
+        <w:rFonts w:ascii="Courier New" w:hAnsi="Courier New" w:cs="Courier New" w:hint="default"/>
+      </w:rPr>
+    </w:lvl>
+    <w:lvl w:ilvl="2" w:tplc="040E0005" w:tentative="1">
+      <w:start w:val="1"/>
+      <w:numFmt w:val="bullet"/>
+      <w:lvlText w:val=""/>
+      <w:lvlJc w:val="left"/>
+      <w:pPr>
+        <w:ind w:left="2948" w:hanging="360"/>
+      </w:pPr>
+      <w:rPr>
+        <w:rFonts w:ascii="Wingdings" w:hAnsi="Wingdings" w:hint="default"/>
+      </w:rPr>
+    </w:lvl>
+    <w:lvl w:ilvl="3" w:tplc="040E0001" w:tentative="1">
+      <w:start w:val="1"/>
+      <w:numFmt w:val="bullet"/>
+      <w:lvlText w:val=""/>
+      <w:lvlJc w:val="left"/>
+      <w:pPr>
+        <w:ind w:left="3668" w:hanging="360"/>
+      </w:pPr>
+      <w:rPr>
+        <w:rFonts w:ascii="Symbol" w:hAnsi="Symbol" w:hint="default"/>
+      </w:rPr>
+    </w:lvl>
+    <w:lvl w:ilvl="4" w:tplc="040E0003" w:tentative="1">
+      <w:start w:val="1"/>
+      <w:numFmt w:val="bullet"/>
+      <w:lvlText w:val="o"/>
+      <w:lvlJc w:val="left"/>
+      <w:pPr>
+        <w:ind w:left="4388" w:hanging="360"/>
+      </w:pPr>
+      <w:rPr>
+        <w:rFonts w:ascii="Courier New" w:hAnsi="Courier New" w:cs="Courier New" w:hint="default"/>
+      </w:rPr>
+    </w:lvl>
+    <w:lvl w:ilvl="5" w:tplc="040E0005" w:tentative="1">
+      <w:start w:val="1"/>
+      <w:numFmt w:val="bullet"/>
+      <w:lvlText w:val=""/>
+      <w:lvlJc w:val="left"/>
+      <w:pPr>
+        <w:ind w:left="5108" w:hanging="360"/>
+      </w:pPr>
+      <w:rPr>
+        <w:rFonts w:ascii="Wingdings" w:hAnsi="Wingdings" w:hint="default"/>
+      </w:rPr>
+    </w:lvl>
+    <w:lvl w:ilvl="6" w:tplc="040E0001" w:tentative="1">
+      <w:start w:val="1"/>
+      <w:numFmt w:val="bullet"/>
+      <w:lvlText w:val=""/>
+      <w:lvlJc w:val="left"/>
+      <w:pPr>
+        <w:ind w:left="5828" w:hanging="360"/>
+      </w:pPr>
+      <w:rPr>
+        <w:rFonts w:ascii="Symbol" w:hAnsi="Symbol" w:hint="default"/>
+      </w:rPr>
+    </w:lvl>
+    <w:lvl w:ilvl="7" w:tplc="040E0003" w:tentative="1">
+      <w:start w:val="1"/>
+      <w:numFmt w:val="bullet"/>
+      <w:lvlText w:val="o"/>
+      <w:lvlJc w:val="left"/>
+      <w:pPr>
+        <w:ind w:left="6548" w:hanging="360"/>
+      </w:pPr>
+      <w:rPr>
+        <w:rFonts w:ascii="Courier New" w:hAnsi="Courier New" w:cs="Courier New" w:hint="default"/>
+      </w:rPr>
+    </w:lvl>
+    <w:lvl w:ilvl="8" w:tplc="040E0005" w:tentative="1">
+      <w:start w:val="1"/>
+      <w:numFmt w:val="bullet"/>
+      <w:lvlText w:val=""/>
+      <w:lvlJc w:val="left"/>
+      <w:pPr>
+        <w:ind w:left="7268" w:hanging="360"/>
+      </w:pPr>
+      <w:rPr>
+        <w:rFonts w:ascii="Wingdings" w:hAnsi="Wingdings" w:hint="default"/>
+      </w:rPr>
+    </w:lvl>
+  </w:abstractNum>
+  <w:abstractNum w:abstractNumId="8" w15:restartNumberingAfterBreak="0">
+    <w:nsid w:val="646414C8"/>
+    <w:multiLevelType w:val="hybridMultilevel"/>
+    <w:tmpl w:val="C1962442"/>
+    <w:lvl w:ilvl="0" w:tplc="040E0001">
+      <w:start w:val="1"/>
+      <w:numFmt w:val="bullet"/>
+      <w:lvlText w:val=""/>
+      <w:lvlJc w:val="left"/>
+      <w:pPr>
+        <w:ind w:left="1080" w:hanging="360"/>
+      </w:pPr>
+      <w:rPr>
+        <w:rFonts w:ascii="Symbol" w:hAnsi="Symbol" w:hint="default"/>
+      </w:rPr>
+    </w:lvl>
+    <w:lvl w:ilvl="1" w:tplc="040E0003" w:tentative="1">
+      <w:start w:val="1"/>
+      <w:numFmt w:val="bullet"/>
+      <w:lvlText w:val="o"/>
+      <w:lvlJc w:val="left"/>
+      <w:pPr>
+        <w:ind w:left="1800" w:hanging="360"/>
+      </w:pPr>
+      <w:rPr>
+        <w:rFonts w:ascii="Courier New" w:hAnsi="Courier New" w:cs="Courier New" w:hint="default"/>
+      </w:rPr>
+    </w:lvl>
+    <w:lvl w:ilvl="2" w:tplc="040E0005" w:tentative="1">
+      <w:start w:val="1"/>
+      <w:numFmt w:val="bullet"/>
+      <w:lvlText w:val=""/>
+      <w:lvlJc w:val="left"/>
+      <w:pPr>
+        <w:ind w:left="2520" w:hanging="360"/>
+      </w:pPr>
+      <w:rPr>
+        <w:rFonts w:ascii="Wingdings" w:hAnsi="Wingdings" w:hint="default"/>
+      </w:rPr>
+    </w:lvl>
+    <w:lvl w:ilvl="3" w:tplc="040E0001" w:tentative="1">
+      <w:start w:val="1"/>
+      <w:numFmt w:val="bullet"/>
+      <w:lvlText w:val=""/>
+      <w:lvlJc w:val="left"/>
+      <w:pPr>
+        <w:ind w:left="3240" w:hanging="360"/>
+      </w:pPr>
+      <w:rPr>
+        <w:rFonts w:ascii="Symbol" w:hAnsi="Symbol" w:hint="default"/>
+      </w:rPr>
+    </w:lvl>
+    <w:lvl w:ilvl="4" w:tplc="040E0003" w:tentative="1">
+      <w:start w:val="1"/>
+      <w:numFmt w:val="bullet"/>
+      <w:lvlText w:val="o"/>
+      <w:lvlJc w:val="left"/>
+      <w:pPr>
+        <w:ind w:left="3960" w:hanging="360"/>
+      </w:pPr>
+      <w:rPr>
+        <w:rFonts w:ascii="Courier New" w:hAnsi="Courier New" w:cs="Courier New" w:hint="default"/>
+      </w:rPr>
+    </w:lvl>
+    <w:lvl w:ilvl="5" w:tplc="040E0005" w:tentative="1">
+      <w:start w:val="1"/>
+      <w:numFmt w:val="bullet"/>
+      <w:lvlText w:val=""/>
+      <w:lvlJc w:val="left"/>
+      <w:pPr>
+        <w:ind w:left="4680" w:hanging="360"/>
+      </w:pPr>
+      <w:rPr>
+        <w:rFonts w:ascii="Wingdings" w:hAnsi="Wingdings" w:hint="default"/>
+      </w:rPr>
+    </w:lvl>
+    <w:lvl w:ilvl="6" w:tplc="040E0001" w:tentative="1">
+      <w:start w:val="1"/>
+      <w:numFmt w:val="bullet"/>
+      <w:lvlText w:val=""/>
+      <w:lvlJc w:val="left"/>
+      <w:pPr>
+        <w:ind w:left="5400" w:hanging="360"/>
+      </w:pPr>
+      <w:rPr>
+        <w:rFonts w:ascii="Symbol" w:hAnsi="Symbol" w:hint="default"/>
+      </w:rPr>
+    </w:lvl>
+    <w:lvl w:ilvl="7" w:tplc="040E0003" w:tentative="1">
+      <w:start w:val="1"/>
+      <w:numFmt w:val="bullet"/>
+      <w:lvlText w:val="o"/>
+      <w:lvlJc w:val="left"/>
+      <w:pPr>
+        <w:ind w:left="6120" w:hanging="360"/>
+      </w:pPr>
+      <w:rPr>
+        <w:rFonts w:ascii="Courier New" w:hAnsi="Courier New" w:cs="Courier New" w:hint="default"/>
+      </w:rPr>
+    </w:lvl>
+    <w:lvl w:ilvl="8" w:tplc="040E0005" w:tentative="1">
+      <w:start w:val="1"/>
+      <w:numFmt w:val="bullet"/>
+      <w:lvlText w:val=""/>
+      <w:lvlJc w:val="left"/>
+      <w:pPr>
+        <w:ind w:left="6840" w:hanging="360"/>
+      </w:pPr>
+      <w:rPr>
+        <w:rFonts w:ascii="Wingdings" w:hAnsi="Wingdings" w:hint="default"/>
+      </w:rPr>
+    </w:lvl>
+  </w:abstractNum>
+  <w:abstractNum w:abstractNumId="9" w15:restartNumberingAfterBreak="0">
+    <w:nsid w:val="6BFF669E"/>
+    <w:multiLevelType w:val="hybridMultilevel"/>
+    <w:tmpl w:val="407C3BC0"/>
+    <w:lvl w:ilvl="0" w:tplc="040E0001">
+      <w:start w:val="1"/>
+      <w:numFmt w:val="bullet"/>
+      <w:lvlText w:val=""/>
+      <w:lvlJc w:val="left"/>
+      <w:pPr>
+        <w:ind w:left="1800" w:hanging="360"/>
+      </w:pPr>
+      <w:rPr>
+        <w:rFonts w:ascii="Symbol" w:hAnsi="Symbol" w:hint="default"/>
+      </w:rPr>
+    </w:lvl>
+    <w:lvl w:ilvl="1" w:tplc="040E0003" w:tentative="1">
+      <w:start w:val="1"/>
+      <w:numFmt w:val="bullet"/>
+      <w:lvlText w:val="o"/>
+      <w:lvlJc w:val="left"/>
+      <w:pPr>
+        <w:ind w:left="2520" w:hanging="360"/>
+      </w:pPr>
+      <w:rPr>
+        <w:rFonts w:ascii="Courier New" w:hAnsi="Courier New" w:cs="Courier New" w:hint="default"/>
+      </w:rPr>
+    </w:lvl>
+    <w:lvl w:ilvl="2" w:tplc="040E0005" w:tentative="1">
+      <w:start w:val="1"/>
+      <w:numFmt w:val="bullet"/>
+      <w:lvlText w:val=""/>
+      <w:lvlJc w:val="left"/>
+      <w:pPr>
+        <w:ind w:left="3240" w:hanging="360"/>
+      </w:pPr>
+      <w:rPr>
+        <w:rFonts w:ascii="Wingdings" w:hAnsi="Wingdings" w:hint="default"/>
+      </w:rPr>
+    </w:lvl>
+    <w:lvl w:ilvl="3" w:tplc="040E0001" w:tentative="1">
+      <w:start w:val="1"/>
+      <w:numFmt w:val="bullet"/>
+      <w:lvlText w:val=""/>
+      <w:lvlJc w:val="left"/>
+      <w:pPr>
+        <w:ind w:left="3960" w:hanging="360"/>
+      </w:pPr>
+      <w:rPr>
+        <w:rFonts w:ascii="Symbol" w:hAnsi="Symbol" w:hint="default"/>
+      </w:rPr>
+    </w:lvl>
+    <w:lvl w:ilvl="4" w:tplc="040E0003" w:tentative="1">
+      <w:start w:val="1"/>
+      <w:numFmt w:val="bullet"/>
+      <w:lvlText w:val="o"/>
+      <w:lvlJc w:val="left"/>
+      <w:pPr>
+        <w:ind w:left="4680" w:hanging="360"/>
+      </w:pPr>
+      <w:rPr>
+        <w:rFonts w:ascii="Courier New" w:hAnsi="Courier New" w:cs="Courier New" w:hint="default"/>
+      </w:rPr>
+    </w:lvl>
+    <w:lvl w:ilvl="5" w:tplc="040E0005" w:tentative="1">
+      <w:start w:val="1"/>
+      <w:numFmt w:val="bullet"/>
+      <w:lvlText w:val=""/>
+      <w:lvlJc w:val="left"/>
+      <w:pPr>
+        <w:ind w:left="5400" w:hanging="360"/>
+      </w:pPr>
+      <w:rPr>
+        <w:rFonts w:ascii="Wingdings" w:hAnsi="Wingdings" w:hint="default"/>
+      </w:rPr>
+    </w:lvl>
+    <w:lvl w:ilvl="6" w:tplc="040E0001" w:tentative="1">
+      <w:start w:val="1"/>
+      <w:numFmt w:val="bullet"/>
+      <w:lvlText w:val=""/>
+      <w:lvlJc w:val="left"/>
+      <w:pPr>
+        <w:ind w:left="6120" w:hanging="360"/>
+      </w:pPr>
+      <w:rPr>
+        <w:rFonts w:ascii="Symbol" w:hAnsi="Symbol" w:hint="default"/>
+      </w:rPr>
+    </w:lvl>
+    <w:lvl w:ilvl="7" w:tplc="040E0003" w:tentative="1">
+      <w:start w:val="1"/>
+      <w:numFmt w:val="bullet"/>
+      <w:lvlText w:val="o"/>
+      <w:lvlJc w:val="left"/>
+      <w:pPr>
+        <w:ind w:left="6840" w:hanging="360"/>
+      </w:pPr>
+      <w:rPr>
+        <w:rFonts w:ascii="Courier New" w:hAnsi="Courier New" w:cs="Courier New" w:hint="default"/>
+      </w:rPr>
+    </w:lvl>
+    <w:lvl w:ilvl="8" w:tplc="040E0005" w:tentative="1">
+      <w:start w:val="1"/>
+      <w:numFmt w:val="bullet"/>
+      <w:lvlText w:val=""/>
+      <w:lvlJc w:val="left"/>
+      <w:pPr>
+        <w:ind w:left="7560" w:hanging="360"/>
+      </w:pPr>
+      <w:rPr>
+        <w:rFonts w:ascii="Wingdings" w:hAnsi="Wingdings" w:hint="default"/>
+      </w:rPr>
+    </w:lvl>
+  </w:abstractNum>
+  <w:abstractNum w:abstractNumId="10" w15:restartNumberingAfterBreak="0">
     <w:nsid w:val="6C5679D2"/>
     <w:multiLevelType w:val="hybridMultilevel"/>
     <w:tmpl w:val="B3508E88"/>
@@ -3613,7 +4532,7 @@
       </w:rPr>
     </w:lvl>
   </w:abstractNum>
-  <w:abstractNum w:abstractNumId="5" w15:restartNumberingAfterBreak="0">
+  <w:abstractNum w:abstractNumId="11" w15:restartNumberingAfterBreak="0">
     <w:nsid w:val="721E3991"/>
     <w:multiLevelType w:val="hybridMultilevel"/>
     <w:tmpl w:val="72FCB9C4"/>
@@ -3726,7 +4645,233 @@
       </w:rPr>
     </w:lvl>
   </w:abstractNum>
-  <w:abstractNum w:abstractNumId="6" w15:restartNumberingAfterBreak="0">
+  <w:abstractNum w:abstractNumId="12" w15:restartNumberingAfterBreak="0">
+    <w:nsid w:val="74EC6014"/>
+    <w:multiLevelType w:val="hybridMultilevel"/>
+    <w:tmpl w:val="373AF6C2"/>
+    <w:lvl w:ilvl="0" w:tplc="040E0001">
+      <w:start w:val="1"/>
+      <w:numFmt w:val="bullet"/>
+      <w:lvlText w:val=""/>
+      <w:lvlJc w:val="left"/>
+      <w:pPr>
+        <w:ind w:left="1080" w:hanging="360"/>
+      </w:pPr>
+      <w:rPr>
+        <w:rFonts w:ascii="Symbol" w:hAnsi="Symbol" w:hint="default"/>
+      </w:rPr>
+    </w:lvl>
+    <w:lvl w:ilvl="1" w:tplc="040E0003" w:tentative="1">
+      <w:start w:val="1"/>
+      <w:numFmt w:val="bullet"/>
+      <w:lvlText w:val="o"/>
+      <w:lvlJc w:val="left"/>
+      <w:pPr>
+        <w:ind w:left="1800" w:hanging="360"/>
+      </w:pPr>
+      <w:rPr>
+        <w:rFonts w:ascii="Courier New" w:hAnsi="Courier New" w:cs="Courier New" w:hint="default"/>
+      </w:rPr>
+    </w:lvl>
+    <w:lvl w:ilvl="2" w:tplc="040E0005" w:tentative="1">
+      <w:start w:val="1"/>
+      <w:numFmt w:val="bullet"/>
+      <w:lvlText w:val=""/>
+      <w:lvlJc w:val="left"/>
+      <w:pPr>
+        <w:ind w:left="2520" w:hanging="360"/>
+      </w:pPr>
+      <w:rPr>
+        <w:rFonts w:ascii="Wingdings" w:hAnsi="Wingdings" w:hint="default"/>
+      </w:rPr>
+    </w:lvl>
+    <w:lvl w:ilvl="3" w:tplc="040E0001" w:tentative="1">
+      <w:start w:val="1"/>
+      <w:numFmt w:val="bullet"/>
+      <w:lvlText w:val=""/>
+      <w:lvlJc w:val="left"/>
+      <w:pPr>
+        <w:ind w:left="3240" w:hanging="360"/>
+      </w:pPr>
+      <w:rPr>
+        <w:rFonts w:ascii="Symbol" w:hAnsi="Symbol" w:hint="default"/>
+      </w:rPr>
+    </w:lvl>
+    <w:lvl w:ilvl="4" w:tplc="040E0003" w:tentative="1">
+      <w:start w:val="1"/>
+      <w:numFmt w:val="bullet"/>
+      <w:lvlText w:val="o"/>
+      <w:lvlJc w:val="left"/>
+      <w:pPr>
+        <w:ind w:left="3960" w:hanging="360"/>
+      </w:pPr>
+      <w:rPr>
+        <w:rFonts w:ascii="Courier New" w:hAnsi="Courier New" w:cs="Courier New" w:hint="default"/>
+      </w:rPr>
+    </w:lvl>
+    <w:lvl w:ilvl="5" w:tplc="040E0005" w:tentative="1">
+      <w:start w:val="1"/>
+      <w:numFmt w:val="bullet"/>
+      <w:lvlText w:val=""/>
+      <w:lvlJc w:val="left"/>
+      <w:pPr>
+        <w:ind w:left="4680" w:hanging="360"/>
+      </w:pPr>
+      <w:rPr>
+        <w:rFonts w:ascii="Wingdings" w:hAnsi="Wingdings" w:hint="default"/>
+      </w:rPr>
+    </w:lvl>
+    <w:lvl w:ilvl="6" w:tplc="040E0001" w:tentative="1">
+      <w:start w:val="1"/>
+      <w:numFmt w:val="bullet"/>
+      <w:lvlText w:val=""/>
+      <w:lvlJc w:val="left"/>
+      <w:pPr>
+        <w:ind w:left="5400" w:hanging="360"/>
+      </w:pPr>
+      <w:rPr>
+        <w:rFonts w:ascii="Symbol" w:hAnsi="Symbol" w:hint="default"/>
+      </w:rPr>
+    </w:lvl>
+    <w:lvl w:ilvl="7" w:tplc="040E0003" w:tentative="1">
+      <w:start w:val="1"/>
+      <w:numFmt w:val="bullet"/>
+      <w:lvlText w:val="o"/>
+      <w:lvlJc w:val="left"/>
+      <w:pPr>
+        <w:ind w:left="6120" w:hanging="360"/>
+      </w:pPr>
+      <w:rPr>
+        <w:rFonts w:ascii="Courier New" w:hAnsi="Courier New" w:cs="Courier New" w:hint="default"/>
+      </w:rPr>
+    </w:lvl>
+    <w:lvl w:ilvl="8" w:tplc="040E0005" w:tentative="1">
+      <w:start w:val="1"/>
+      <w:numFmt w:val="bullet"/>
+      <w:lvlText w:val=""/>
+      <w:lvlJc w:val="left"/>
+      <w:pPr>
+        <w:ind w:left="6840" w:hanging="360"/>
+      </w:pPr>
+      <w:rPr>
+        <w:rFonts w:ascii="Wingdings" w:hAnsi="Wingdings" w:hint="default"/>
+      </w:rPr>
+    </w:lvl>
+  </w:abstractNum>
+  <w:abstractNum w:abstractNumId="13" w15:restartNumberingAfterBreak="0">
+    <w:nsid w:val="798A72B2"/>
+    <w:multiLevelType w:val="hybridMultilevel"/>
+    <w:tmpl w:val="E35CEDCE"/>
+    <w:lvl w:ilvl="0" w:tplc="040E0001">
+      <w:start w:val="1"/>
+      <w:numFmt w:val="bullet"/>
+      <w:lvlText w:val=""/>
+      <w:lvlJc w:val="left"/>
+      <w:pPr>
+        <w:ind w:left="1423" w:hanging="360"/>
+      </w:pPr>
+      <w:rPr>
+        <w:rFonts w:ascii="Symbol" w:hAnsi="Symbol" w:hint="default"/>
+      </w:rPr>
+    </w:lvl>
+    <w:lvl w:ilvl="1" w:tplc="040E0003" w:tentative="1">
+      <w:start w:val="1"/>
+      <w:numFmt w:val="bullet"/>
+      <w:lvlText w:val="o"/>
+      <w:lvlJc w:val="left"/>
+      <w:pPr>
+        <w:ind w:left="2143" w:hanging="360"/>
+      </w:pPr>
+      <w:rPr>
+        <w:rFonts w:ascii="Courier New" w:hAnsi="Courier New" w:cs="Courier New" w:hint="default"/>
+      </w:rPr>
+    </w:lvl>
+    <w:lvl w:ilvl="2" w:tplc="040E0005" w:tentative="1">
+      <w:start w:val="1"/>
+      <w:numFmt w:val="bullet"/>
+      <w:lvlText w:val=""/>
+      <w:lvlJc w:val="left"/>
+      <w:pPr>
+        <w:ind w:left="2863" w:hanging="360"/>
+      </w:pPr>
+      <w:rPr>
+        <w:rFonts w:ascii="Wingdings" w:hAnsi="Wingdings" w:hint="default"/>
+      </w:rPr>
+    </w:lvl>
+    <w:lvl w:ilvl="3" w:tplc="040E0001" w:tentative="1">
+      <w:start w:val="1"/>
+      <w:numFmt w:val="bullet"/>
+      <w:lvlText w:val=""/>
+      <w:lvlJc w:val="left"/>
+      <w:pPr>
+        <w:ind w:left="3583" w:hanging="360"/>
+      </w:pPr>
+      <w:rPr>
+        <w:rFonts w:ascii="Symbol" w:hAnsi="Symbol" w:hint="default"/>
+      </w:rPr>
+    </w:lvl>
+    <w:lvl w:ilvl="4" w:tplc="040E0003" w:tentative="1">
+      <w:start w:val="1"/>
+      <w:numFmt w:val="bullet"/>
+      <w:lvlText w:val="o"/>
+      <w:lvlJc w:val="left"/>
+      <w:pPr>
+        <w:ind w:left="4303" w:hanging="360"/>
+      </w:pPr>
+      <w:rPr>
+        <w:rFonts w:ascii="Courier New" w:hAnsi="Courier New" w:cs="Courier New" w:hint="default"/>
+      </w:rPr>
+    </w:lvl>
+    <w:lvl w:ilvl="5" w:tplc="040E0005" w:tentative="1">
+      <w:start w:val="1"/>
+      <w:numFmt w:val="bullet"/>
+      <w:lvlText w:val=""/>
+      <w:lvlJc w:val="left"/>
+      <w:pPr>
+        <w:ind w:left="5023" w:hanging="360"/>
+      </w:pPr>
+      <w:rPr>
+        <w:rFonts w:ascii="Wingdings" w:hAnsi="Wingdings" w:hint="default"/>
+      </w:rPr>
+    </w:lvl>
+    <w:lvl w:ilvl="6" w:tplc="040E0001" w:tentative="1">
+      <w:start w:val="1"/>
+      <w:numFmt w:val="bullet"/>
+      <w:lvlText w:val=""/>
+      <w:lvlJc w:val="left"/>
+      <w:pPr>
+        <w:ind w:left="5743" w:hanging="360"/>
+      </w:pPr>
+      <w:rPr>
+        <w:rFonts w:ascii="Symbol" w:hAnsi="Symbol" w:hint="default"/>
+      </w:rPr>
+    </w:lvl>
+    <w:lvl w:ilvl="7" w:tplc="040E0003" w:tentative="1">
+      <w:start w:val="1"/>
+      <w:numFmt w:val="bullet"/>
+      <w:lvlText w:val="o"/>
+      <w:lvlJc w:val="left"/>
+      <w:pPr>
+        <w:ind w:left="6463" w:hanging="360"/>
+      </w:pPr>
+      <w:rPr>
+        <w:rFonts w:ascii="Courier New" w:hAnsi="Courier New" w:cs="Courier New" w:hint="default"/>
+      </w:rPr>
+    </w:lvl>
+    <w:lvl w:ilvl="8" w:tplc="040E0005" w:tentative="1">
+      <w:start w:val="1"/>
+      <w:numFmt w:val="bullet"/>
+      <w:lvlText w:val=""/>
+      <w:lvlJc w:val="left"/>
+      <w:pPr>
+        <w:ind w:left="7183" w:hanging="360"/>
+      </w:pPr>
+      <w:rPr>
+        <w:rFonts w:ascii="Wingdings" w:hAnsi="Wingdings" w:hint="default"/>
+      </w:rPr>
+    </w:lvl>
+  </w:abstractNum>
+  <w:abstractNum w:abstractNumId="14" w15:restartNumberingAfterBreak="0">
     <w:nsid w:val="7AA558AC"/>
     <w:multiLevelType w:val="multilevel"/>
     <w:tmpl w:val="AD9832DA"/>
@@ -3844,13 +4989,13 @@
     </w:lvl>
   </w:abstractNum>
   <w:num w:numId="1">
-    <w:abstractNumId w:val="6"/>
+    <w:abstractNumId w:val="14"/>
   </w:num>
   <w:num w:numId="2">
     <w:abstractNumId w:val="0"/>
   </w:num>
   <w:num w:numId="3">
-    <w:abstractNumId w:val="6"/>
+    <w:abstractNumId w:val="14"/>
   </w:num>
   <w:num w:numId="4">
     <w:abstractNumId w:val="3"/>
@@ -3862,10 +5007,34 @@
     <w:abstractNumId w:val="1"/>
   </w:num>
   <w:num w:numId="7">
+    <w:abstractNumId w:val="11"/>
+  </w:num>
+  <w:num w:numId="8">
+    <w:abstractNumId w:val="10"/>
+  </w:num>
+  <w:num w:numId="9">
     <w:abstractNumId w:val="5"/>
   </w:num>
-  <w:num w:numId="8">
+  <w:num w:numId="10">
+    <w:abstractNumId w:val="7"/>
+  </w:num>
+  <w:num w:numId="11">
+    <w:abstractNumId w:val="12"/>
+  </w:num>
+  <w:num w:numId="12">
     <w:abstractNumId w:val="4"/>
+  </w:num>
+  <w:num w:numId="13">
+    <w:abstractNumId w:val="9"/>
+  </w:num>
+  <w:num w:numId="14">
+    <w:abstractNumId w:val="6"/>
+  </w:num>
+  <w:num w:numId="15">
+    <w:abstractNumId w:val="13"/>
+  </w:num>
+  <w:num w:numId="16">
+    <w:abstractNumId w:val="8"/>
   </w:num>
 </w:numbering>
 </file>

--- a/ZoneControl_Specifikáció.docx
+++ b/ZoneControl_Specifikáció.docx
@@ -2131,15 +2131,9 @@
     <w:p>
       <w:pPr>
         <w:pStyle w:val="Cmsor1"/>
-        <w:rPr>
-          <w:color w:val="1F3864" w:themeColor="accent1" w:themeShade="80"/>
-        </w:rPr>
       </w:pPr>
       <w:bookmarkStart w:id="0" w:name="_Toc239404520"/>
       <w:r>
-        <w:rPr>
-          <w:color w:val="1F3864" w:themeColor="accent1" w:themeShade="80"/>
-        </w:rPr>
         <w:lastRenderedPageBreak/>
         <w:t>Bevezetés</w:t>
       </w:r>
@@ -2148,15 +2142,9 @@
     <w:p>
       <w:pPr>
         <w:pStyle w:val="Cmsor2"/>
-        <w:rPr>
-          <w:color w:val="1F3864" w:themeColor="accent1" w:themeShade="80"/>
-        </w:rPr>
       </w:pPr>
       <w:bookmarkStart w:id="1" w:name="_Toc239404521"/>
       <w:r>
-        <w:rPr>
-          <w:color w:val="1F3864" w:themeColor="accent1" w:themeShade="80"/>
-        </w:rPr>
         <w:t>A feladat címe</w:t>
       </w:r>
       <w:bookmarkEnd w:id="1"/>
@@ -2179,15 +2167,9 @@
     <w:p>
       <w:pPr>
         <w:pStyle w:val="Cmsor2"/>
-        <w:rPr>
-          <w:color w:val="1F3864" w:themeColor="accent1" w:themeShade="80"/>
-        </w:rPr>
       </w:pPr>
       <w:bookmarkStart w:id="2" w:name="_Toc239404522"/>
       <w:r>
-        <w:rPr>
-          <w:color w:val="1F3864" w:themeColor="accent1" w:themeShade="80"/>
-        </w:rPr>
         <w:t>A feladat rövid ismertetése</w:t>
       </w:r>
       <w:bookmarkEnd w:id="2"/>
@@ -2233,15 +2215,9 @@
     <w:p>
       <w:pPr>
         <w:pStyle w:val="Cmsor1"/>
-        <w:rPr>
-          <w:color w:val="1F3864" w:themeColor="accent1" w:themeShade="80"/>
-        </w:rPr>
       </w:pPr>
       <w:bookmarkStart w:id="3" w:name="_Toc239404523"/>
       <w:r>
-        <w:rPr>
-          <w:color w:val="1F3864" w:themeColor="accent1" w:themeShade="80"/>
-        </w:rPr>
         <w:lastRenderedPageBreak/>
         <w:t>Elvárások a feladattal kapcsolatban</w:t>
       </w:r>
@@ -2250,15 +2226,9 @@
     <w:p>
       <w:pPr>
         <w:pStyle w:val="Cmsor2"/>
-        <w:rPr>
-          <w:color w:val="1F3864" w:themeColor="accent1" w:themeShade="80"/>
-        </w:rPr>
       </w:pPr>
       <w:bookmarkStart w:id="4" w:name="_Toc239404524"/>
       <w:r>
-        <w:rPr>
-          <w:color w:val="1F3864" w:themeColor="accent1" w:themeShade="80"/>
-        </w:rPr>
         <w:t>Operációs rendszer és környezet</w:t>
       </w:r>
       <w:bookmarkEnd w:id="4"/>
@@ -2278,15 +2248,9 @@
     <w:p>
       <w:pPr>
         <w:pStyle w:val="Cmsor2"/>
-        <w:rPr>
-          <w:color w:val="1F3864" w:themeColor="accent1" w:themeShade="80"/>
-        </w:rPr>
       </w:pPr>
       <w:bookmarkStart w:id="5" w:name="_Toc239404525"/>
       <w:r>
-        <w:rPr>
-          <w:color w:val="1F3864" w:themeColor="accent1" w:themeShade="80"/>
-        </w:rPr>
         <w:t>Programozási nyelv</w:t>
       </w:r>
       <w:bookmarkEnd w:id="5"/>
@@ -2303,27 +2267,21 @@
         <w:t>C#</w:t>
       </w:r>
       <w:r>
-        <w:t>, MySQL (Ampps)</w:t>
+        <w:t>, MySQL</w:t>
+      </w:r>
+      <w:r>
+        <w:t>, Laravel, VueJS</w:t>
       </w:r>
     </w:p>
     <w:p>
       <w:pPr>
         <w:pStyle w:val="Cmsor2"/>
-        <w:rPr>
-          <w:color w:val="1F3864" w:themeColor="accent1" w:themeShade="80"/>
-        </w:rPr>
       </w:pPr>
       <w:bookmarkStart w:id="6" w:name="_Toc239404526"/>
       <w:r>
-        <w:rPr>
-          <w:color w:val="1F3864" w:themeColor="accent1" w:themeShade="80"/>
-        </w:rPr>
         <w:t>Megoldás</w:t>
       </w:r>
       <w:r>
-        <w:rPr>
-          <w:color w:val="1F3864" w:themeColor="accent1" w:themeShade="80"/>
-        </w:rPr>
         <w:t xml:space="preserve"> formátuma</w:t>
       </w:r>
       <w:bookmarkEnd w:id="6"/>
@@ -2391,15 +2349,9 @@
     <w:p>
       <w:pPr>
         <w:pStyle w:val="Cmsor2"/>
-        <w:rPr>
-          <w:color w:val="1F3864" w:themeColor="accent1" w:themeShade="80"/>
-        </w:rPr>
       </w:pPr>
       <w:bookmarkStart w:id="7" w:name="_Toc239404527"/>
       <w:r>
-        <w:rPr>
-          <w:color w:val="1F3864" w:themeColor="accent1" w:themeShade="80"/>
-        </w:rPr>
         <w:t>Szoftverfejlesztés</w:t>
       </w:r>
       <w:bookmarkEnd w:id="7"/>
@@ -2418,15 +2370,9 @@
     <w:p>
       <w:pPr>
         <w:pStyle w:val="Cmsor2"/>
-        <w:rPr>
-          <w:color w:val="1F3864" w:themeColor="accent1" w:themeShade="80"/>
-        </w:rPr>
       </w:pPr>
       <w:bookmarkStart w:id="8" w:name="_Toc239404528"/>
       <w:r>
-        <w:rPr>
-          <w:color w:val="1F3864" w:themeColor="accent1" w:themeShade="80"/>
-        </w:rPr>
         <w:t>Modulok</w:t>
       </w:r>
       <w:bookmarkEnd w:id="8"/>
@@ -2581,15 +2527,9 @@
     <w:p>
       <w:pPr>
         <w:pStyle w:val="Cmsor1"/>
-        <w:rPr>
-          <w:color w:val="1F3864" w:themeColor="accent1" w:themeShade="80"/>
-        </w:rPr>
       </w:pPr>
       <w:bookmarkStart w:id="9" w:name="_Toc239404529"/>
       <w:r>
-        <w:rPr>
-          <w:color w:val="1F3864" w:themeColor="accent1" w:themeShade="80"/>
-        </w:rPr>
         <w:lastRenderedPageBreak/>
         <w:t>Szoftver specifikáció</w:t>
       </w:r>
@@ -2598,15 +2538,9 @@
     <w:p>
       <w:pPr>
         <w:pStyle w:val="Cmsor2"/>
-        <w:rPr>
-          <w:color w:val="1F3864" w:themeColor="accent1" w:themeShade="80"/>
-        </w:rPr>
       </w:pPr>
       <w:bookmarkStart w:id="10" w:name="_Toc239404530"/>
       <w:r>
-        <w:rPr>
-          <w:color w:val="1F3864" w:themeColor="accent1" w:themeShade="80"/>
-        </w:rPr>
         <w:t>Megjelenés</w:t>
       </w:r>
       <w:bookmarkEnd w:id="10"/>
@@ -2671,21 +2605,15 @@
         <w:t xml:space="preserve">amit ha </w:t>
       </w:r>
       <w:r>
-        <w:t>megnyom a vendég akkor információkat kap az adott szolgáltatásról (például: az edzőterem csak 7:00-tól 21:00-ig vehető igénybe).</w:t>
+        <w:t>megnyom a vendég akkor információkat kap az adott szolgáltatásról (például: az edzőterem 7:00-tól 21:00-ig vehető igénybe).</w:t>
       </w:r>
     </w:p>
     <w:p>
       <w:pPr>
         <w:pStyle w:val="Cmsor2"/>
-        <w:rPr>
-          <w:color w:val="1F3864" w:themeColor="accent1" w:themeShade="80"/>
-        </w:rPr>
       </w:pPr>
       <w:bookmarkStart w:id="11" w:name="_Toc239404531"/>
       <w:r>
-        <w:rPr>
-          <w:color w:val="1F3864" w:themeColor="accent1" w:themeShade="80"/>
-        </w:rPr>
         <w:t>Funkciók</w:t>
       </w:r>
       <w:bookmarkEnd w:id="11"/>
@@ -2711,11 +2639,16 @@
         </w:numPr>
       </w:pPr>
       <w:r>
-        <w:t xml:space="preserve">A recepción az admin felületen kell felvinni a rendszerbe a vendég lakcímét, életkorát, telefonszámát. Itt tudja kiválasztani a szolgáltatásokat, és kifizetni azokat, </w:t>
-      </w:r>
-      <w:r>
-        <w:tab/>
-        <w:t>valamint itt kapja meg a QR kódot.</w:t>
+        <w:t>A recepción az admin felületen kell felvinni a rendszerbe a vendég lakcímét, életkorát, telefonszámát. Itt tudja kiválasztani a szolgáltatásokat és kifizetni azokat, valamint itt kapja meg a QR kódot</w:t>
+      </w:r>
+      <w:r>
+        <w:t xml:space="preserve">, amellyel </w:t>
+      </w:r>
+      <w:r>
+        <w:t>igénybe veheti azokat</w:t>
+      </w:r>
+      <w:r>
+        <w:t>.</w:t>
       </w:r>
     </w:p>
     <w:p>
@@ -2736,15 +2669,9 @@
     <w:p>
       <w:pPr>
         <w:pStyle w:val="Cmsor1"/>
-        <w:rPr>
-          <w:color w:val="1F3864" w:themeColor="accent1" w:themeShade="80"/>
-        </w:rPr>
       </w:pPr>
       <w:bookmarkStart w:id="12" w:name="_Toc239404532"/>
       <w:r>
-        <w:rPr>
-          <w:color w:val="1F3864" w:themeColor="accent1" w:themeShade="80"/>
-        </w:rPr>
         <w:lastRenderedPageBreak/>
         <w:t>Dokumentáció</w:t>
       </w:r>
@@ -2753,15 +2680,9 @@
     <w:p>
       <w:pPr>
         <w:pStyle w:val="Cmsor2"/>
-        <w:rPr>
-          <w:color w:val="1F3864" w:themeColor="accent1" w:themeShade="80"/>
-        </w:rPr>
       </w:pPr>
       <w:bookmarkStart w:id="13" w:name="_Toc239404533"/>
       <w:r>
-        <w:rPr>
-          <w:color w:val="1F3864" w:themeColor="accent1" w:themeShade="80"/>
-        </w:rPr>
         <w:t>Erőforrás-terv, munkaidő nyilvántartás</w:t>
       </w:r>
       <w:bookmarkEnd w:id="13"/>
@@ -2777,15 +2698,9 @@
     <w:p>
       <w:pPr>
         <w:pStyle w:val="Cmsor2"/>
-        <w:rPr>
-          <w:color w:val="1F3864" w:themeColor="accent1" w:themeShade="80"/>
-        </w:rPr>
       </w:pPr>
       <w:bookmarkStart w:id="14" w:name="_Toc239404534"/>
       <w:r>
-        <w:rPr>
-          <w:color w:val="1F3864" w:themeColor="accent1" w:themeShade="80"/>
-        </w:rPr>
         <w:t>Technikai dokumentáció</w:t>
       </w:r>
       <w:bookmarkEnd w:id="14"/>
@@ -2806,21 +2721,21 @@
         <w:t xml:space="preserve">Az elkészült dokumentáció a hozzá nem értő személyek számára is értelmezhető legyen. </w:t>
       </w:r>
       <w:r>
-        <w:t>Rövidítések,  idegen kifejezések valamint egyes fogalmak megfelelő magyarázattal rendelkezzenek.</w:t>
+        <w:t>Rövidítések,</w:t>
+      </w:r>
+      <w:r>
+        <w:t xml:space="preserve"> </w:t>
+      </w:r>
+      <w:r>
+        <w:t>idegen kifejezések valamint egyes fogalmak megfelelő magyarázattal rendelkezzenek.</w:t>
       </w:r>
     </w:p>
     <w:p>
       <w:pPr>
         <w:pStyle w:val="Cmsor2"/>
-        <w:rPr>
-          <w:color w:val="1F3864" w:themeColor="accent1" w:themeShade="80"/>
-        </w:rPr>
       </w:pPr>
       <w:bookmarkStart w:id="15" w:name="_Toc239404535"/>
       <w:r>
-        <w:rPr>
-          <w:color w:val="1F3864" w:themeColor="accent1" w:themeShade="80"/>
-        </w:rPr>
         <w:t>Forráskód dokumentáció</w:t>
       </w:r>
       <w:bookmarkEnd w:id="15"/>
@@ -2836,15 +2751,9 @@
     <w:p>
       <w:pPr>
         <w:pStyle w:val="Cmsor2"/>
-        <w:rPr>
-          <w:color w:val="1F3864" w:themeColor="accent1" w:themeShade="80"/>
-        </w:rPr>
       </w:pPr>
       <w:bookmarkStart w:id="16" w:name="_Toc239404536"/>
       <w:r>
-        <w:rPr>
-          <w:color w:val="1F3864" w:themeColor="accent1" w:themeShade="80"/>
-        </w:rPr>
         <w:t>Felhasználói dokumentáció</w:t>
       </w:r>
       <w:bookmarkEnd w:id="16"/>
@@ -2866,15 +2775,9 @@
     <w:p>
       <w:pPr>
         <w:pStyle w:val="Cmsor1"/>
-        <w:rPr>
-          <w:color w:val="1F3864" w:themeColor="accent1" w:themeShade="80"/>
-        </w:rPr>
       </w:pPr>
       <w:bookmarkStart w:id="17" w:name="_Toc239404537"/>
       <w:r>
-        <w:rPr>
-          <w:color w:val="1F3864" w:themeColor="accent1" w:themeShade="80"/>
-        </w:rPr>
         <w:lastRenderedPageBreak/>
         <w:t>A projekt értékelése</w:t>
       </w:r>
@@ -2883,15 +2786,9 @@
     <w:p>
       <w:pPr>
         <w:pStyle w:val="Cmsor2"/>
-        <w:rPr>
-          <w:color w:val="1F3864" w:themeColor="accent1" w:themeShade="80"/>
-        </w:rPr>
       </w:pPr>
       <w:bookmarkStart w:id="18" w:name="_Toc239404538"/>
       <w:r>
-        <w:rPr>
-          <w:color w:val="1F3864" w:themeColor="accent1" w:themeShade="80"/>
-        </w:rPr>
         <w:t>A feladat értékelésének felhasználó oldali szempontjai</w:t>
       </w:r>
       <w:bookmarkEnd w:id="18"/>
@@ -2901,7 +2798,13 @@
         <w:ind w:left="357"/>
       </w:pPr>
       <w:r>
-        <w:t>Az elkészült felületek tesztelési folyamata alatt az alábbiak  legfontosabb jellemzők:</w:t>
+        <w:t xml:space="preserve">Az elkészült felületek tesztelési folyamata alatt az alábbiak </w:t>
+      </w:r>
+      <w:r>
+        <w:t>a</w:t>
+      </w:r>
+      <w:r>
+        <w:t xml:space="preserve"> legfontosabb jellemzők:</w:t>
       </w:r>
     </w:p>
     <w:p>
@@ -2955,21 +2858,12 @@
     <w:p>
       <w:pPr>
         <w:pStyle w:val="Cmsor2"/>
-        <w:rPr>
-          <w:color w:val="1F3864" w:themeColor="accent1" w:themeShade="80"/>
-        </w:rPr>
       </w:pPr>
       <w:bookmarkStart w:id="19" w:name="_Toc239404539"/>
       <w:r>
-        <w:rPr>
-          <w:color w:val="1F3864" w:themeColor="accent1" w:themeShade="80"/>
-        </w:rPr>
         <w:t xml:space="preserve">A feladat értékelésének technikai </w:t>
       </w:r>
       <w:r>
-        <w:rPr>
-          <w:color w:val="1F3864" w:themeColor="accent1" w:themeShade="80"/>
-        </w:rPr>
         <w:t>szempontjai</w:t>
       </w:r>
       <w:bookmarkEnd w:id="19"/>
@@ -3042,19 +2936,12 @@
         <w:t>Erőforrás felhasználásának pontos nyilvántartása</w:t>
       </w:r>
     </w:p>
-    <w:p/>
     <w:p>
       <w:pPr>
         <w:pStyle w:val="Cmsor1"/>
-        <w:rPr>
-          <w:color w:val="1F3864" w:themeColor="accent1" w:themeShade="80"/>
-        </w:rPr>
       </w:pPr>
       <w:bookmarkStart w:id="20" w:name="_Toc239404540"/>
       <w:r>
-        <w:rPr>
-          <w:color w:val="1F3864" w:themeColor="accent1" w:themeShade="80"/>
-        </w:rPr>
         <w:lastRenderedPageBreak/>
         <w:t>Projekt adatlap</w:t>
       </w:r>
@@ -3090,7 +2977,13 @@
         <w:t>C#</w:t>
       </w:r>
       <w:r>
-        <w:t>, MySQL (Ampps),</w:t>
+        <w:t>, MySQL,</w:t>
+      </w:r>
+      <w:r>
+        <w:t xml:space="preserve"> </w:t>
+      </w:r>
+      <w:r>
+        <w:t>Laravel, VueJS</w:t>
       </w:r>
     </w:p>
     <w:p>
@@ -5454,7 +5347,7 @@
     <w:link w:val="Cmsor1Char"/>
     <w:uiPriority w:val="9"/>
     <w:qFormat/>
-    <w:rsid w:val="00A55E1C"/>
+    <w:rsid w:val="00D439E2"/>
     <w:pPr>
       <w:keepNext/>
       <w:keepLines/>
@@ -5467,7 +5360,7 @@
       <w:outlineLvl w:val="0"/>
     </w:pPr>
     <w:rPr>
-      <w:color w:val="833C0B" w:themeColor="accent2" w:themeShade="80"/>
+      <w:color w:val="1F3864" w:themeColor="accent1" w:themeShade="80"/>
       <w:sz w:val="36"/>
       <w:szCs w:val="36"/>
     </w:rPr>
@@ -5597,11 +5490,11 @@
     <w:basedOn w:val="Bekezdsalapbettpusa"/>
     <w:link w:val="Cmsor1"/>
     <w:uiPriority w:val="9"/>
-    <w:rsid w:val="00A55E1C"/>
+    <w:rsid w:val="00D439E2"/>
     <w:rPr>
       <w:rFonts w:ascii="Times New Roman" w:hAnsi="Times New Roman" w:cs="Times New Roman"/>
       <w:noProof/>
-      <w:color w:val="833C0B" w:themeColor="accent2" w:themeShade="80"/>
+      <w:color w:val="1F3864" w:themeColor="accent1" w:themeShade="80"/>
       <w:sz w:val="36"/>
       <w:szCs w:val="36"/>
     </w:rPr>

--- a/ZoneControl_Specifikáció.docx
+++ b/ZoneControl_Specifikáció.docx
@@ -1390,98 +1390,6 @@
               <w:lang w:eastAsia="hu-HU"/>
             </w:rPr>
           </w:pPr>
-          <w:hyperlink w:anchor="_Toc239404533" w:history="1">
-            <w:r>
-              <w:rPr>
-                <w:rStyle w:val="Hiperhivatkozs"/>
-                <w:noProof/>
-                <w:color w:val="023160" w:themeColor="hyperlink" w:themeShade="80"/>
-              </w:rPr>
-              <w:t>4.1.</w:t>
-            </w:r>
-            <w:r>
-              <w:rPr>
-                <w:rFonts w:asciiTheme="minorHAnsi" w:eastAsiaTheme="minorEastAsia" w:hAnsiTheme="minorHAnsi" w:cstheme="minorBidi"/>
-                <w:noProof/>
-                <w:sz w:val="22"/>
-                <w:szCs w:val="22"/>
-                <w:lang w:eastAsia="hu-HU"/>
-              </w:rPr>
-              <w:tab/>
-            </w:r>
-            <w:r>
-              <w:rPr>
-                <w:rStyle w:val="Hiperhivatkozs"/>
-                <w:noProof/>
-                <w:color w:val="023160" w:themeColor="hyperlink" w:themeShade="80"/>
-              </w:rPr>
-              <w:t>Erőforrás-terv, munkaidő nyilvántartás</w:t>
-            </w:r>
-            <w:r>
-              <w:rPr>
-                <w:noProof/>
-                <w:webHidden/>
-              </w:rPr>
-              <w:tab/>
-            </w:r>
-            <w:r>
-              <w:rPr>
-                <w:noProof/>
-                <w:webHidden/>
-              </w:rPr>
-              <w:fldChar w:fldCharType="begin"/>
-            </w:r>
-            <w:r>
-              <w:rPr>
-                <w:noProof/>
-                <w:webHidden/>
-              </w:rPr>
-              <w:instrText xml:space="preserve"> PAGEREF _Toc239404533 \h </w:instrText>
-            </w:r>
-            <w:r>
-              <w:rPr>
-                <w:noProof/>
-                <w:webHidden/>
-              </w:rPr>
-            </w:r>
-            <w:r>
-              <w:rPr>
-                <w:noProof/>
-                <w:webHidden/>
-              </w:rPr>
-              <w:fldChar w:fldCharType="separate"/>
-            </w:r>
-            <w:r>
-              <w:rPr>
-                <w:noProof/>
-                <w:webHidden/>
-              </w:rPr>
-              <w:t>6</w:t>
-            </w:r>
-            <w:r>
-              <w:rPr>
-                <w:noProof/>
-                <w:webHidden/>
-              </w:rPr>
-              <w:fldChar w:fldCharType="end"/>
-            </w:r>
-          </w:hyperlink>
-        </w:p>
-        <w:p>
-          <w:pPr>
-            <w:pStyle w:val="TJ2"/>
-            <w:tabs>
-              <w:tab w:val="left" w:pos="880"/>
-              <w:tab w:val="right" w:leader="dot" w:pos="9346"/>
-            </w:tabs>
-            <w:rPr>
-              <w:rFonts w:asciiTheme="minorHAnsi" w:eastAsiaTheme="minorEastAsia" w:hAnsiTheme="minorHAnsi" w:cstheme="minorBidi"/>
-              <w:noProof/>
-              <w:sz w:val="22"/>
-              <w:szCs w:val="22"/>
-              <w:lang w:eastAsia="hu-HU"/>
-            </w:rPr>
-          </w:pPr>
           <w:hyperlink w:anchor="_Toc239404534" w:history="1">
             <w:r>
               <w:rPr>
@@ -2100,7 +2008,7 @@
                 <w:noProof/>
                 <w:webHidden/>
               </w:rPr>
-              <w:t>8</w:t>
+              <w:t>7</w:t>
             </w:r>
             <w:r>
               <w:rPr>
@@ -2145,7 +2053,13 @@
       </w:pPr>
       <w:bookmarkStart w:id="1" w:name="_Toc239404521"/>
       <w:r>
-        <w:t>A feladat címe</w:t>
+        <w:t xml:space="preserve">A </w:t>
+      </w:r>
+      <w:r>
+        <w:t>projekt</w:t>
+      </w:r>
+      <w:r>
+        <w:t xml:space="preserve"> címe</w:t>
       </w:r>
       <w:bookmarkEnd w:id="1"/>
     </w:p>
@@ -2170,7 +2084,13 @@
       </w:pPr>
       <w:bookmarkStart w:id="2" w:name="_Toc239404522"/>
       <w:r>
-        <w:t>A feladat rövid ismertetése</w:t>
+        <w:t xml:space="preserve">A </w:t>
+      </w:r>
+      <w:r>
+        <w:t>projekt</w:t>
+      </w:r>
+      <w:r>
+        <w:t xml:space="preserve"> rövid ismertetése</w:t>
       </w:r>
       <w:bookmarkEnd w:id="2"/>
     </w:p>
@@ -2179,27 +2099,78 @@
         <w:ind w:left="357"/>
       </w:pPr>
       <w:r>
-        <w:t>A hotelekben gyakran előfordul hogy a vendégek olyan szolgáltatásokat fizetnek ki, amelyeket nem feltétlenül vesznek igénybe</w:t>
-      </w:r>
-      <w:r>
-        <w:t>, például az ár tartalmazza az edzőterem használatát, de a vendég nem kívánja igénybe venni</w:t>
-      </w:r>
-      <w:r>
-        <w:t>. A cél egy olyan alkalmazás elkészítése, amelyben a becsekkoláskor a vendég kiválaszthatja hogy mely szolgáltatásokkal szeretne élni amíg a hotelben tartózkodik, és csak azokat kell kifizetnie.</w:t>
-      </w:r>
-      <w:r>
-        <w:t xml:space="preserve"> Ha egy új szolgáltatást is igénybe akar venni, a recepción bármikor kifizetheti</w:t>
-      </w:r>
-      <w:r>
-        <w:t>, viszont lemondani nem tudja</w:t>
-      </w:r>
-      <w:r>
-        <w:t xml:space="preserve"> egyiket sem</w:t>
+        <w:t>A hotelek</w:t>
+      </w:r>
+      <w:r>
+        <w:t xml:space="preserve"> szobafoglalásakor a</w:t>
+      </w:r>
+      <w:r>
+        <w:t>z alap csomag több esetben nem tartalmaz olyan szolgáltatásokat amelyeket a vendég/vendégek igénybe szeretnének venni</w:t>
+      </w:r>
+      <w:r>
+        <w:t xml:space="preserve">. </w:t>
+      </w:r>
+      <w:r>
+        <w:t xml:space="preserve">Ezeket a </w:t>
+      </w:r>
+      <w:r>
+        <w:t>bonusz</w:t>
+      </w:r>
+      <w:r>
+        <w:t xml:space="preserve"> ellátásokat a vendék foglaláskor hozzáadhatja </w:t>
+      </w:r>
+      <w:r>
+        <w:t xml:space="preserve">a szoba/szobák díjához </w:t>
+      </w:r>
+      <w:r>
+        <w:t>az online foglaláskor, vagy érkezéskor a recepció</w:t>
+      </w:r>
+      <w:r>
+        <w:t>n</w:t>
       </w:r>
       <w:r>
         <w:t>.</w:t>
       </w:r>
       <w:r>
+        <w:t xml:space="preserve"> </w:t>
+      </w:r>
+      <w:r>
+        <w:t>Amennyiben a vendék</w:t>
+      </w:r>
+      <w:r>
+        <w:t xml:space="preserve"> </w:t>
+      </w:r>
+      <w:r>
+        <w:t>a hotelben tartózkodása alatt e</w:t>
+      </w:r>
+      <w:r>
+        <w:t xml:space="preserve">gy új szolgáltatást </w:t>
+      </w:r>
+      <w:r>
+        <w:t>szeretne</w:t>
+      </w:r>
+      <w:r>
+        <w:t xml:space="preserve"> igénybe venni, a recepción </w:t>
+      </w:r>
+      <w:r>
+        <w:t xml:space="preserve">ezt </w:t>
+      </w:r>
+      <w:r>
+        <w:t>bármikor</w:t>
+      </w:r>
+      <w:r>
+        <w:t xml:space="preserve"> megteheti</w:t>
+      </w:r>
+      <w:r>
+        <w:t xml:space="preserve">, viszont lemondani </w:t>
+      </w:r>
+      <w:r>
+        <w:t>a már kifizetteket nem tudja</w:t>
+      </w:r>
+      <w:r>
+        <w:t>.</w:t>
+      </w:r>
+      <w:r>
         <w:t xml:space="preserve"> A különböző részlegekbe a recepción kapott </w:t>
       </w:r>
       <w:r>
@@ -2210,6 +2181,14 @@
       </w:r>
       <w:r>
         <w:t xml:space="preserve"> </w:t>
+      </w:r>
+    </w:p>
+    <w:p>
+      <w:pPr>
+        <w:ind w:left="357"/>
+      </w:pPr>
+      <w:r>
+        <w:t>A logó AI használatával készült!</w:t>
       </w:r>
     </w:p>
     <w:p>
@@ -2249,11 +2228,9 @@
       <w:pPr>
         <w:pStyle w:val="Cmsor2"/>
       </w:pPr>
-      <w:bookmarkStart w:id="5" w:name="_Toc239404525"/>
-      <w:r>
-        <w:t>Programozási nyelv</w:t>
-      </w:r>
-      <w:bookmarkEnd w:id="5"/>
+      <w:r>
+        <w:t>Felhasznált programozási környezetek</w:t>
+      </w:r>
     </w:p>
     <w:p>
       <w:pPr>
@@ -2264,27 +2241,8 @@
         </w:numPr>
       </w:pPr>
       <w:r>
-        <w:t>C#</w:t>
-      </w:r>
-      <w:r>
-        <w:t>, MySQL</w:t>
-      </w:r>
-      <w:r>
-        <w:t>, Laravel, VueJS</w:t>
-      </w:r>
-    </w:p>
-    <w:p>
-      <w:pPr>
-        <w:pStyle w:val="Cmsor2"/>
-      </w:pPr>
-      <w:bookmarkStart w:id="6" w:name="_Toc239404526"/>
-      <w:r>
-        <w:t>Megoldás</w:t>
-      </w:r>
-      <w:r>
-        <w:t xml:space="preserve"> formátuma</w:t>
-      </w:r>
-      <w:bookmarkEnd w:id="6"/>
+        <w:t>C# (Asztali alkalmazás)</w:t>
+      </w:r>
     </w:p>
     <w:p>
       <w:pPr>
@@ -2295,7 +2253,10 @@
         </w:numPr>
       </w:pPr>
       <w:r>
-        <w:t>C# forrásállomány</w:t>
+        <w:t xml:space="preserve"> MySQL</w:t>
+      </w:r>
+      <w:r>
+        <w:t xml:space="preserve"> (Adatbázis)</w:t>
       </w:r>
     </w:p>
     <w:p>
@@ -2307,7 +2268,10 @@
         </w:numPr>
       </w:pPr>
       <w:r>
-        <w:t>Forráskód dokumentáció</w:t>
+        <w:t xml:space="preserve"> Laravel</w:t>
+      </w:r>
+      <w:r>
+        <w:t xml:space="preserve"> – php, java script</w:t>
       </w:r>
     </w:p>
     <w:p>
@@ -2319,7 +2283,16 @@
         </w:numPr>
       </w:pPr>
       <w:r>
-        <w:t>Technikai dolumentáció (pdf)</w:t>
+        <w:t xml:space="preserve"> VueJS</w:t>
+      </w:r>
+      <w:r>
+        <w:t xml:space="preserve"> – php, </w:t>
+      </w:r>
+      <w:r>
+        <w:t>java script</w:t>
+      </w:r>
+      <w:r>
+        <w:t xml:space="preserve"> </w:t>
       </w:r>
     </w:p>
     <w:p>
@@ -2331,8 +2304,21 @@
         </w:numPr>
       </w:pPr>
       <w:r>
-        <w:t>Erőforrás terv és munkaidő nyilvántartás</w:t>
-      </w:r>
+        <w:t xml:space="preserve"> html</w:t>
+      </w:r>
+    </w:p>
+    <w:p>
+      <w:pPr>
+        <w:pStyle w:val="Cmsor2"/>
+      </w:pPr>
+      <w:bookmarkStart w:id="5" w:name="_Toc239404526"/>
+      <w:r>
+        <w:t>Megoldás</w:t>
+      </w:r>
+      <w:r>
+        <w:t xml:space="preserve"> formátuma</w:t>
+      </w:r>
+      <w:bookmarkEnd w:id="5"/>
     </w:p>
     <w:p>
       <w:pPr>
@@ -2343,6 +2329,54 @@
         </w:numPr>
       </w:pPr>
       <w:r>
+        <w:t>C# forrásállomány</w:t>
+      </w:r>
+    </w:p>
+    <w:p>
+      <w:pPr>
+        <w:pStyle w:val="Listaszerbekezds"/>
+        <w:numPr>
+          <w:ilvl w:val="0"/>
+          <w:numId w:val="6"/>
+        </w:numPr>
+      </w:pPr>
+      <w:r>
+        <w:t>html forrásállomány</w:t>
+      </w:r>
+    </w:p>
+    <w:p>
+      <w:pPr>
+        <w:pStyle w:val="Listaszerbekezds"/>
+        <w:numPr>
+          <w:ilvl w:val="0"/>
+          <w:numId w:val="6"/>
+        </w:numPr>
+      </w:pPr>
+      <w:r>
+        <w:t>Forráskód dokumentáció</w:t>
+      </w:r>
+    </w:p>
+    <w:p>
+      <w:pPr>
+        <w:pStyle w:val="Listaszerbekezds"/>
+        <w:numPr>
+          <w:ilvl w:val="0"/>
+          <w:numId w:val="6"/>
+        </w:numPr>
+      </w:pPr>
+      <w:r>
+        <w:t>Technikai dolumentáció (pdf)</w:t>
+      </w:r>
+    </w:p>
+    <w:p>
+      <w:pPr>
+        <w:pStyle w:val="Listaszerbekezds"/>
+        <w:numPr>
+          <w:ilvl w:val="0"/>
+          <w:numId w:val="6"/>
+        </w:numPr>
+      </w:pPr>
+      <w:r>
         <w:t>Felhasználói dokumentáció</w:t>
       </w:r>
     </w:p>
@@ -2350,32 +2384,38 @@
       <w:pPr>
         <w:pStyle w:val="Cmsor2"/>
       </w:pPr>
-      <w:bookmarkStart w:id="7" w:name="_Toc239404527"/>
+      <w:bookmarkStart w:id="6" w:name="_Toc239404527"/>
       <w:r>
         <w:t>Szoftverfejlesztés</w:t>
       </w:r>
+      <w:bookmarkEnd w:id="6"/>
+    </w:p>
+    <w:p>
+      <w:pPr>
+        <w:ind w:left="357"/>
+      </w:pPr>
+      <w:r>
+        <w:t xml:space="preserve">A feladat egy olyan alkalmazás készítése, amely figyeli és eltárolja, hogy melyik vendég melyik részleget mikor és mettől meddig vette igénybe. A program statisztikát készít arról, hogy a vendégek melyik szolgáltatást milyen szinten </w:t>
+      </w:r>
+      <w:r>
+        <w:t>használták</w:t>
+      </w:r>
+      <w:r>
+        <w:t xml:space="preserve">, így </w:t>
+      </w:r>
+      <w:r>
+        <w:t>a vezetőség könnyebben tud dönteni azok fejlesztéséről.</w:t>
+      </w:r>
+    </w:p>
+    <w:p>
+      <w:pPr>
+        <w:pStyle w:val="Cmsor2"/>
+      </w:pPr>
+      <w:bookmarkStart w:id="7" w:name="_Toc239404528"/>
+      <w:r>
+        <w:t>Modulok</w:t>
+      </w:r>
       <w:bookmarkEnd w:id="7"/>
-    </w:p>
-    <w:p>
-      <w:pPr>
-        <w:ind w:left="357"/>
-      </w:pPr>
-      <w:r>
-        <w:t xml:space="preserve">A feladat egy olyan alkalmazás készítése, amely figyeli és eltárolja, hogy melyik vendég melyik részleget mikor és mettől meddig vette igénybe. A program statisztikát készít arról, hogy a vendégek melyik szolgáltatást milyen szinten vették igénybe, így </w:t>
-      </w:r>
-      <w:r>
-        <w:t>a vezetőség könnyebben tud dönteni azok fejlesztéséről.</w:t>
-      </w:r>
-    </w:p>
-    <w:p>
-      <w:pPr>
-        <w:pStyle w:val="Cmsor2"/>
-      </w:pPr>
-      <w:bookmarkStart w:id="8" w:name="_Toc239404528"/>
-      <w:r>
-        <w:t>Modulok</w:t>
-      </w:r>
-      <w:bookmarkEnd w:id="8"/>
     </w:p>
     <w:p>
       <w:pPr>
@@ -2528,22 +2568,22 @@
       <w:pPr>
         <w:pStyle w:val="Cmsor1"/>
       </w:pPr>
-      <w:bookmarkStart w:id="9" w:name="_Toc239404529"/>
+      <w:bookmarkStart w:id="8" w:name="_Toc239404529"/>
       <w:r>
         <w:lastRenderedPageBreak/>
         <w:t>Szoftver specifikáció</w:t>
       </w:r>
+      <w:bookmarkEnd w:id="8"/>
+    </w:p>
+    <w:p>
+      <w:pPr>
+        <w:pStyle w:val="Cmsor2"/>
+      </w:pPr>
+      <w:bookmarkStart w:id="9" w:name="_Toc239404530"/>
+      <w:r>
+        <w:t>Megjelenés</w:t>
+      </w:r>
       <w:bookmarkEnd w:id="9"/>
-    </w:p>
-    <w:p>
-      <w:pPr>
-        <w:pStyle w:val="Cmsor2"/>
-      </w:pPr>
-      <w:bookmarkStart w:id="10" w:name="_Toc239404530"/>
-      <w:r>
-        <w:t>Megjelenés</w:t>
-      </w:r>
-      <w:bookmarkEnd w:id="10"/>
     </w:p>
     <w:p>
       <w:pPr>
@@ -2612,11 +2652,11 @@
       <w:pPr>
         <w:pStyle w:val="Cmsor2"/>
       </w:pPr>
-      <w:bookmarkStart w:id="11" w:name="_Toc239404531"/>
+      <w:bookmarkStart w:id="10" w:name="_Toc239404531"/>
       <w:r>
         <w:t>Funkciók</w:t>
       </w:r>
-      <w:bookmarkEnd w:id="11"/>
+      <w:bookmarkEnd w:id="10"/>
     </w:p>
     <w:p>
       <w:pPr>
@@ -2670,20 +2710,55 @@
       <w:pPr>
         <w:pStyle w:val="Cmsor1"/>
       </w:pPr>
-      <w:bookmarkStart w:id="12" w:name="_Toc239404532"/>
+      <w:bookmarkStart w:id="11" w:name="_Toc239404532"/>
       <w:r>
         <w:lastRenderedPageBreak/>
         <w:t>Dokumentáció</w:t>
       </w:r>
+      <w:bookmarkEnd w:id="11"/>
+    </w:p>
+    <w:p>
+      <w:pPr>
+        <w:pStyle w:val="Cmsor2"/>
+      </w:pPr>
+      <w:bookmarkStart w:id="12" w:name="_Toc239404534"/>
+      <w:r>
+        <w:t>Technikai dokumentáció</w:t>
+      </w:r>
       <w:bookmarkEnd w:id="12"/>
     </w:p>
     <w:p>
       <w:pPr>
+        <w:ind w:left="357"/>
+      </w:pPr>
+      <w:r>
+        <w:t>Az elkészült kódokat, függvényeket, osztályokat megfelelő kommentekkel, dokumentációval el kell látni.</w:t>
+      </w:r>
+    </w:p>
+    <w:p>
+      <w:pPr>
+        <w:ind w:left="357"/>
+      </w:pPr>
+      <w:r>
+        <w:t xml:space="preserve">Az elkészült dokumentáció a hozzá nem értő személyek számára is értelmezhető legyen. </w:t>
+      </w:r>
+      <w:r>
+        <w:t>Rövidítések,</w:t>
+      </w:r>
+      <w:r>
+        <w:t xml:space="preserve"> </w:t>
+      </w:r>
+      <w:r>
+        <w:t>idegen kifejezések valamint egyes fogalmak megfelelő magyarázattal rendelkezzenek.</w:t>
+      </w:r>
+    </w:p>
+    <w:p>
+      <w:pPr>
         <w:pStyle w:val="Cmsor2"/>
       </w:pPr>
-      <w:bookmarkStart w:id="13" w:name="_Toc239404533"/>
-      <w:r>
-        <w:t>Erőforrás-terv, munkaidő nyilvántartás</w:t>
+      <w:bookmarkStart w:id="13" w:name="_Toc239404535"/>
+      <w:r>
+        <w:t>Forráskód dokumentáció</w:t>
       </w:r>
       <w:bookmarkEnd w:id="13"/>
     </w:p>
@@ -2692,16 +2767,16 @@
         <w:ind w:left="357"/>
       </w:pPr>
       <w:r>
-        <w:t>A specifikációban szereplő projekttagok mindegyike rendelkezik részfeladatokkal, amelyeket a megadott határidőkre el kell készíteniük.</w:t>
+        <w:t>A fontosabb függvények és osztályok tartalmazzanak megfelelő leírást, megjegyzéseket. A forráskód dokumentációt a projekt elkészítése során folyamatosan kell készíteni.</w:t>
       </w:r>
     </w:p>
     <w:p>
       <w:pPr>
         <w:pStyle w:val="Cmsor2"/>
       </w:pPr>
-      <w:bookmarkStart w:id="14" w:name="_Toc239404534"/>
-      <w:r>
-        <w:t>Technikai dokumentáció</w:t>
+      <w:bookmarkStart w:id="14" w:name="_Toc239404536"/>
+      <w:r>
+        <w:t>Felhasználói dokumentáció</w:t>
       </w:r>
       <w:bookmarkEnd w:id="14"/>
     </w:p>
@@ -2710,65 +2785,12 @@
         <w:ind w:left="357"/>
       </w:pPr>
       <w:r>
-        <w:t>Az elkészült kódokat, függvényeket, osztályokat megfelelő kommentekkel, dokumentációval el kell látni.</w:t>
-      </w:r>
-    </w:p>
-    <w:p>
-      <w:pPr>
-        <w:ind w:left="357"/>
-      </w:pPr>
-      <w:r>
-        <w:t xml:space="preserve">Az elkészült dokumentáció a hozzá nem értő személyek számára is értelmezhető legyen. </w:t>
-      </w:r>
-      <w:r>
-        <w:t>Rövidítések,</w:t>
+        <w:t>A weboldal és a recepciós felület részletes bemutatása képekkel, funkciók pontos</w:t>
       </w:r>
       <w:r>
         <w:t xml:space="preserve"> </w:t>
       </w:r>
       <w:r>
-        <w:t>idegen kifejezések valamint egyes fogalmak megfelelő magyarázattal rendelkezzenek.</w:t>
-      </w:r>
-    </w:p>
-    <w:p>
-      <w:pPr>
-        <w:pStyle w:val="Cmsor2"/>
-      </w:pPr>
-      <w:bookmarkStart w:id="15" w:name="_Toc239404535"/>
-      <w:r>
-        <w:t>Forráskód dokumentáció</w:t>
-      </w:r>
-      <w:bookmarkEnd w:id="15"/>
-    </w:p>
-    <w:p>
-      <w:pPr>
-        <w:ind w:left="357"/>
-      </w:pPr>
-      <w:r>
-        <w:t>A fontosabb függvények és osztályok tartalmazzanak megfelelő leírást, megjegyzéseket. A forráskód dokumentációt a projekt elkészítése során folyamatosan kell készíteni.</w:t>
-      </w:r>
-    </w:p>
-    <w:p>
-      <w:pPr>
-        <w:pStyle w:val="Cmsor2"/>
-      </w:pPr>
-      <w:bookmarkStart w:id="16" w:name="_Toc239404536"/>
-      <w:r>
-        <w:t>Felhasználói dokumentáció</w:t>
-      </w:r>
-      <w:bookmarkEnd w:id="16"/>
-    </w:p>
-    <w:p>
-      <w:pPr>
-        <w:ind w:left="357"/>
-      </w:pPr>
-      <w:r>
-        <w:t>A weboldal és a recepciós felület részletes bemutatása képekkel, funkciók pontos</w:t>
-      </w:r>
-      <w:r>
-        <w:t xml:space="preserve"> </w:t>
-      </w:r>
-      <w:r>
         <w:t>leírásával.</w:t>
       </w:r>
     </w:p>
@@ -2776,22 +2798,28 @@
       <w:pPr>
         <w:pStyle w:val="Cmsor1"/>
       </w:pPr>
-      <w:bookmarkStart w:id="17" w:name="_Toc239404537"/>
+      <w:bookmarkStart w:id="15" w:name="_Toc239404537"/>
       <w:r>
         <w:lastRenderedPageBreak/>
         <w:t>A projekt értékelése</w:t>
       </w:r>
-      <w:bookmarkEnd w:id="17"/>
+      <w:bookmarkEnd w:id="15"/>
     </w:p>
     <w:p>
       <w:pPr>
         <w:pStyle w:val="Cmsor2"/>
       </w:pPr>
-      <w:bookmarkStart w:id="18" w:name="_Toc239404538"/>
-      <w:r>
-        <w:t>A feladat értékelésének felhasználó oldali szempontjai</w:t>
-      </w:r>
-      <w:bookmarkEnd w:id="18"/>
+      <w:bookmarkStart w:id="16" w:name="_Toc239404538"/>
+      <w:r>
+        <w:t xml:space="preserve">A </w:t>
+      </w:r>
+      <w:r>
+        <w:t>projekt</w:t>
+      </w:r>
+      <w:r>
+        <w:t xml:space="preserve"> értékelésének felhasználó oldali szempontjai</w:t>
+      </w:r>
+      <w:bookmarkEnd w:id="16"/>
     </w:p>
     <w:p>
       <w:pPr>
@@ -2859,14 +2887,20 @@
       <w:pPr>
         <w:pStyle w:val="Cmsor2"/>
       </w:pPr>
-      <w:bookmarkStart w:id="19" w:name="_Toc239404539"/>
-      <w:r>
-        <w:t xml:space="preserve">A feladat értékelésének technikai </w:t>
+      <w:bookmarkStart w:id="17" w:name="_Toc239404539"/>
+      <w:r>
+        <w:t xml:space="preserve">A </w:t>
+      </w:r>
+      <w:r>
+        <w:t>projekt</w:t>
+      </w:r>
+      <w:r>
+        <w:t xml:space="preserve"> értékelésének technikai </w:t>
       </w:r>
       <w:r>
         <w:t>szempontjai</w:t>
       </w:r>
-      <w:bookmarkEnd w:id="19"/>
+      <w:bookmarkEnd w:id="17"/>
     </w:p>
     <w:p>
       <w:pPr>
@@ -2936,16 +2970,17 @@
         <w:t>Erőforrás felhasználásának pontos nyilvántartása</w:t>
       </w:r>
     </w:p>
+    <w:p/>
     <w:p>
       <w:pPr>
         <w:pStyle w:val="Cmsor1"/>
-      </w:pPr>
-      <w:bookmarkStart w:id="20" w:name="_Toc239404540"/>
-      <w:r>
-        <w:lastRenderedPageBreak/>
+        <w:pageBreakBefore w:val="0"/>
+      </w:pPr>
+      <w:bookmarkStart w:id="18" w:name="_Toc239404540"/>
+      <w:r>
         <w:t>Projekt adatlap</w:t>
       </w:r>
-      <w:bookmarkEnd w:id="20"/>
+      <w:bookmarkEnd w:id="18"/>
     </w:p>
     <w:p>
       <w:pPr>
@@ -2960,10 +2995,7 @@
         <w:ind w:left="357"/>
       </w:pPr>
       <w:r>
-        <w:t xml:space="preserve">Feladat rövid ismertetése: </w:t>
-      </w:r>
-      <w:r>
-        <w:t>vendégek által kiválasztott jogosultságon alapuló beléptetőrendszer a hotel különböző részlegeibe.</w:t>
+        <w:t>Feladat rövid ismertetése: vendégek által kiválasztott jogosultságon alapuló beléptetőrendszer a hotel különböző részlegeibe.</w:t>
       </w:r>
     </w:p>
     <w:p>
@@ -2971,13 +3003,13 @@
         <w:ind w:left="357"/>
       </w:pPr>
       <w:r>
-        <w:t xml:space="preserve">Felhasznált programozási nyelv: </w:t>
-      </w:r>
-      <w:r>
-        <w:t>C#</w:t>
-      </w:r>
-      <w:r>
-        <w:t>, MySQL,</w:t>
+        <w:t>Felhasznált programozási nyelv</w:t>
+      </w:r>
+      <w:r>
+        <w:t>ek</w:t>
+      </w:r>
+      <w:r>
+        <w:t>: C#, MySQL,</w:t>
       </w:r>
       <w:r>
         <w:t xml:space="preserve"> </w:t>
@@ -2985,6 +3017,9 @@
       <w:r>
         <w:t>Laravel, VueJS</w:t>
       </w:r>
+      <w:r>
+        <w:t>, html</w:t>
+      </w:r>
     </w:p>
     <w:p>
       <w:pPr>
@@ -2999,6 +3034,7 @@
         <w:t xml:space="preserve">      </w:t>
       </w:r>
     </w:p>
+    <w:p/>
     <w:sectPr>
       <w:headerReference w:type="default" r:id="rId9"/>
       <w:footerReference w:type="default" r:id="rId10"/>

--- a/ZoneControl_Specifikáció.docx
+++ b/ZoneControl_Specifikáció.docx
@@ -2165,7 +2165,13 @@
         <w:t xml:space="preserve">, viszont lemondani </w:t>
       </w:r>
       <w:r>
-        <w:t>a már kifizetteket nem tudja</w:t>
+        <w:t xml:space="preserve">a már </w:t>
+      </w:r>
+      <w:r>
+        <w:t xml:space="preserve">kifizetetteket </w:t>
+      </w:r>
+      <w:r>
+        <w:t>nem tudja</w:t>
       </w:r>
       <w:r>
         <w:t>.</w:t>
@@ -2286,13 +2292,7 @@
         <w:t xml:space="preserve"> VueJS</w:t>
       </w:r>
       <w:r>
-        <w:t xml:space="preserve"> – php, </w:t>
-      </w:r>
-      <w:r>
-        <w:t>java script</w:t>
-      </w:r>
-      <w:r>
-        <w:t xml:space="preserve"> </w:t>
+        <w:t xml:space="preserve"> – php, java script </w:t>
       </w:r>
     </w:p>
     <w:p>
@@ -2515,65 +2515,145 @@
     </w:p>
     <w:p>
       <w:pPr>
-        <w:pStyle w:val="Listaszerbekezds"/>
+        <w:pStyle w:val="Cmsor2"/>
         <w:numPr>
           <w:ilvl w:val="0"/>
           <w:numId w:val="0"/>
         </w:numPr>
-        <w:ind w:left="1077"/>
-      </w:pPr>
+      </w:pPr>
+    </w:p>
+    <w:p>
+      <w:pPr>
+        <w:pStyle w:val="Cmsor1"/>
+      </w:pPr>
+      <w:bookmarkStart w:id="8" w:name="_Toc239404529"/>
+      <w:r>
+        <w:lastRenderedPageBreak/>
+        <w:t>Szoftver specifikáció</w:t>
+      </w:r>
+      <w:bookmarkEnd w:id="8"/>
+    </w:p>
+    <w:p>
+      <w:pPr>
+        <w:pStyle w:val="Cmsor2"/>
+      </w:pPr>
+      <w:r>
+        <w:t>Rendszerkövetelmények</w:t>
+      </w:r>
     </w:p>
     <w:p>
       <w:pPr>
         <w:pStyle w:val="Listaszerbekezds"/>
         <w:numPr>
           <w:ilvl w:val="0"/>
-          <w:numId w:val="0"/>
+          <w:numId w:val="18"/>
         </w:numPr>
-        <w:ind w:left="1077"/>
-      </w:pPr>
+      </w:pPr>
+      <w:r>
+        <w:t>Operációs rendszer (pl. Windows Server 2025, Ubuntu Linux Server, stb.)</w:t>
+      </w:r>
     </w:p>
     <w:p>
       <w:pPr>
         <w:pStyle w:val="Listaszerbekezds"/>
         <w:numPr>
           <w:ilvl w:val="0"/>
-          <w:numId w:val="0"/>
+          <w:numId w:val="18"/>
         </w:numPr>
-        <w:ind w:left="1077"/>
-      </w:pPr>
+      </w:pPr>
+      <w:r>
+        <w:t>Webszerver típusa (Apache, Nginx, stb.)</w:t>
+      </w:r>
     </w:p>
     <w:p>
       <w:pPr>
         <w:pStyle w:val="Listaszerbekezds"/>
         <w:numPr>
           <w:ilvl w:val="0"/>
-          <w:numId w:val="0"/>
+          <w:numId w:val="18"/>
         </w:numPr>
-        <w:ind w:left="1077"/>
-      </w:pPr>
+      </w:pPr>
+      <w:r>
+        <w:t>Adatbázisszerver típusa (MySQL, PostgreSQL, stb.)</w:t>
+      </w:r>
     </w:p>
     <w:p>
       <w:pPr>
         <w:pStyle w:val="Listaszerbekezds"/>
         <w:numPr>
           <w:ilvl w:val="0"/>
-          <w:numId w:val="0"/>
+          <w:numId w:val="18"/>
         </w:numPr>
-        <w:ind w:left="1077"/>
-      </w:pPr>
-    </w:p>
-    <w:p/>
-    <w:p>
-      <w:pPr>
-        <w:pStyle w:val="Cmsor1"/>
-      </w:pPr>
-      <w:bookmarkStart w:id="8" w:name="_Toc239404529"/>
-      <w:r>
-        <w:lastRenderedPageBreak/>
-        <w:t>Szoftver specifikáció</w:t>
-      </w:r>
-      <w:bookmarkEnd w:id="8"/>
+      </w:pPr>
+      <w:r>
+        <w:t xml:space="preserve">Van-e konténerkezelés? </w:t>
+      </w:r>
+      <w:r>
+        <w:t> Docker, vagy más konténerkezelő lesz?</w:t>
+      </w:r>
+    </w:p>
+    <w:p>
+      <w:pPr>
+        <w:pStyle w:val="Listaszerbekezds"/>
+        <w:numPr>
+          <w:ilvl w:val="0"/>
+          <w:numId w:val="18"/>
+        </w:numPr>
+      </w:pPr>
+      <w:r>
+        <w:t>Tárhely (GB) mennyire van szükség?</w:t>
+      </w:r>
+    </w:p>
+    <w:p>
+      <w:pPr>
+        <w:pStyle w:val="Listaszerbekezds"/>
+        <w:numPr>
+          <w:ilvl w:val="0"/>
+          <w:numId w:val="18"/>
+        </w:numPr>
+      </w:pPr>
+      <w:r>
+        <w:t>Külön (speciális) program?</w:t>
+      </w:r>
+    </w:p>
+    <w:p>
+      <w:pPr>
+        <w:pStyle w:val="Listaszerbekezds"/>
+        <w:numPr>
+          <w:ilvl w:val="0"/>
+          <w:numId w:val="18"/>
+        </w:numPr>
+      </w:pPr>
+      <w:r>
+        <w:t>Hálózattal kapcsolatos speciális beállítás (pl. valamelyik port(ok) kinyitása)</w:t>
+      </w:r>
+    </w:p>
+    <w:p>
+      <w:pPr>
+        <w:pStyle w:val="Listaszerbekezds"/>
+        <w:numPr>
+          <w:ilvl w:val="0"/>
+          <w:numId w:val="18"/>
+        </w:numPr>
+      </w:pPr>
+      <w:r>
+        <w:t>Lesz-e saját domainhez kapcsolva?</w:t>
+      </w:r>
+    </w:p>
+    <w:p>
+      <w:pPr>
+        <w:pStyle w:val="Listaszerbekezds"/>
+        <w:numPr>
+          <w:ilvl w:val="0"/>
+          <w:numId w:val="18"/>
+        </w:numPr>
+      </w:pPr>
+      <w:r>
+        <w:t xml:space="preserve">Felhőben lesz tárolva vagy futtatva? </w:t>
+      </w:r>
+      <w:r>
+        <w:t> Ha igen, melyiken?</w:t>
+      </w:r>
     </w:p>
     <w:p>
       <w:pPr>
@@ -3245,6 +3325,119 @@
 <file path=word/numbering.xml><?xml version="1.0" encoding="utf-8"?>
 <w:numbering xmlns:wpc="http://schemas.microsoft.com/office/word/2010/wordprocessingCanvas" xmlns:cx="http://schemas.microsoft.com/office/drawing/2014/chartex" xmlns:cx1="http://schemas.microsoft.com/office/drawing/2015/9/8/chartex" xmlns:cx2="http://schemas.microsoft.com/office/drawing/2015/10/21/chartex" xmlns:cx3="http://schemas.microsoft.com/office/drawing/2016/5/9/chartex" xmlns:cx4="http://schemas.microsoft.com/office/drawing/2016/5/10/chartex" xmlns:cx5="http://schemas.microsoft.com/office/drawing/2016/5/11/chartex" xmlns:cx6="http://schemas.microsoft.com/office/drawing/2016/5/12/chartex" xmlns:cx7="http://schemas.microsoft.com/office/drawing/2016/5/13/chartex" xmlns:cx8="http://schemas.microsoft.com/office/drawing/2016/5/14/chartex" xmlns:mc="http://schemas.openxmlformats.org/markup-compatibility/2006" xmlns:aink="http://schemas.microsoft.com/office/drawing/2016/ink" xmlns:am3d="http://schemas.microsoft.com/office/drawing/2017/model3d" xmlns:o="urn:schemas-microsoft-com:office:office" xmlns:r="http://schemas.openxmlformats.org/officeDocument/2006/relationships" xmlns:m="http://schemas.openxmlformats.org/officeDocument/2006/math" xmlns:v="urn:schemas-microsoft-com:vml" xmlns:wp14="http://schemas.microsoft.com/office/word/2010/wordprocessingDrawing" xmlns:wp="http://schemas.openxmlformats.org/drawingml/2006/wordprocessingDrawing" xmlns:w10="urn:schemas-microsoft-com:office:word" xmlns:w="http://schemas.openxmlformats.org/wordprocessingml/2006/main" xmlns:w14="http://schemas.microsoft.com/office/word/2010/wordml" xmlns:w15="http://schemas.microsoft.com/office/word/2012/wordml" xmlns:w16cex="http://schemas.microsoft.com/office/word/2018/wordml/cex" xmlns:w16cid="http://schemas.microsoft.com/office/word/2016/wordml/cid" xmlns:w16="http://schemas.microsoft.com/office/word/2018/wordml" xmlns:w16sdtdh="http://schemas.microsoft.com/office/word/2020/wordml/sdtdatahash" xmlns:w16se="http://schemas.microsoft.com/office/word/2015/wordml/symex" xmlns:wpg="http://schemas.microsoft.com/office/word/2010/wordprocessingGroup" xmlns:wpi="http://schemas.microsoft.com/office/word/2010/wordprocessingInk" xmlns:wne="http://schemas.microsoft.com/office/word/2006/wordml" xmlns:wps="http://schemas.microsoft.com/office/word/2010/wordprocessingShape" mc:Ignorable="w14 w15 w16se w16cid w16 w16cex w16sdtdh wp14">
   <w:abstractNum w:abstractNumId="0" w15:restartNumberingAfterBreak="0">
+    <w:nsid w:val="0EE93BE1"/>
+    <w:multiLevelType w:val="hybridMultilevel"/>
+    <w:tmpl w:val="4838EA10"/>
+    <w:lvl w:ilvl="0" w:tplc="040E0001">
+      <w:start w:val="1"/>
+      <w:numFmt w:val="bullet"/>
+      <w:lvlText w:val=""/>
+      <w:lvlJc w:val="left"/>
+      <w:pPr>
+        <w:ind w:left="1776" w:hanging="360"/>
+      </w:pPr>
+      <w:rPr>
+        <w:rFonts w:ascii="Symbol" w:hAnsi="Symbol" w:hint="default"/>
+      </w:rPr>
+    </w:lvl>
+    <w:lvl w:ilvl="1" w:tplc="040E0003" w:tentative="1">
+      <w:start w:val="1"/>
+      <w:numFmt w:val="bullet"/>
+      <w:lvlText w:val="o"/>
+      <w:lvlJc w:val="left"/>
+      <w:pPr>
+        <w:ind w:left="2496" w:hanging="360"/>
+      </w:pPr>
+      <w:rPr>
+        <w:rFonts w:ascii="Courier New" w:hAnsi="Courier New" w:cs="Courier New" w:hint="default"/>
+      </w:rPr>
+    </w:lvl>
+    <w:lvl w:ilvl="2" w:tplc="040E0005" w:tentative="1">
+      <w:start w:val="1"/>
+      <w:numFmt w:val="bullet"/>
+      <w:lvlText w:val=""/>
+      <w:lvlJc w:val="left"/>
+      <w:pPr>
+        <w:ind w:left="3216" w:hanging="360"/>
+      </w:pPr>
+      <w:rPr>
+        <w:rFonts w:ascii="Wingdings" w:hAnsi="Wingdings" w:hint="default"/>
+      </w:rPr>
+    </w:lvl>
+    <w:lvl w:ilvl="3" w:tplc="040E0001" w:tentative="1">
+      <w:start w:val="1"/>
+      <w:numFmt w:val="bullet"/>
+      <w:lvlText w:val=""/>
+      <w:lvlJc w:val="left"/>
+      <w:pPr>
+        <w:ind w:left="3936" w:hanging="360"/>
+      </w:pPr>
+      <w:rPr>
+        <w:rFonts w:ascii="Symbol" w:hAnsi="Symbol" w:hint="default"/>
+      </w:rPr>
+    </w:lvl>
+    <w:lvl w:ilvl="4" w:tplc="040E0003" w:tentative="1">
+      <w:start w:val="1"/>
+      <w:numFmt w:val="bullet"/>
+      <w:lvlText w:val="o"/>
+      <w:lvlJc w:val="left"/>
+      <w:pPr>
+        <w:ind w:left="4656" w:hanging="360"/>
+      </w:pPr>
+      <w:rPr>
+        <w:rFonts w:ascii="Courier New" w:hAnsi="Courier New" w:cs="Courier New" w:hint="default"/>
+      </w:rPr>
+    </w:lvl>
+    <w:lvl w:ilvl="5" w:tplc="040E0005" w:tentative="1">
+      <w:start w:val="1"/>
+      <w:numFmt w:val="bullet"/>
+      <w:lvlText w:val=""/>
+      <w:lvlJc w:val="left"/>
+      <w:pPr>
+        <w:ind w:left="5376" w:hanging="360"/>
+      </w:pPr>
+      <w:rPr>
+        <w:rFonts w:ascii="Wingdings" w:hAnsi="Wingdings" w:hint="default"/>
+      </w:rPr>
+    </w:lvl>
+    <w:lvl w:ilvl="6" w:tplc="040E0001" w:tentative="1">
+      <w:start w:val="1"/>
+      <w:numFmt w:val="bullet"/>
+      <w:lvlText w:val=""/>
+      <w:lvlJc w:val="left"/>
+      <w:pPr>
+        <w:ind w:left="6096" w:hanging="360"/>
+      </w:pPr>
+      <w:rPr>
+        <w:rFonts w:ascii="Symbol" w:hAnsi="Symbol" w:hint="default"/>
+      </w:rPr>
+    </w:lvl>
+    <w:lvl w:ilvl="7" w:tplc="040E0003" w:tentative="1">
+      <w:start w:val="1"/>
+      <w:numFmt w:val="bullet"/>
+      <w:lvlText w:val="o"/>
+      <w:lvlJc w:val="left"/>
+      <w:pPr>
+        <w:ind w:left="6816" w:hanging="360"/>
+      </w:pPr>
+      <w:rPr>
+        <w:rFonts w:ascii="Courier New" w:hAnsi="Courier New" w:cs="Courier New" w:hint="default"/>
+      </w:rPr>
+    </w:lvl>
+    <w:lvl w:ilvl="8" w:tplc="040E0005" w:tentative="1">
+      <w:start w:val="1"/>
+      <w:numFmt w:val="bullet"/>
+      <w:lvlText w:val=""/>
+      <w:lvlJc w:val="left"/>
+      <w:pPr>
+        <w:ind w:left="7536" w:hanging="360"/>
+      </w:pPr>
+      <w:rPr>
+        <w:rFonts w:ascii="Wingdings" w:hAnsi="Wingdings" w:hint="default"/>
+      </w:rPr>
+    </w:lvl>
+  </w:abstractNum>
+  <w:abstractNum w:abstractNumId="1" w15:restartNumberingAfterBreak="0">
     <w:nsid w:val="11732477"/>
     <w:multiLevelType w:val="multilevel"/>
     <w:tmpl w:val="040E001F"/>
@@ -3330,7 +3523,7 @@
       </w:pPr>
     </w:lvl>
   </w:abstractNum>
-  <w:abstractNum w:abstractNumId="1" w15:restartNumberingAfterBreak="0">
+  <w:abstractNum w:abstractNumId="2" w15:restartNumberingAfterBreak="0">
     <w:nsid w:val="1AD34B80"/>
     <w:multiLevelType w:val="hybridMultilevel"/>
     <w:tmpl w:val="FC18E3F8"/>
@@ -3443,7 +3636,7 @@
       </w:rPr>
     </w:lvl>
   </w:abstractNum>
-  <w:abstractNum w:abstractNumId="2" w15:restartNumberingAfterBreak="0">
+  <w:abstractNum w:abstractNumId="3" w15:restartNumberingAfterBreak="0">
     <w:nsid w:val="1E1537C7"/>
     <w:multiLevelType w:val="hybridMultilevel"/>
     <w:tmpl w:val="FB58FC60"/>
@@ -3556,7 +3749,7 @@
       </w:rPr>
     </w:lvl>
   </w:abstractNum>
-  <w:abstractNum w:abstractNumId="3" w15:restartNumberingAfterBreak="0">
+  <w:abstractNum w:abstractNumId="4" w15:restartNumberingAfterBreak="0">
     <w:nsid w:val="3A5632FE"/>
     <w:multiLevelType w:val="hybridMultilevel"/>
     <w:tmpl w:val="064A8054"/>
@@ -3670,7 +3863,7 @@
       </w:rPr>
     </w:lvl>
   </w:abstractNum>
-  <w:abstractNum w:abstractNumId="4" w15:restartNumberingAfterBreak="0">
+  <w:abstractNum w:abstractNumId="5" w15:restartNumberingAfterBreak="0">
     <w:nsid w:val="3CCE7B4D"/>
     <w:multiLevelType w:val="hybridMultilevel"/>
     <w:tmpl w:val="00AC0E8E"/>
@@ -3783,7 +3976,7 @@
       </w:rPr>
     </w:lvl>
   </w:abstractNum>
-  <w:abstractNum w:abstractNumId="5" w15:restartNumberingAfterBreak="0">
+  <w:abstractNum w:abstractNumId="6" w15:restartNumberingAfterBreak="0">
     <w:nsid w:val="54F3340D"/>
     <w:multiLevelType w:val="hybridMultilevel"/>
     <w:tmpl w:val="0A34E89A"/>
@@ -3896,7 +4089,7 @@
       </w:rPr>
     </w:lvl>
   </w:abstractNum>
-  <w:abstractNum w:abstractNumId="6" w15:restartNumberingAfterBreak="0">
+  <w:abstractNum w:abstractNumId="7" w15:restartNumberingAfterBreak="0">
     <w:nsid w:val="572034D3"/>
     <w:multiLevelType w:val="hybridMultilevel"/>
     <w:tmpl w:val="94BA2050"/>
@@ -4009,7 +4202,120 @@
       </w:rPr>
     </w:lvl>
   </w:abstractNum>
-  <w:abstractNum w:abstractNumId="7" w15:restartNumberingAfterBreak="0">
+  <w:abstractNum w:abstractNumId="8" w15:restartNumberingAfterBreak="0">
+    <w:nsid w:val="5AF073FE"/>
+    <w:multiLevelType w:val="hybridMultilevel"/>
+    <w:tmpl w:val="5FE2E2C8"/>
+    <w:lvl w:ilvl="0" w:tplc="040E0001">
+      <w:start w:val="1"/>
+      <w:numFmt w:val="bullet"/>
+      <w:lvlText w:val=""/>
+      <w:lvlJc w:val="left"/>
+      <w:pPr>
+        <w:ind w:left="2136" w:hanging="360"/>
+      </w:pPr>
+      <w:rPr>
+        <w:rFonts w:ascii="Symbol" w:hAnsi="Symbol" w:hint="default"/>
+      </w:rPr>
+    </w:lvl>
+    <w:lvl w:ilvl="1" w:tplc="040E0003" w:tentative="1">
+      <w:start w:val="1"/>
+      <w:numFmt w:val="bullet"/>
+      <w:lvlText w:val="o"/>
+      <w:lvlJc w:val="left"/>
+      <w:pPr>
+        <w:ind w:left="2856" w:hanging="360"/>
+      </w:pPr>
+      <w:rPr>
+        <w:rFonts w:ascii="Courier New" w:hAnsi="Courier New" w:cs="Courier New" w:hint="default"/>
+      </w:rPr>
+    </w:lvl>
+    <w:lvl w:ilvl="2" w:tplc="040E0005" w:tentative="1">
+      <w:start w:val="1"/>
+      <w:numFmt w:val="bullet"/>
+      <w:lvlText w:val=""/>
+      <w:lvlJc w:val="left"/>
+      <w:pPr>
+        <w:ind w:left="3576" w:hanging="360"/>
+      </w:pPr>
+      <w:rPr>
+        <w:rFonts w:ascii="Wingdings" w:hAnsi="Wingdings" w:hint="default"/>
+      </w:rPr>
+    </w:lvl>
+    <w:lvl w:ilvl="3" w:tplc="040E0001" w:tentative="1">
+      <w:start w:val="1"/>
+      <w:numFmt w:val="bullet"/>
+      <w:lvlText w:val=""/>
+      <w:lvlJc w:val="left"/>
+      <w:pPr>
+        <w:ind w:left="4296" w:hanging="360"/>
+      </w:pPr>
+      <w:rPr>
+        <w:rFonts w:ascii="Symbol" w:hAnsi="Symbol" w:hint="default"/>
+      </w:rPr>
+    </w:lvl>
+    <w:lvl w:ilvl="4" w:tplc="040E0003" w:tentative="1">
+      <w:start w:val="1"/>
+      <w:numFmt w:val="bullet"/>
+      <w:lvlText w:val="o"/>
+      <w:lvlJc w:val="left"/>
+      <w:pPr>
+        <w:ind w:left="5016" w:hanging="360"/>
+      </w:pPr>
+      <w:rPr>
+        <w:rFonts w:ascii="Courier New" w:hAnsi="Courier New" w:cs="Courier New" w:hint="default"/>
+      </w:rPr>
+    </w:lvl>
+    <w:lvl w:ilvl="5" w:tplc="040E0005" w:tentative="1">
+      <w:start w:val="1"/>
+      <w:numFmt w:val="bullet"/>
+      <w:lvlText w:val=""/>
+      <w:lvlJc w:val="left"/>
+      <w:pPr>
+        <w:ind w:left="5736" w:hanging="360"/>
+      </w:pPr>
+      <w:rPr>
+        <w:rFonts w:ascii="Wingdings" w:hAnsi="Wingdings" w:hint="default"/>
+      </w:rPr>
+    </w:lvl>
+    <w:lvl w:ilvl="6" w:tplc="040E0001" w:tentative="1">
+      <w:start w:val="1"/>
+      <w:numFmt w:val="bullet"/>
+      <w:lvlText w:val=""/>
+      <w:lvlJc w:val="left"/>
+      <w:pPr>
+        <w:ind w:left="6456" w:hanging="360"/>
+      </w:pPr>
+      <w:rPr>
+        <w:rFonts w:ascii="Symbol" w:hAnsi="Symbol" w:hint="default"/>
+      </w:rPr>
+    </w:lvl>
+    <w:lvl w:ilvl="7" w:tplc="040E0003" w:tentative="1">
+      <w:start w:val="1"/>
+      <w:numFmt w:val="bullet"/>
+      <w:lvlText w:val="o"/>
+      <w:lvlJc w:val="left"/>
+      <w:pPr>
+        <w:ind w:left="7176" w:hanging="360"/>
+      </w:pPr>
+      <w:rPr>
+        <w:rFonts w:ascii="Courier New" w:hAnsi="Courier New" w:cs="Courier New" w:hint="default"/>
+      </w:rPr>
+    </w:lvl>
+    <w:lvl w:ilvl="8" w:tplc="040E0005" w:tentative="1">
+      <w:start w:val="1"/>
+      <w:numFmt w:val="bullet"/>
+      <w:lvlText w:val=""/>
+      <w:lvlJc w:val="left"/>
+      <w:pPr>
+        <w:ind w:left="7896" w:hanging="360"/>
+      </w:pPr>
+      <w:rPr>
+        <w:rFonts w:ascii="Wingdings" w:hAnsi="Wingdings" w:hint="default"/>
+      </w:rPr>
+    </w:lvl>
+  </w:abstractNum>
+  <w:abstractNum w:abstractNumId="9" w15:restartNumberingAfterBreak="0">
     <w:nsid w:val="5BCA0B7D"/>
     <w:multiLevelType w:val="hybridMultilevel"/>
     <w:tmpl w:val="E9863B0E"/>
@@ -4122,7 +4428,7 @@
       </w:rPr>
     </w:lvl>
   </w:abstractNum>
-  <w:abstractNum w:abstractNumId="8" w15:restartNumberingAfterBreak="0">
+  <w:abstractNum w:abstractNumId="10" w15:restartNumberingAfterBreak="0">
     <w:nsid w:val="646414C8"/>
     <w:multiLevelType w:val="hybridMultilevel"/>
     <w:tmpl w:val="C1962442"/>
@@ -4235,7 +4541,7 @@
       </w:rPr>
     </w:lvl>
   </w:abstractNum>
-  <w:abstractNum w:abstractNumId="9" w15:restartNumberingAfterBreak="0">
+  <w:abstractNum w:abstractNumId="11" w15:restartNumberingAfterBreak="0">
     <w:nsid w:val="6BFF669E"/>
     <w:multiLevelType w:val="hybridMultilevel"/>
     <w:tmpl w:val="407C3BC0"/>
@@ -4348,7 +4654,7 @@
       </w:rPr>
     </w:lvl>
   </w:abstractNum>
-  <w:abstractNum w:abstractNumId="10" w15:restartNumberingAfterBreak="0">
+  <w:abstractNum w:abstractNumId="12" w15:restartNumberingAfterBreak="0">
     <w:nsid w:val="6C5679D2"/>
     <w:multiLevelType w:val="hybridMultilevel"/>
     <w:tmpl w:val="B3508E88"/>
@@ -4461,7 +4767,7 @@
       </w:rPr>
     </w:lvl>
   </w:abstractNum>
-  <w:abstractNum w:abstractNumId="11" w15:restartNumberingAfterBreak="0">
+  <w:abstractNum w:abstractNumId="13" w15:restartNumberingAfterBreak="0">
     <w:nsid w:val="721E3991"/>
     <w:multiLevelType w:val="hybridMultilevel"/>
     <w:tmpl w:val="72FCB9C4"/>
@@ -4574,7 +4880,7 @@
       </w:rPr>
     </w:lvl>
   </w:abstractNum>
-  <w:abstractNum w:abstractNumId="12" w15:restartNumberingAfterBreak="0">
+  <w:abstractNum w:abstractNumId="14" w15:restartNumberingAfterBreak="0">
     <w:nsid w:val="74EC6014"/>
     <w:multiLevelType w:val="hybridMultilevel"/>
     <w:tmpl w:val="373AF6C2"/>
@@ -4687,7 +4993,7 @@
       </w:rPr>
     </w:lvl>
   </w:abstractNum>
-  <w:abstractNum w:abstractNumId="13" w15:restartNumberingAfterBreak="0">
+  <w:abstractNum w:abstractNumId="15" w15:restartNumberingAfterBreak="0">
     <w:nsid w:val="798A72B2"/>
     <w:multiLevelType w:val="hybridMultilevel"/>
     <w:tmpl w:val="E35CEDCE"/>
@@ -4800,7 +5106,7 @@
       </w:rPr>
     </w:lvl>
   </w:abstractNum>
-  <w:abstractNum w:abstractNumId="14" w15:restartNumberingAfterBreak="0">
+  <w:abstractNum w:abstractNumId="16" w15:restartNumberingAfterBreak="0">
     <w:nsid w:val="7AA558AC"/>
     <w:multiLevelType w:val="multilevel"/>
     <w:tmpl w:val="AD9832DA"/>
@@ -4918,52 +5224,58 @@
     </w:lvl>
   </w:abstractNum>
   <w:num w:numId="1">
+    <w:abstractNumId w:val="16"/>
+  </w:num>
+  <w:num w:numId="2">
+    <w:abstractNumId w:val="1"/>
+  </w:num>
+  <w:num w:numId="3">
+    <w:abstractNumId w:val="16"/>
+  </w:num>
+  <w:num w:numId="4">
+    <w:abstractNumId w:val="4"/>
+  </w:num>
+  <w:num w:numId="5">
+    <w:abstractNumId w:val="3"/>
+  </w:num>
+  <w:num w:numId="6">
+    <w:abstractNumId w:val="2"/>
+  </w:num>
+  <w:num w:numId="7">
+    <w:abstractNumId w:val="13"/>
+  </w:num>
+  <w:num w:numId="8">
+    <w:abstractNumId w:val="12"/>
+  </w:num>
+  <w:num w:numId="9">
+    <w:abstractNumId w:val="6"/>
+  </w:num>
+  <w:num w:numId="10">
+    <w:abstractNumId w:val="9"/>
+  </w:num>
+  <w:num w:numId="11">
     <w:abstractNumId w:val="14"/>
   </w:num>
-  <w:num w:numId="2">
-    <w:abstractNumId w:val="0"/>
+  <w:num w:numId="12">
+    <w:abstractNumId w:val="5"/>
   </w:num>
-  <w:num w:numId="3">
-    <w:abstractNumId w:val="14"/>
-  </w:num>
-  <w:num w:numId="4">
-    <w:abstractNumId w:val="3"/>
-  </w:num>
-  <w:num w:numId="5">
-    <w:abstractNumId w:val="2"/>
-  </w:num>
-  <w:num w:numId="6">
-    <w:abstractNumId w:val="1"/>
-  </w:num>
-  <w:num w:numId="7">
+  <w:num w:numId="13">
     <w:abstractNumId w:val="11"/>
   </w:num>
-  <w:num w:numId="8">
+  <w:num w:numId="14">
+    <w:abstractNumId w:val="7"/>
+  </w:num>
+  <w:num w:numId="15">
+    <w:abstractNumId w:val="15"/>
+  </w:num>
+  <w:num w:numId="16">
     <w:abstractNumId w:val="10"/>
   </w:num>
-  <w:num w:numId="9">
-    <w:abstractNumId w:val="5"/>
+  <w:num w:numId="17">
+    <w:abstractNumId w:val="8"/>
   </w:num>
-  <w:num w:numId="10">
-    <w:abstractNumId w:val="7"/>
-  </w:num>
-  <w:num w:numId="11">
-    <w:abstractNumId w:val="12"/>
-  </w:num>
-  <w:num w:numId="12">
-    <w:abstractNumId w:val="4"/>
-  </w:num>
-  <w:num w:numId="13">
-    <w:abstractNumId w:val="9"/>
-  </w:num>
-  <w:num w:numId="14">
-    <w:abstractNumId w:val="6"/>
-  </w:num>
-  <w:num w:numId="15">
-    <w:abstractNumId w:val="13"/>
-  </w:num>
-  <w:num w:numId="16">
-    <w:abstractNumId w:val="8"/>
+  <w:num w:numId="18">
+    <w:abstractNumId w:val="0"/>
   </w:num>
 </w:numbering>
 </file>

--- a/ZoneControl_Specifikáció.docx
+++ b/ZoneControl_Specifikáció.docx
@@ -1,6 +1,6 @@
 
 <file path=word/document.xml><?xml version="1.0" encoding="utf-8"?>
-<w:document xmlns:wpc="http://schemas.microsoft.com/office/word/2010/wordprocessingCanvas" xmlns:cx="http://schemas.microsoft.com/office/drawing/2014/chartex" xmlns:cx1="http://schemas.microsoft.com/office/drawing/2015/9/8/chartex" xmlns:cx2="http://schemas.microsoft.com/office/drawing/2015/10/21/chartex" xmlns:cx3="http://schemas.microsoft.com/office/drawing/2016/5/9/chartex" xmlns:cx4="http://schemas.microsoft.com/office/drawing/2016/5/10/chartex" xmlns:cx5="http://schemas.microsoft.com/office/drawing/2016/5/11/chartex" xmlns:cx6="http://schemas.microsoft.com/office/drawing/2016/5/12/chartex" xmlns:cx7="http://schemas.microsoft.com/office/drawing/2016/5/13/chartex" xmlns:cx8="http://schemas.microsoft.com/office/drawing/2016/5/14/chartex" xmlns:mc="http://schemas.openxmlformats.org/markup-compatibility/2006" xmlns:aink="http://schemas.microsoft.com/office/drawing/2016/ink" xmlns:am3d="http://schemas.microsoft.com/office/drawing/2017/model3d" xmlns:o="urn:schemas-microsoft-com:office:office" xmlns:r="http://schemas.openxmlformats.org/officeDocument/2006/relationships" xmlns:m="http://schemas.openxmlformats.org/officeDocument/2006/math" xmlns:v="urn:schemas-microsoft-com:vml" xmlns:wp14="http://schemas.microsoft.com/office/word/2010/wordprocessingDrawing" xmlns:wp="http://schemas.openxmlformats.org/drawingml/2006/wordprocessingDrawing" xmlns:w10="urn:schemas-microsoft-com:office:word" xmlns:w="http://schemas.openxmlformats.org/wordprocessingml/2006/main" xmlns:w14="http://schemas.microsoft.com/office/word/2010/wordml" xmlns:w15="http://schemas.microsoft.com/office/word/2012/wordml" xmlns:w16cex="http://schemas.microsoft.com/office/word/2018/wordml/cex" xmlns:w16cid="http://schemas.microsoft.com/office/word/2016/wordml/cid" xmlns:w16="http://schemas.microsoft.com/office/word/2018/wordml" xmlns:w16sdtdh="http://schemas.microsoft.com/office/word/2020/wordml/sdtdatahash" xmlns:w16se="http://schemas.microsoft.com/office/word/2015/wordml/symex" xmlns:wpg="http://schemas.microsoft.com/office/word/2010/wordprocessingGroup" xmlns:wpi="http://schemas.microsoft.com/office/word/2010/wordprocessingInk" xmlns:wne="http://schemas.microsoft.com/office/word/2006/wordml" xmlns:wps="http://schemas.microsoft.com/office/word/2010/wordprocessingShape" mc:Ignorable="w14 w15 w16se w16cid w16 w16cex w16sdtdh wp14">
+<w:document xmlns:wpc="http://schemas.microsoft.com/office/word/2010/wordprocessingCanvas" xmlns:cx="http://schemas.microsoft.com/office/drawing/2014/chartex" xmlns:cx1="http://schemas.microsoft.com/office/drawing/2015/9/8/chartex" xmlns:cx2="http://schemas.microsoft.com/office/drawing/2015/10/21/chartex" xmlns:cx3="http://schemas.microsoft.com/office/drawing/2016/5/9/chartex" xmlns:cx4="http://schemas.microsoft.com/office/drawing/2016/5/10/chartex" xmlns:cx5="http://schemas.microsoft.com/office/drawing/2016/5/11/chartex" xmlns:cx6="http://schemas.microsoft.com/office/drawing/2016/5/12/chartex" xmlns:cx7="http://schemas.microsoft.com/office/drawing/2016/5/13/chartex" xmlns:cx8="http://schemas.microsoft.com/office/drawing/2016/5/14/chartex" xmlns:mc="http://schemas.openxmlformats.org/markup-compatibility/2006" xmlns:aink="http://schemas.microsoft.com/office/drawing/2016/ink" xmlns:am3d="http://schemas.microsoft.com/office/drawing/2017/model3d" xmlns:o="urn:schemas-microsoft-com:office:office" xmlns:r="http://schemas.openxmlformats.org/officeDocument/2006/relationships" xmlns:m="http://schemas.openxmlformats.org/officeDocument/2006/math" xmlns:v="urn:schemas-microsoft-com:vml" xmlns:wp14="http://schemas.microsoft.com/office/word/2010/wordprocessingDrawing" xmlns:wp="http://schemas.openxmlformats.org/drawingml/2006/wordprocessingDrawing" xmlns:w10="urn:schemas-microsoft-com:office:word" xmlns:w="http://schemas.openxmlformats.org/wordprocessingml/2006/main" xmlns:w14="http://schemas.microsoft.com/office/word/2010/wordml" xmlns:w15="http://schemas.microsoft.com/office/word/2012/wordml" xmlns:w16cid="http://schemas.microsoft.com/office/word/2016/wordml/cid" xmlns:w16se="http://schemas.microsoft.com/office/word/2015/wordml/symex" xmlns:wpg="http://schemas.microsoft.com/office/word/2010/wordprocessingGroup" xmlns:wpi="http://schemas.microsoft.com/office/word/2010/wordprocessingInk" xmlns:wne="http://schemas.microsoft.com/office/word/2006/wordml" xmlns:wps="http://schemas.microsoft.com/office/word/2010/wordprocessingShape" mc:Ignorable="w14 w15 w16se w16cid wp14">
   <w:body>
     <w:p>
       <w:pPr>
@@ -12,12 +12,14 @@
           <w:color w:val="1F3864" w:themeColor="accent1" w:themeShade="80"/>
         </w:rPr>
       </w:pPr>
+      <w:proofErr w:type="spellStart"/>
       <w:r>
         <w:rPr>
           <w:color w:val="1F3864" w:themeColor="accent1" w:themeShade="80"/>
         </w:rPr>
         <w:t>ZoneControl</w:t>
       </w:r>
+      <w:proofErr w:type="spellEnd"/>
     </w:p>
     <w:p>
       <w:pPr>
@@ -2550,7 +2552,7 @@
         </w:numPr>
       </w:pPr>
       <w:r>
-        <w:t>Operációs rendszer (pl. Windows Server 2025, Ubuntu Linux Server, stb.)</w:t>
+        <w:t>Szerver oldal: Ubuntu Linux Server (Oracle VM VirtualBox)</w:t>
       </w:r>
     </w:p>
     <w:p>
@@ -2562,7 +2564,7 @@
         </w:numPr>
       </w:pPr>
       <w:r>
-        <w:t>Webszerver típusa (Apache, Nginx, stb.)</w:t>
+        <w:t>Kliens oldal: Windows 10, 11</w:t>
       </w:r>
     </w:p>
     <w:p>
@@ -2574,7 +2576,13 @@
         </w:numPr>
       </w:pPr>
       <w:r>
-        <w:t>Adatbázisszerver típusa (MySQL, PostgreSQL, stb.)</w:t>
+        <w:t>Webszerver típusa</w:t>
+      </w:r>
+      <w:r>
+        <w:t xml:space="preserve">: </w:t>
+      </w:r>
+      <w:r>
+        <w:t>Apache</w:t>
       </w:r>
     </w:p>
     <w:p>
@@ -2586,10 +2594,13 @@
         </w:numPr>
       </w:pPr>
       <w:r>
-        <w:t xml:space="preserve">Van-e konténerkezelés? </w:t>
-      </w:r>
-      <w:r>
-        <w:t> Docker, vagy más konténerkezelő lesz?</w:t>
+        <w:t>Adatbázisszerver típusa</w:t>
+      </w:r>
+      <w:r>
+        <w:t>:</w:t>
+      </w:r>
+      <w:r>
+        <w:t xml:space="preserve"> MySQL</w:t>
       </w:r>
     </w:p>
     <w:p>
@@ -2601,7 +2612,10 @@
         </w:numPr>
       </w:pPr>
       <w:r>
-        <w:t>Tárhely (GB) mennyire van szükség?</w:t>
+        <w:t>Tárhely</w:t>
+      </w:r>
+      <w:r>
+        <w:t>: minimum 20GB</w:t>
       </w:r>
     </w:p>
     <w:p>
@@ -2613,7 +2627,13 @@
         </w:numPr>
       </w:pPr>
       <w:r>
-        <w:t>Külön (speciális) program?</w:t>
+        <w:t>Külön program</w:t>
+      </w:r>
+      <w:r>
+        <w:t>: Oracle VM VirtualBox</w:t>
+      </w:r>
+      <w:r>
+        <w:t>, .NET 8.0 Dsktop Runtime</w:t>
       </w:r>
     </w:p>
     <w:p>
@@ -2625,7 +2645,10 @@
         </w:numPr>
       </w:pPr>
       <w:r>
-        <w:t>Hálózattal kapcsolatos speciális beállítás (pl. valamelyik port(ok) kinyitása)</w:t>
+        <w:t>Hálózattal kapcsolatos speciális beállítá</w:t>
+      </w:r>
+      <w:r>
+        <w:t>s: Bridged Adapter</w:t>
       </w:r>
     </w:p>
     <w:p>
@@ -2637,7 +2660,7 @@
         </w:numPr>
       </w:pPr>
       <w:r>
-        <w:t>Lesz-e saját domainhez kapcsolva?</w:t>
+        <w:t xml:space="preserve">Domain: Lokális </w:t>
       </w:r>
     </w:p>
     <w:p>
@@ -2649,21 +2672,20 @@
         </w:numPr>
       </w:pPr>
       <w:r>
-        <w:t xml:space="preserve">Felhőben lesz tárolva vagy futtatva? </w:t>
-      </w:r>
-      <w:r>
-        <w:t> Ha igen, melyiken?</w:t>
-      </w:r>
+        <w:t>Helyi futtatás</w:t>
+      </w:r>
+      <w:bookmarkStart w:id="9" w:name="_GoBack"/>
+      <w:bookmarkEnd w:id="9"/>
     </w:p>
     <w:p>
       <w:pPr>
         <w:pStyle w:val="Cmsor2"/>
       </w:pPr>
-      <w:bookmarkStart w:id="9" w:name="_Toc239404530"/>
+      <w:bookmarkStart w:id="10" w:name="_Toc239404530"/>
       <w:r>
         <w:t>Megjelenés</w:t>
       </w:r>
-      <w:bookmarkEnd w:id="9"/>
+      <w:bookmarkEnd w:id="10"/>
     </w:p>
     <w:p>
       <w:pPr>
@@ -2732,11 +2754,11 @@
       <w:pPr>
         <w:pStyle w:val="Cmsor2"/>
       </w:pPr>
-      <w:bookmarkStart w:id="10" w:name="_Toc239404531"/>
+      <w:bookmarkStart w:id="11" w:name="_Toc239404531"/>
       <w:r>
         <w:t>Funkciók</w:t>
       </w:r>
-      <w:bookmarkEnd w:id="10"/>
+      <w:bookmarkEnd w:id="11"/>
     </w:p>
     <w:p>
       <w:pPr>
@@ -2790,22 +2812,22 @@
       <w:pPr>
         <w:pStyle w:val="Cmsor1"/>
       </w:pPr>
-      <w:bookmarkStart w:id="11" w:name="_Toc239404532"/>
+      <w:bookmarkStart w:id="12" w:name="_Toc239404532"/>
       <w:r>
         <w:lastRenderedPageBreak/>
         <w:t>Dokumentáció</w:t>
       </w:r>
-      <w:bookmarkEnd w:id="11"/>
+      <w:bookmarkEnd w:id="12"/>
     </w:p>
     <w:p>
       <w:pPr>
         <w:pStyle w:val="Cmsor2"/>
       </w:pPr>
-      <w:bookmarkStart w:id="12" w:name="_Toc239404534"/>
+      <w:bookmarkStart w:id="13" w:name="_Toc239404534"/>
       <w:r>
         <w:t>Technikai dokumentáció</w:t>
       </w:r>
-      <w:bookmarkEnd w:id="12"/>
+      <w:bookmarkEnd w:id="13"/>
     </w:p>
     <w:p>
       <w:pPr>
@@ -2836,11 +2858,11 @@
       <w:pPr>
         <w:pStyle w:val="Cmsor2"/>
       </w:pPr>
-      <w:bookmarkStart w:id="13" w:name="_Toc239404535"/>
+      <w:bookmarkStart w:id="14" w:name="_Toc239404535"/>
       <w:r>
         <w:t>Forráskód dokumentáció</w:t>
       </w:r>
-      <w:bookmarkEnd w:id="13"/>
+      <w:bookmarkEnd w:id="14"/>
     </w:p>
     <w:p>
       <w:pPr>
@@ -2854,11 +2876,11 @@
       <w:pPr>
         <w:pStyle w:val="Cmsor2"/>
       </w:pPr>
-      <w:bookmarkStart w:id="14" w:name="_Toc239404536"/>
+      <w:bookmarkStart w:id="15" w:name="_Toc239404536"/>
       <w:r>
         <w:t>Felhasználói dokumentáció</w:t>
       </w:r>
-      <w:bookmarkEnd w:id="14"/>
+      <w:bookmarkEnd w:id="15"/>
     </w:p>
     <w:p>
       <w:pPr>
@@ -2878,18 +2900,18 @@
       <w:pPr>
         <w:pStyle w:val="Cmsor1"/>
       </w:pPr>
-      <w:bookmarkStart w:id="15" w:name="_Toc239404537"/>
+      <w:bookmarkStart w:id="16" w:name="_Toc239404537"/>
       <w:r>
         <w:lastRenderedPageBreak/>
         <w:t>A projekt értékelése</w:t>
       </w:r>
-      <w:bookmarkEnd w:id="15"/>
+      <w:bookmarkEnd w:id="16"/>
     </w:p>
     <w:p>
       <w:pPr>
         <w:pStyle w:val="Cmsor2"/>
       </w:pPr>
-      <w:bookmarkStart w:id="16" w:name="_Toc239404538"/>
+      <w:bookmarkStart w:id="17" w:name="_Toc239404538"/>
       <w:r>
         <w:t xml:space="preserve">A </w:t>
       </w:r>
@@ -2899,7 +2921,7 @@
       <w:r>
         <w:t xml:space="preserve"> értékelésének felhasználó oldali szempontjai</w:t>
       </w:r>
-      <w:bookmarkEnd w:id="16"/>
+      <w:bookmarkEnd w:id="17"/>
     </w:p>
     <w:p>
       <w:pPr>
@@ -2967,7 +2989,7 @@
       <w:pPr>
         <w:pStyle w:val="Cmsor2"/>
       </w:pPr>
-      <w:bookmarkStart w:id="17" w:name="_Toc239404539"/>
+      <w:bookmarkStart w:id="18" w:name="_Toc239404539"/>
       <w:r>
         <w:t xml:space="preserve">A </w:t>
       </w:r>
@@ -2980,7 +3002,7 @@
       <w:r>
         <w:t>szempontjai</w:t>
       </w:r>
-      <w:bookmarkEnd w:id="17"/>
+      <w:bookmarkEnd w:id="18"/>
     </w:p>
     <w:p>
       <w:pPr>
@@ -3056,19 +3078,24 @@
         <w:pStyle w:val="Cmsor1"/>
         <w:pageBreakBefore w:val="0"/>
       </w:pPr>
-      <w:bookmarkStart w:id="18" w:name="_Toc239404540"/>
+      <w:bookmarkStart w:id="19" w:name="_Toc239404540"/>
       <w:r>
         <w:t>Projekt adatlap</w:t>
       </w:r>
-      <w:bookmarkEnd w:id="18"/>
+      <w:bookmarkEnd w:id="19"/>
     </w:p>
     <w:p>
       <w:pPr>
         <w:ind w:left="357"/>
       </w:pPr>
       <w:r>
-        <w:t>Projekt neve: ZoneControl</w:t>
-      </w:r>
+        <w:t xml:space="preserve">Projekt neve: </w:t>
+      </w:r>
+      <w:proofErr w:type="spellStart"/>
+      <w:r>
+        <w:t>ZoneControl</w:t>
+      </w:r>
+      <w:proofErr w:type="spellEnd"/>
     </w:p>
     <w:p>
       <w:pPr>
@@ -3089,17 +3116,40 @@
         <w:t>ek</w:t>
       </w:r>
       <w:r>
-        <w:t>: C#, MySQL,</w:t>
+        <w:t xml:space="preserve">: C#, </w:t>
+      </w:r>
+      <w:proofErr w:type="spellStart"/>
+      <w:r>
+        <w:t>MySQL</w:t>
+      </w:r>
+      <w:proofErr w:type="spellEnd"/>
+      <w:r>
+        <w:t>,</w:t>
       </w:r>
       <w:r>
         <w:t xml:space="preserve"> </w:t>
       </w:r>
-      <w:r>
-        <w:t>Laravel, VueJS</w:t>
-      </w:r>
-      <w:r>
-        <w:t>, html</w:t>
-      </w:r>
+      <w:proofErr w:type="spellStart"/>
+      <w:r>
+        <w:t>Laravel</w:t>
+      </w:r>
+      <w:proofErr w:type="spellEnd"/>
+      <w:r>
+        <w:t xml:space="preserve">, </w:t>
+      </w:r>
+      <w:proofErr w:type="spellStart"/>
+      <w:r>
+        <w:t>VueJS</w:t>
+      </w:r>
+      <w:proofErr w:type="spellEnd"/>
+      <w:r>
+        <w:t xml:space="preserve">, </w:t>
+      </w:r>
+      <w:proofErr w:type="spellStart"/>
+      <w:r>
+        <w:t>html</w:t>
+      </w:r>
+      <w:proofErr w:type="spellEnd"/>
     </w:p>
     <w:p>
       <w:pPr>
@@ -3129,7 +3179,7 @@
 </file>
 
 <file path=word/endnotes.xml><?xml version="1.0" encoding="utf-8"?>
-<w:endnotes xmlns:wpc="http://schemas.microsoft.com/office/word/2010/wordprocessingCanvas" xmlns:cx="http://schemas.microsoft.com/office/drawing/2014/chartex" xmlns:cx1="http://schemas.microsoft.com/office/drawing/2015/9/8/chartex" xmlns:cx2="http://schemas.microsoft.com/office/drawing/2015/10/21/chartex" xmlns:cx3="http://schemas.microsoft.com/office/drawing/2016/5/9/chartex" xmlns:cx4="http://schemas.microsoft.com/office/drawing/2016/5/10/chartex" xmlns:cx5="http://schemas.microsoft.com/office/drawing/2016/5/11/chartex" xmlns:cx6="http://schemas.microsoft.com/office/drawing/2016/5/12/chartex" xmlns:cx7="http://schemas.microsoft.com/office/drawing/2016/5/13/chartex" xmlns:cx8="http://schemas.microsoft.com/office/drawing/2016/5/14/chartex" xmlns:mc="http://schemas.openxmlformats.org/markup-compatibility/2006" xmlns:aink="http://schemas.microsoft.com/office/drawing/2016/ink" xmlns:am3d="http://schemas.microsoft.com/office/drawing/2017/model3d" xmlns:o="urn:schemas-microsoft-com:office:office" xmlns:r="http://schemas.openxmlformats.org/officeDocument/2006/relationships" xmlns:m="http://schemas.openxmlformats.org/officeDocument/2006/math" xmlns:v="urn:schemas-microsoft-com:vml" xmlns:wp14="http://schemas.microsoft.com/office/word/2010/wordprocessingDrawing" xmlns:wp="http://schemas.openxmlformats.org/drawingml/2006/wordprocessingDrawing" xmlns:w10="urn:schemas-microsoft-com:office:word" xmlns:w="http://schemas.openxmlformats.org/wordprocessingml/2006/main" xmlns:w14="http://schemas.microsoft.com/office/word/2010/wordml" xmlns:w15="http://schemas.microsoft.com/office/word/2012/wordml" xmlns:w16cex="http://schemas.microsoft.com/office/word/2018/wordml/cex" xmlns:w16cid="http://schemas.microsoft.com/office/word/2016/wordml/cid" xmlns:w16="http://schemas.microsoft.com/office/word/2018/wordml" xmlns:w16sdtdh="http://schemas.microsoft.com/office/word/2020/wordml/sdtdatahash" xmlns:w16se="http://schemas.microsoft.com/office/word/2015/wordml/symex" xmlns:wpg="http://schemas.microsoft.com/office/word/2010/wordprocessingGroup" xmlns:wpi="http://schemas.microsoft.com/office/word/2010/wordprocessingInk" xmlns:wne="http://schemas.microsoft.com/office/word/2006/wordml" xmlns:wps="http://schemas.microsoft.com/office/word/2010/wordprocessingShape" mc:Ignorable="w14 w15 w16se w16cid w16 w16cex w16sdtdh wp14">
+<w:endnotes xmlns:wpc="http://schemas.microsoft.com/office/word/2010/wordprocessingCanvas" xmlns:cx="http://schemas.microsoft.com/office/drawing/2014/chartex" xmlns:cx1="http://schemas.microsoft.com/office/drawing/2015/9/8/chartex" xmlns:cx2="http://schemas.microsoft.com/office/drawing/2015/10/21/chartex" xmlns:cx3="http://schemas.microsoft.com/office/drawing/2016/5/9/chartex" xmlns:cx4="http://schemas.microsoft.com/office/drawing/2016/5/10/chartex" xmlns:cx5="http://schemas.microsoft.com/office/drawing/2016/5/11/chartex" xmlns:cx6="http://schemas.microsoft.com/office/drawing/2016/5/12/chartex" xmlns:cx7="http://schemas.microsoft.com/office/drawing/2016/5/13/chartex" xmlns:cx8="http://schemas.microsoft.com/office/drawing/2016/5/14/chartex" xmlns:mc="http://schemas.openxmlformats.org/markup-compatibility/2006" xmlns:aink="http://schemas.microsoft.com/office/drawing/2016/ink" xmlns:am3d="http://schemas.microsoft.com/office/drawing/2017/model3d" xmlns:o="urn:schemas-microsoft-com:office:office" xmlns:r="http://schemas.openxmlformats.org/officeDocument/2006/relationships" xmlns:m="http://schemas.openxmlformats.org/officeDocument/2006/math" xmlns:v="urn:schemas-microsoft-com:vml" xmlns:wp14="http://schemas.microsoft.com/office/word/2010/wordprocessingDrawing" xmlns:wp="http://schemas.openxmlformats.org/drawingml/2006/wordprocessingDrawing" xmlns:w10="urn:schemas-microsoft-com:office:word" xmlns:w="http://schemas.openxmlformats.org/wordprocessingml/2006/main" xmlns:w14="http://schemas.microsoft.com/office/word/2010/wordml" xmlns:w15="http://schemas.microsoft.com/office/word/2012/wordml" xmlns:w16cid="http://schemas.microsoft.com/office/word/2016/wordml/cid" xmlns:w16se="http://schemas.microsoft.com/office/word/2015/wordml/symex" xmlns:wpg="http://schemas.microsoft.com/office/word/2010/wordprocessingGroup" xmlns:wpi="http://schemas.microsoft.com/office/word/2010/wordprocessingInk" xmlns:wne="http://schemas.microsoft.com/office/word/2006/wordml" xmlns:wps="http://schemas.microsoft.com/office/word/2010/wordprocessingShape" mc:Ignorable="w14 w15 w16se w16cid wp14">
   <w:endnote w:type="separator" w:id="-1">
     <w:p>
       <w:pPr>
@@ -3154,7 +3204,7 @@
 </file>
 
 <file path=word/footer1.xml><?xml version="1.0" encoding="utf-8"?>
-<w:ftr xmlns:wpc="http://schemas.microsoft.com/office/word/2010/wordprocessingCanvas" xmlns:cx="http://schemas.microsoft.com/office/drawing/2014/chartex" xmlns:cx1="http://schemas.microsoft.com/office/drawing/2015/9/8/chartex" xmlns:cx2="http://schemas.microsoft.com/office/drawing/2015/10/21/chartex" xmlns:cx3="http://schemas.microsoft.com/office/drawing/2016/5/9/chartex" xmlns:cx4="http://schemas.microsoft.com/office/drawing/2016/5/10/chartex" xmlns:cx5="http://schemas.microsoft.com/office/drawing/2016/5/11/chartex" xmlns:cx6="http://schemas.microsoft.com/office/drawing/2016/5/12/chartex" xmlns:cx7="http://schemas.microsoft.com/office/drawing/2016/5/13/chartex" xmlns:cx8="http://schemas.microsoft.com/office/drawing/2016/5/14/chartex" xmlns:mc="http://schemas.openxmlformats.org/markup-compatibility/2006" xmlns:aink="http://schemas.microsoft.com/office/drawing/2016/ink" xmlns:am3d="http://schemas.microsoft.com/office/drawing/2017/model3d" xmlns:o="urn:schemas-microsoft-com:office:office" xmlns:r="http://schemas.openxmlformats.org/officeDocument/2006/relationships" xmlns:m="http://schemas.openxmlformats.org/officeDocument/2006/math" xmlns:v="urn:schemas-microsoft-com:vml" xmlns:wp14="http://schemas.microsoft.com/office/word/2010/wordprocessingDrawing" xmlns:wp="http://schemas.openxmlformats.org/drawingml/2006/wordprocessingDrawing" xmlns:w10="urn:schemas-microsoft-com:office:word" xmlns:w="http://schemas.openxmlformats.org/wordprocessingml/2006/main" xmlns:w14="http://schemas.microsoft.com/office/word/2010/wordml" xmlns:w15="http://schemas.microsoft.com/office/word/2012/wordml" xmlns:w16cex="http://schemas.microsoft.com/office/word/2018/wordml/cex" xmlns:w16cid="http://schemas.microsoft.com/office/word/2016/wordml/cid" xmlns:w16="http://schemas.microsoft.com/office/word/2018/wordml" xmlns:w16sdtdh="http://schemas.microsoft.com/office/word/2020/wordml/sdtdatahash" xmlns:w16se="http://schemas.microsoft.com/office/word/2015/wordml/symex" xmlns:wpg="http://schemas.microsoft.com/office/word/2010/wordprocessingGroup" xmlns:wpi="http://schemas.microsoft.com/office/word/2010/wordprocessingInk" xmlns:wne="http://schemas.microsoft.com/office/word/2006/wordml" xmlns:wps="http://schemas.microsoft.com/office/word/2010/wordprocessingShape" mc:Ignorable="w14 w15 w16se w16cid w16 w16cex w16sdtdh wp14">
+<w:ftr xmlns:wpc="http://schemas.microsoft.com/office/word/2010/wordprocessingCanvas" xmlns:cx="http://schemas.microsoft.com/office/drawing/2014/chartex" xmlns:cx1="http://schemas.microsoft.com/office/drawing/2015/9/8/chartex" xmlns:cx2="http://schemas.microsoft.com/office/drawing/2015/10/21/chartex" xmlns:cx3="http://schemas.microsoft.com/office/drawing/2016/5/9/chartex" xmlns:cx4="http://schemas.microsoft.com/office/drawing/2016/5/10/chartex" xmlns:cx5="http://schemas.microsoft.com/office/drawing/2016/5/11/chartex" xmlns:cx6="http://schemas.microsoft.com/office/drawing/2016/5/12/chartex" xmlns:cx7="http://schemas.microsoft.com/office/drawing/2016/5/13/chartex" xmlns:cx8="http://schemas.microsoft.com/office/drawing/2016/5/14/chartex" xmlns:mc="http://schemas.openxmlformats.org/markup-compatibility/2006" xmlns:aink="http://schemas.microsoft.com/office/drawing/2016/ink" xmlns:am3d="http://schemas.microsoft.com/office/drawing/2017/model3d" xmlns:o="urn:schemas-microsoft-com:office:office" xmlns:r="http://schemas.openxmlformats.org/officeDocument/2006/relationships" xmlns:m="http://schemas.openxmlformats.org/officeDocument/2006/math" xmlns:v="urn:schemas-microsoft-com:vml" xmlns:wp14="http://schemas.microsoft.com/office/word/2010/wordprocessingDrawing" xmlns:wp="http://schemas.openxmlformats.org/drawingml/2006/wordprocessingDrawing" xmlns:w10="urn:schemas-microsoft-com:office:word" xmlns:w="http://schemas.openxmlformats.org/wordprocessingml/2006/main" xmlns:w14="http://schemas.microsoft.com/office/word/2010/wordml" xmlns:w15="http://schemas.microsoft.com/office/word/2012/wordml" xmlns:w16cid="http://schemas.microsoft.com/office/word/2016/wordml/cid" xmlns:w16se="http://schemas.microsoft.com/office/word/2015/wordml/symex" xmlns:wpg="http://schemas.microsoft.com/office/word/2010/wordprocessingGroup" xmlns:wpi="http://schemas.microsoft.com/office/word/2010/wordprocessingInk" xmlns:wne="http://schemas.microsoft.com/office/word/2006/wordml" xmlns:wps="http://schemas.microsoft.com/office/word/2010/wordprocessingShape" mc:Ignorable="w14 w15 w16se w16cid wp14">
   <w:sdt>
     <w:sdtPr>
       <w:id w:val="-1863659306"/>
@@ -3230,7 +3280,7 @@
 </file>
 
 <file path=word/footnotes.xml><?xml version="1.0" encoding="utf-8"?>
-<w:footnotes xmlns:wpc="http://schemas.microsoft.com/office/word/2010/wordprocessingCanvas" xmlns:cx="http://schemas.microsoft.com/office/drawing/2014/chartex" xmlns:cx1="http://schemas.microsoft.com/office/drawing/2015/9/8/chartex" xmlns:cx2="http://schemas.microsoft.com/office/drawing/2015/10/21/chartex" xmlns:cx3="http://schemas.microsoft.com/office/drawing/2016/5/9/chartex" xmlns:cx4="http://schemas.microsoft.com/office/drawing/2016/5/10/chartex" xmlns:cx5="http://schemas.microsoft.com/office/drawing/2016/5/11/chartex" xmlns:cx6="http://schemas.microsoft.com/office/drawing/2016/5/12/chartex" xmlns:cx7="http://schemas.microsoft.com/office/drawing/2016/5/13/chartex" xmlns:cx8="http://schemas.microsoft.com/office/drawing/2016/5/14/chartex" xmlns:mc="http://schemas.openxmlformats.org/markup-compatibility/2006" xmlns:aink="http://schemas.microsoft.com/office/drawing/2016/ink" xmlns:am3d="http://schemas.microsoft.com/office/drawing/2017/model3d" xmlns:o="urn:schemas-microsoft-com:office:office" xmlns:r="http://schemas.openxmlformats.org/officeDocument/2006/relationships" xmlns:m="http://schemas.openxmlformats.org/officeDocument/2006/math" xmlns:v="urn:schemas-microsoft-com:vml" xmlns:wp14="http://schemas.microsoft.com/office/word/2010/wordprocessingDrawing" xmlns:wp="http://schemas.openxmlformats.org/drawingml/2006/wordprocessingDrawing" xmlns:w10="urn:schemas-microsoft-com:office:word" xmlns:w="http://schemas.openxmlformats.org/wordprocessingml/2006/main" xmlns:w14="http://schemas.microsoft.com/office/word/2010/wordml" xmlns:w15="http://schemas.microsoft.com/office/word/2012/wordml" xmlns:w16cex="http://schemas.microsoft.com/office/word/2018/wordml/cex" xmlns:w16cid="http://schemas.microsoft.com/office/word/2016/wordml/cid" xmlns:w16="http://schemas.microsoft.com/office/word/2018/wordml" xmlns:w16sdtdh="http://schemas.microsoft.com/office/word/2020/wordml/sdtdatahash" xmlns:w16se="http://schemas.microsoft.com/office/word/2015/wordml/symex" xmlns:wpg="http://schemas.microsoft.com/office/word/2010/wordprocessingGroup" xmlns:wpi="http://schemas.microsoft.com/office/word/2010/wordprocessingInk" xmlns:wne="http://schemas.microsoft.com/office/word/2006/wordml" xmlns:wps="http://schemas.microsoft.com/office/word/2010/wordprocessingShape" mc:Ignorable="w14 w15 w16se w16cid w16 w16cex w16sdtdh wp14">
+<w:footnotes xmlns:wpc="http://schemas.microsoft.com/office/word/2010/wordprocessingCanvas" xmlns:cx="http://schemas.microsoft.com/office/drawing/2014/chartex" xmlns:cx1="http://schemas.microsoft.com/office/drawing/2015/9/8/chartex" xmlns:cx2="http://schemas.microsoft.com/office/drawing/2015/10/21/chartex" xmlns:cx3="http://schemas.microsoft.com/office/drawing/2016/5/9/chartex" xmlns:cx4="http://schemas.microsoft.com/office/drawing/2016/5/10/chartex" xmlns:cx5="http://schemas.microsoft.com/office/drawing/2016/5/11/chartex" xmlns:cx6="http://schemas.microsoft.com/office/drawing/2016/5/12/chartex" xmlns:cx7="http://schemas.microsoft.com/office/drawing/2016/5/13/chartex" xmlns:cx8="http://schemas.microsoft.com/office/drawing/2016/5/14/chartex" xmlns:mc="http://schemas.openxmlformats.org/markup-compatibility/2006" xmlns:aink="http://schemas.microsoft.com/office/drawing/2016/ink" xmlns:am3d="http://schemas.microsoft.com/office/drawing/2017/model3d" xmlns:o="urn:schemas-microsoft-com:office:office" xmlns:r="http://schemas.openxmlformats.org/officeDocument/2006/relationships" xmlns:m="http://schemas.openxmlformats.org/officeDocument/2006/math" xmlns:v="urn:schemas-microsoft-com:vml" xmlns:wp14="http://schemas.microsoft.com/office/word/2010/wordprocessingDrawing" xmlns:wp="http://schemas.openxmlformats.org/drawingml/2006/wordprocessingDrawing" xmlns:w10="urn:schemas-microsoft-com:office:word" xmlns:w="http://schemas.openxmlformats.org/wordprocessingml/2006/main" xmlns:w14="http://schemas.microsoft.com/office/word/2010/wordml" xmlns:w15="http://schemas.microsoft.com/office/word/2012/wordml" xmlns:w16cid="http://schemas.microsoft.com/office/word/2016/wordml/cid" xmlns:w16se="http://schemas.microsoft.com/office/word/2015/wordml/symex" xmlns:wpg="http://schemas.microsoft.com/office/word/2010/wordprocessingGroup" xmlns:wpi="http://schemas.microsoft.com/office/word/2010/wordprocessingInk" xmlns:wne="http://schemas.microsoft.com/office/word/2006/wordml" xmlns:wps="http://schemas.microsoft.com/office/word/2010/wordprocessingShape" mc:Ignorable="w14 w15 w16se w16cid wp14">
   <w:footnote w:type="separator" w:id="-1">
     <w:p>
       <w:pPr>
@@ -3255,7 +3305,7 @@
 </file>
 
 <file path=word/header1.xml><?xml version="1.0" encoding="utf-8"?>
-<w:hdr xmlns:wpc="http://schemas.microsoft.com/office/word/2010/wordprocessingCanvas" xmlns:cx="http://schemas.microsoft.com/office/drawing/2014/chartex" xmlns:cx1="http://schemas.microsoft.com/office/drawing/2015/9/8/chartex" xmlns:cx2="http://schemas.microsoft.com/office/drawing/2015/10/21/chartex" xmlns:cx3="http://schemas.microsoft.com/office/drawing/2016/5/9/chartex" xmlns:cx4="http://schemas.microsoft.com/office/drawing/2016/5/10/chartex" xmlns:cx5="http://schemas.microsoft.com/office/drawing/2016/5/11/chartex" xmlns:cx6="http://schemas.microsoft.com/office/drawing/2016/5/12/chartex" xmlns:cx7="http://schemas.microsoft.com/office/drawing/2016/5/13/chartex" xmlns:cx8="http://schemas.microsoft.com/office/drawing/2016/5/14/chartex" xmlns:mc="http://schemas.openxmlformats.org/markup-compatibility/2006" xmlns:aink="http://schemas.microsoft.com/office/drawing/2016/ink" xmlns:am3d="http://schemas.microsoft.com/office/drawing/2017/model3d" xmlns:o="urn:schemas-microsoft-com:office:office" xmlns:r="http://schemas.openxmlformats.org/officeDocument/2006/relationships" xmlns:m="http://schemas.openxmlformats.org/officeDocument/2006/math" xmlns:v="urn:schemas-microsoft-com:vml" xmlns:wp14="http://schemas.microsoft.com/office/word/2010/wordprocessingDrawing" xmlns:wp="http://schemas.openxmlformats.org/drawingml/2006/wordprocessingDrawing" xmlns:w10="urn:schemas-microsoft-com:office:word" xmlns:w="http://schemas.openxmlformats.org/wordprocessingml/2006/main" xmlns:w14="http://schemas.microsoft.com/office/word/2010/wordml" xmlns:w15="http://schemas.microsoft.com/office/word/2012/wordml" xmlns:w16cex="http://schemas.microsoft.com/office/word/2018/wordml/cex" xmlns:w16cid="http://schemas.microsoft.com/office/word/2016/wordml/cid" xmlns:w16="http://schemas.microsoft.com/office/word/2018/wordml" xmlns:w16sdtdh="http://schemas.microsoft.com/office/word/2020/wordml/sdtdatahash" xmlns:w16se="http://schemas.microsoft.com/office/word/2015/wordml/symex" xmlns:wpg="http://schemas.microsoft.com/office/word/2010/wordprocessingGroup" xmlns:wpi="http://schemas.microsoft.com/office/word/2010/wordprocessingInk" xmlns:wne="http://schemas.microsoft.com/office/word/2006/wordml" xmlns:wps="http://schemas.microsoft.com/office/word/2010/wordprocessingShape" mc:Ignorable="w14 w15 w16se w16cid w16 w16cex w16sdtdh wp14">
+<w:hdr xmlns:wpc="http://schemas.microsoft.com/office/word/2010/wordprocessingCanvas" xmlns:cx="http://schemas.microsoft.com/office/drawing/2014/chartex" xmlns:cx1="http://schemas.microsoft.com/office/drawing/2015/9/8/chartex" xmlns:cx2="http://schemas.microsoft.com/office/drawing/2015/10/21/chartex" xmlns:cx3="http://schemas.microsoft.com/office/drawing/2016/5/9/chartex" xmlns:cx4="http://schemas.microsoft.com/office/drawing/2016/5/10/chartex" xmlns:cx5="http://schemas.microsoft.com/office/drawing/2016/5/11/chartex" xmlns:cx6="http://schemas.microsoft.com/office/drawing/2016/5/12/chartex" xmlns:cx7="http://schemas.microsoft.com/office/drawing/2016/5/13/chartex" xmlns:cx8="http://schemas.microsoft.com/office/drawing/2016/5/14/chartex" xmlns:mc="http://schemas.openxmlformats.org/markup-compatibility/2006" xmlns:aink="http://schemas.microsoft.com/office/drawing/2016/ink" xmlns:am3d="http://schemas.microsoft.com/office/drawing/2017/model3d" xmlns:o="urn:schemas-microsoft-com:office:office" xmlns:r="http://schemas.openxmlformats.org/officeDocument/2006/relationships" xmlns:m="http://schemas.openxmlformats.org/officeDocument/2006/math" xmlns:v="urn:schemas-microsoft-com:vml" xmlns:wp14="http://schemas.microsoft.com/office/word/2010/wordprocessingDrawing" xmlns:wp="http://schemas.openxmlformats.org/drawingml/2006/wordprocessingDrawing" xmlns:w10="urn:schemas-microsoft-com:office:word" xmlns:w="http://schemas.openxmlformats.org/wordprocessingml/2006/main" xmlns:w14="http://schemas.microsoft.com/office/word/2010/wordml" xmlns:w15="http://schemas.microsoft.com/office/word/2012/wordml" xmlns:w16cid="http://schemas.microsoft.com/office/word/2016/wordml/cid" xmlns:w16se="http://schemas.microsoft.com/office/word/2015/wordml/symex" xmlns:wpg="http://schemas.microsoft.com/office/word/2010/wordprocessingGroup" xmlns:wpi="http://schemas.microsoft.com/office/word/2010/wordprocessingInk" xmlns:wne="http://schemas.microsoft.com/office/word/2006/wordml" xmlns:wps="http://schemas.microsoft.com/office/word/2010/wordprocessingShape" mc:Ignorable="w14 w15 w16se w16cid wp14">
   <w:p>
     <w:pPr>
       <w:pStyle w:val="lfej"/>
@@ -3323,7 +3373,7 @@
 </file>
 
 <file path=word/numbering.xml><?xml version="1.0" encoding="utf-8"?>
-<w:numbering xmlns:wpc="http://schemas.microsoft.com/office/word/2010/wordprocessingCanvas" xmlns:cx="http://schemas.microsoft.com/office/drawing/2014/chartex" xmlns:cx1="http://schemas.microsoft.com/office/drawing/2015/9/8/chartex" xmlns:cx2="http://schemas.microsoft.com/office/drawing/2015/10/21/chartex" xmlns:cx3="http://schemas.microsoft.com/office/drawing/2016/5/9/chartex" xmlns:cx4="http://schemas.microsoft.com/office/drawing/2016/5/10/chartex" xmlns:cx5="http://schemas.microsoft.com/office/drawing/2016/5/11/chartex" xmlns:cx6="http://schemas.microsoft.com/office/drawing/2016/5/12/chartex" xmlns:cx7="http://schemas.microsoft.com/office/drawing/2016/5/13/chartex" xmlns:cx8="http://schemas.microsoft.com/office/drawing/2016/5/14/chartex" xmlns:mc="http://schemas.openxmlformats.org/markup-compatibility/2006" xmlns:aink="http://schemas.microsoft.com/office/drawing/2016/ink" xmlns:am3d="http://schemas.microsoft.com/office/drawing/2017/model3d" xmlns:o="urn:schemas-microsoft-com:office:office" xmlns:r="http://schemas.openxmlformats.org/officeDocument/2006/relationships" xmlns:m="http://schemas.openxmlformats.org/officeDocument/2006/math" xmlns:v="urn:schemas-microsoft-com:vml" xmlns:wp14="http://schemas.microsoft.com/office/word/2010/wordprocessingDrawing" xmlns:wp="http://schemas.openxmlformats.org/drawingml/2006/wordprocessingDrawing" xmlns:w10="urn:schemas-microsoft-com:office:word" xmlns:w="http://schemas.openxmlformats.org/wordprocessingml/2006/main" xmlns:w14="http://schemas.microsoft.com/office/word/2010/wordml" xmlns:w15="http://schemas.microsoft.com/office/word/2012/wordml" xmlns:w16cex="http://schemas.microsoft.com/office/word/2018/wordml/cex" xmlns:w16cid="http://schemas.microsoft.com/office/word/2016/wordml/cid" xmlns:w16="http://schemas.microsoft.com/office/word/2018/wordml" xmlns:w16sdtdh="http://schemas.microsoft.com/office/word/2020/wordml/sdtdatahash" xmlns:w16se="http://schemas.microsoft.com/office/word/2015/wordml/symex" xmlns:wpg="http://schemas.microsoft.com/office/word/2010/wordprocessingGroup" xmlns:wpi="http://schemas.microsoft.com/office/word/2010/wordprocessingInk" xmlns:wne="http://schemas.microsoft.com/office/word/2006/wordml" xmlns:wps="http://schemas.microsoft.com/office/word/2010/wordprocessingShape" mc:Ignorable="w14 w15 w16se w16cid w16 w16cex w16sdtdh wp14">
+<w:numbering xmlns:wpc="http://schemas.microsoft.com/office/word/2010/wordprocessingCanvas" xmlns:cx="http://schemas.microsoft.com/office/drawing/2014/chartex" xmlns:cx1="http://schemas.microsoft.com/office/drawing/2015/9/8/chartex" xmlns:cx2="http://schemas.microsoft.com/office/drawing/2015/10/21/chartex" xmlns:cx3="http://schemas.microsoft.com/office/drawing/2016/5/9/chartex" xmlns:cx4="http://schemas.microsoft.com/office/drawing/2016/5/10/chartex" xmlns:cx5="http://schemas.microsoft.com/office/drawing/2016/5/11/chartex" xmlns:cx6="http://schemas.microsoft.com/office/drawing/2016/5/12/chartex" xmlns:cx7="http://schemas.microsoft.com/office/drawing/2016/5/13/chartex" xmlns:cx8="http://schemas.microsoft.com/office/drawing/2016/5/14/chartex" xmlns:mc="http://schemas.openxmlformats.org/markup-compatibility/2006" xmlns:aink="http://schemas.microsoft.com/office/drawing/2016/ink" xmlns:am3d="http://schemas.microsoft.com/office/drawing/2017/model3d" xmlns:o="urn:schemas-microsoft-com:office:office" xmlns:r="http://schemas.openxmlformats.org/officeDocument/2006/relationships" xmlns:m="http://schemas.openxmlformats.org/officeDocument/2006/math" xmlns:v="urn:schemas-microsoft-com:vml" xmlns:wp14="http://schemas.microsoft.com/office/word/2010/wordprocessingDrawing" xmlns:wp="http://schemas.openxmlformats.org/drawingml/2006/wordprocessingDrawing" xmlns:w10="urn:schemas-microsoft-com:office:word" xmlns:w="http://schemas.openxmlformats.org/wordprocessingml/2006/main" xmlns:w14="http://schemas.microsoft.com/office/word/2010/wordml" xmlns:w15="http://schemas.microsoft.com/office/word/2012/wordml" xmlns:w16cid="http://schemas.microsoft.com/office/word/2016/wordml/cid" xmlns:w16se="http://schemas.microsoft.com/office/word/2015/wordml/symex" xmlns:wpg="http://schemas.microsoft.com/office/word/2010/wordprocessingGroup" xmlns:wpi="http://schemas.microsoft.com/office/word/2010/wordprocessingInk" xmlns:wne="http://schemas.microsoft.com/office/word/2006/wordml" xmlns:wps="http://schemas.microsoft.com/office/word/2010/wordprocessingShape" mc:Ignorable="w14 w15 w16se w16cid wp14">
   <w:abstractNum w:abstractNumId="0" w15:restartNumberingAfterBreak="0">
     <w:nsid w:val="0EE93BE1"/>
     <w:multiLevelType w:val="hybridMultilevel"/>
@@ -5281,7 +5331,7 @@
 </file>
 
 <file path=word/styles.xml><?xml version="1.0" encoding="utf-8"?>
-<w:styles xmlns:mc="http://schemas.openxmlformats.org/markup-compatibility/2006" xmlns:r="http://schemas.openxmlformats.org/officeDocument/2006/relationships" xmlns:w="http://schemas.openxmlformats.org/wordprocessingml/2006/main" xmlns:w14="http://schemas.microsoft.com/office/word/2010/wordml" xmlns:w15="http://schemas.microsoft.com/office/word/2012/wordml" xmlns:w16cex="http://schemas.microsoft.com/office/word/2018/wordml/cex" xmlns:w16cid="http://schemas.microsoft.com/office/word/2016/wordml/cid" xmlns:w16="http://schemas.microsoft.com/office/word/2018/wordml" xmlns:w16sdtdh="http://schemas.microsoft.com/office/word/2020/wordml/sdtdatahash" xmlns:w16se="http://schemas.microsoft.com/office/word/2015/wordml/symex" mc:Ignorable="w14 w15 w16se w16cid w16 w16cex w16sdtdh">
+<w:styles xmlns:mc="http://schemas.openxmlformats.org/markup-compatibility/2006" xmlns:r="http://schemas.openxmlformats.org/officeDocument/2006/relationships" xmlns:w="http://schemas.openxmlformats.org/wordprocessingml/2006/main" xmlns:w14="http://schemas.microsoft.com/office/word/2010/wordml" xmlns:w15="http://schemas.microsoft.com/office/word/2012/wordml" xmlns:w16cid="http://schemas.microsoft.com/office/word/2016/wordml/cid" xmlns:w16se="http://schemas.microsoft.com/office/word/2015/wordml/symex" mc:Ignorable="w14 w15 w16se w16cid">
   <w:docDefaults>
     <w:rPrDefault>
       <w:rPr>
@@ -5297,7 +5347,7 @@
       </w:pPr>
     </w:pPrDefault>
   </w:docDefaults>
-  <w:latentStyles w:defLockedState="0" w:defUIPriority="99" w:defSemiHidden="0" w:defUnhideWhenUsed="0" w:defQFormat="0" w:count="376">
+  <w:latentStyles w:defLockedState="0" w:defUIPriority="99" w:defSemiHidden="0" w:defUnhideWhenUsed="0" w:defQFormat="0" w:count="375">
     <w:lsdException w:name="Normal" w:uiPriority="0" w:qFormat="1"/>
     <w:lsdException w:name="heading 1" w:uiPriority="9" w:qFormat="1"/>
     <w:lsdException w:name="heading 2" w:semiHidden="1" w:uiPriority="9" w:unhideWhenUsed="1" w:qFormat="1"/>
@@ -5673,7 +5723,6 @@
     <w:lsdException w:name="Smart Hyperlink" w:semiHidden="1" w:unhideWhenUsed="1"/>
     <w:lsdException w:name="Hashtag" w:semiHidden="1" w:unhideWhenUsed="1"/>
     <w:lsdException w:name="Unresolved Mention" w:semiHidden="1" w:unhideWhenUsed="1"/>
-    <w:lsdException w:name="Smart Link" w:semiHidden="1" w:unhideWhenUsed="1"/>
   </w:latentStyles>
   <w:style w:type="paragraph" w:default="1" w:styleId="Norml">
     <w:name w:val="Normal"/>
@@ -6285,7 +6334,7 @@
 </file>
 
 <file path=customXml/itemProps1.xml><?xml version="1.0" encoding="utf-8"?>
-<ds:datastoreItem xmlns:ds="http://schemas.openxmlformats.org/officeDocument/2006/customXml" ds:itemID="{C2C8101C-59CB-4008-8883-2ABC1DFAF622}">
+<ds:datastoreItem xmlns:ds="http://schemas.openxmlformats.org/officeDocument/2006/customXml" ds:itemID="{D5A5E53B-478F-4164-96CA-25884C738E93}">
   <ds:schemaRefs>
     <ds:schemaRef ds:uri="http://schemas.openxmlformats.org/officeDocument/2006/bibliography"/>
   </ds:schemaRefs>

--- a/ZoneControl_Specifikáció.docx
+++ b/ZoneControl_Specifikáció.docx
@@ -196,12 +196,11 @@
           <w:r>
             <w:fldChar w:fldCharType="separate"/>
           </w:r>
-          <w:hyperlink w:anchor="_Toc239404520" w:history="1">
+          <w:hyperlink w:anchor="_Toc241221404" w:history="1">
             <w:r>
               <w:rPr>
                 <w:rStyle w:val="Hiperhivatkozs"/>
                 <w:noProof/>
-                <w:color w:val="023160" w:themeColor="hyperlink" w:themeShade="80"/>
               </w:rPr>
               <w:t>1</w:t>
             </w:r>
@@ -219,7 +218,6 @@
               <w:rPr>
                 <w:rStyle w:val="Hiperhivatkozs"/>
                 <w:noProof/>
-                <w:color w:val="023160" w:themeColor="hyperlink" w:themeShade="80"/>
               </w:rPr>
               <w:t>Bevezetés</w:t>
             </w:r>
@@ -242,7 +240,7 @@
                 <w:noProof/>
                 <w:webHidden/>
               </w:rPr>
-              <w:instrText xml:space="preserve"> PAGEREF _Toc239404520 \h </w:instrText>
+              <w:instrText xml:space="preserve"> PAGEREF _Toc241221404 \h </w:instrText>
             </w:r>
             <w:r>
               <w:rPr>
@@ -288,12 +286,11 @@
               <w:lang w:eastAsia="hu-HU"/>
             </w:rPr>
           </w:pPr>
-          <w:hyperlink w:anchor="_Toc239404521" w:history="1">
+          <w:hyperlink w:anchor="_Toc241221405" w:history="1">
             <w:r>
               <w:rPr>
                 <w:rStyle w:val="Hiperhivatkozs"/>
                 <w:noProof/>
-                <w:color w:val="023160" w:themeColor="hyperlink" w:themeShade="80"/>
               </w:rPr>
               <w:t>1.1.</w:t>
             </w:r>
@@ -311,9 +308,8 @@
               <w:rPr>
                 <w:rStyle w:val="Hiperhivatkozs"/>
                 <w:noProof/>
-                <w:color w:val="023160" w:themeColor="hyperlink" w:themeShade="80"/>
-              </w:rPr>
-              <w:t>A feladat címe</w:t>
+              </w:rPr>
+              <w:t>A projekt címe</w:t>
             </w:r>
             <w:r>
               <w:rPr>
@@ -334,7 +330,7 @@
                 <w:noProof/>
                 <w:webHidden/>
               </w:rPr>
-              <w:instrText xml:space="preserve"> PAGEREF _Toc239404521 \h </w:instrText>
+              <w:instrText xml:space="preserve"> PAGEREF _Toc241221405 \h </w:instrText>
             </w:r>
             <w:r>
               <w:rPr>
@@ -380,12 +376,11 @@
               <w:lang w:eastAsia="hu-HU"/>
             </w:rPr>
           </w:pPr>
-          <w:hyperlink w:anchor="_Toc239404522" w:history="1">
+          <w:hyperlink w:anchor="_Toc241221406" w:history="1">
             <w:r>
               <w:rPr>
                 <w:rStyle w:val="Hiperhivatkozs"/>
                 <w:noProof/>
-                <w:color w:val="023160" w:themeColor="hyperlink" w:themeShade="80"/>
               </w:rPr>
               <w:t>1.2.</w:t>
             </w:r>
@@ -403,9 +398,8 @@
               <w:rPr>
                 <w:rStyle w:val="Hiperhivatkozs"/>
                 <w:noProof/>
-                <w:color w:val="023160" w:themeColor="hyperlink" w:themeShade="80"/>
-              </w:rPr>
-              <w:t>A feladat rövid ismertetése</w:t>
+              </w:rPr>
+              <w:t>A projekt rövid ismertetése</w:t>
             </w:r>
             <w:r>
               <w:rPr>
@@ -426,7 +420,7 @@
                 <w:noProof/>
                 <w:webHidden/>
               </w:rPr>
-              <w:instrText xml:space="preserve"> PAGEREF _Toc239404522 \h </w:instrText>
+              <w:instrText xml:space="preserve"> PAGEREF _Toc241221406 \h </w:instrText>
             </w:r>
             <w:r>
               <w:rPr>
@@ -472,12 +466,11 @@
               <w:lang w:eastAsia="hu-HU"/>
             </w:rPr>
           </w:pPr>
-          <w:hyperlink w:anchor="_Toc239404523" w:history="1">
+          <w:hyperlink w:anchor="_Toc241221407" w:history="1">
             <w:r>
               <w:rPr>
                 <w:rStyle w:val="Hiperhivatkozs"/>
                 <w:noProof/>
-                <w:color w:val="023160" w:themeColor="hyperlink" w:themeShade="80"/>
               </w:rPr>
               <w:t>2</w:t>
             </w:r>
@@ -495,7 +488,6 @@
               <w:rPr>
                 <w:rStyle w:val="Hiperhivatkozs"/>
                 <w:noProof/>
-                <w:color w:val="023160" w:themeColor="hyperlink" w:themeShade="80"/>
               </w:rPr>
               <w:t>Elvárások a feladattal kapcsolatban</w:t>
             </w:r>
@@ -518,7 +510,7 @@
                 <w:noProof/>
                 <w:webHidden/>
               </w:rPr>
-              <w:instrText xml:space="preserve"> PAGEREF _Toc239404523 \h </w:instrText>
+              <w:instrText xml:space="preserve"> PAGEREF _Toc241221407 \h </w:instrText>
             </w:r>
             <w:r>
               <w:rPr>
@@ -564,12 +556,11 @@
               <w:lang w:eastAsia="hu-HU"/>
             </w:rPr>
           </w:pPr>
-          <w:hyperlink w:anchor="_Toc239404524" w:history="1">
+          <w:hyperlink w:anchor="_Toc241221408" w:history="1">
             <w:r>
               <w:rPr>
                 <w:rStyle w:val="Hiperhivatkozs"/>
                 <w:noProof/>
-                <w:color w:val="023160" w:themeColor="hyperlink" w:themeShade="80"/>
               </w:rPr>
               <w:t>2.1.</w:t>
             </w:r>
@@ -587,7 +578,6 @@
               <w:rPr>
                 <w:rStyle w:val="Hiperhivatkozs"/>
                 <w:noProof/>
-                <w:color w:val="023160" w:themeColor="hyperlink" w:themeShade="80"/>
               </w:rPr>
               <w:t>Operációs rendszer és környezet</w:t>
             </w:r>
@@ -610,7 +600,7 @@
                 <w:noProof/>
                 <w:webHidden/>
               </w:rPr>
-              <w:instrText xml:space="preserve"> PAGEREF _Toc239404524 \h </w:instrText>
+              <w:instrText xml:space="preserve"> PAGEREF _Toc241221408 \h </w:instrText>
             </w:r>
             <w:r>
               <w:rPr>
@@ -656,12 +646,11 @@
               <w:lang w:eastAsia="hu-HU"/>
             </w:rPr>
           </w:pPr>
-          <w:hyperlink w:anchor="_Toc239404525" w:history="1">
+          <w:hyperlink w:anchor="_Toc241221409" w:history="1">
             <w:r>
               <w:rPr>
                 <w:rStyle w:val="Hiperhivatkozs"/>
                 <w:noProof/>
-                <w:color w:val="023160" w:themeColor="hyperlink" w:themeShade="80"/>
               </w:rPr>
               <w:t>2.2.</w:t>
             </w:r>
@@ -679,9 +668,8 @@
               <w:rPr>
                 <w:rStyle w:val="Hiperhivatkozs"/>
                 <w:noProof/>
-                <w:color w:val="023160" w:themeColor="hyperlink" w:themeShade="80"/>
-              </w:rPr>
-              <w:t>Programozási nyelv</w:t>
+              </w:rPr>
+              <w:t>Felhasznált programozási környezetek</w:t>
             </w:r>
             <w:r>
               <w:rPr>
@@ -702,7 +690,7 @@
                 <w:noProof/>
                 <w:webHidden/>
               </w:rPr>
-              <w:instrText xml:space="preserve"> PAGEREF _Toc239404525 \h </w:instrText>
+              <w:instrText xml:space="preserve"> PAGEREF _Toc241221409 \h </w:instrText>
             </w:r>
             <w:r>
               <w:rPr>
@@ -748,12 +736,11 @@
               <w:lang w:eastAsia="hu-HU"/>
             </w:rPr>
           </w:pPr>
-          <w:hyperlink w:anchor="_Toc239404526" w:history="1">
+          <w:hyperlink w:anchor="_Toc241221410" w:history="1">
             <w:r>
               <w:rPr>
                 <w:rStyle w:val="Hiperhivatkozs"/>
                 <w:noProof/>
-                <w:color w:val="023160" w:themeColor="hyperlink" w:themeShade="80"/>
               </w:rPr>
               <w:t>2.3.</w:t>
             </w:r>
@@ -771,7 +758,6 @@
               <w:rPr>
                 <w:rStyle w:val="Hiperhivatkozs"/>
                 <w:noProof/>
-                <w:color w:val="023160" w:themeColor="hyperlink" w:themeShade="80"/>
               </w:rPr>
               <w:t>Megoldás formátuma</w:t>
             </w:r>
@@ -794,7 +780,7 @@
                 <w:noProof/>
                 <w:webHidden/>
               </w:rPr>
-              <w:instrText xml:space="preserve"> PAGEREF _Toc239404526 \h </w:instrText>
+              <w:instrText xml:space="preserve"> PAGEREF _Toc241221410 \h </w:instrText>
             </w:r>
             <w:r>
               <w:rPr>
@@ -840,12 +826,11 @@
               <w:lang w:eastAsia="hu-HU"/>
             </w:rPr>
           </w:pPr>
-          <w:hyperlink w:anchor="_Toc239404527" w:history="1">
+          <w:hyperlink w:anchor="_Toc241221411" w:history="1">
             <w:r>
               <w:rPr>
                 <w:rStyle w:val="Hiperhivatkozs"/>
                 <w:noProof/>
-                <w:color w:val="023160" w:themeColor="hyperlink" w:themeShade="80"/>
               </w:rPr>
               <w:t>2.4.</w:t>
             </w:r>
@@ -863,7 +848,6 @@
               <w:rPr>
                 <w:rStyle w:val="Hiperhivatkozs"/>
                 <w:noProof/>
-                <w:color w:val="023160" w:themeColor="hyperlink" w:themeShade="80"/>
               </w:rPr>
               <w:t>Szoftverfejlesztés</w:t>
             </w:r>
@@ -886,7 +870,7 @@
                 <w:noProof/>
                 <w:webHidden/>
               </w:rPr>
-              <w:instrText xml:space="preserve"> PAGEREF _Toc239404527 \h </w:instrText>
+              <w:instrText xml:space="preserve"> PAGEREF _Toc241221411 \h </w:instrText>
             </w:r>
             <w:r>
               <w:rPr>
@@ -932,12 +916,11 @@
               <w:lang w:eastAsia="hu-HU"/>
             </w:rPr>
           </w:pPr>
-          <w:hyperlink w:anchor="_Toc239404528" w:history="1">
+          <w:hyperlink w:anchor="_Toc241221412" w:history="1">
             <w:r>
               <w:rPr>
                 <w:rStyle w:val="Hiperhivatkozs"/>
                 <w:noProof/>
-                <w:color w:val="023160" w:themeColor="hyperlink" w:themeShade="80"/>
               </w:rPr>
               <w:t>2.5.</w:t>
             </w:r>
@@ -955,7 +938,6 @@
               <w:rPr>
                 <w:rStyle w:val="Hiperhivatkozs"/>
                 <w:noProof/>
-                <w:color w:val="023160" w:themeColor="hyperlink" w:themeShade="80"/>
               </w:rPr>
               <w:t>Modulok</w:t>
             </w:r>
@@ -978,7 +960,7 @@
                 <w:noProof/>
                 <w:webHidden/>
               </w:rPr>
-              <w:instrText xml:space="preserve"> PAGEREF _Toc239404528 \h </w:instrText>
+              <w:instrText xml:space="preserve"> PAGEREF _Toc241221412 \h </w:instrText>
             </w:r>
             <w:r>
               <w:rPr>
@@ -1024,12 +1006,11 @@
               <w:lang w:eastAsia="hu-HU"/>
             </w:rPr>
           </w:pPr>
-          <w:hyperlink w:anchor="_Toc239404529" w:history="1">
+          <w:hyperlink w:anchor="_Toc241221413" w:history="1">
             <w:r>
               <w:rPr>
                 <w:rStyle w:val="Hiperhivatkozs"/>
                 <w:noProof/>
-                <w:color w:val="023160" w:themeColor="hyperlink" w:themeShade="80"/>
               </w:rPr>
               <w:t>3</w:t>
             </w:r>
@@ -1047,7 +1028,6 @@
               <w:rPr>
                 <w:rStyle w:val="Hiperhivatkozs"/>
                 <w:noProof/>
-                <w:color w:val="023160" w:themeColor="hyperlink" w:themeShade="80"/>
               </w:rPr>
               <w:t>Szoftver specifikáció</w:t>
             </w:r>
@@ -1070,7 +1050,7 @@
                 <w:noProof/>
                 <w:webHidden/>
               </w:rPr>
-              <w:instrText xml:space="preserve"> PAGEREF _Toc239404529 \h </w:instrText>
+              <w:instrText xml:space="preserve"> PAGEREF _Toc241221413 \h </w:instrText>
             </w:r>
             <w:r>
               <w:rPr>
@@ -1116,12 +1096,11 @@
               <w:lang w:eastAsia="hu-HU"/>
             </w:rPr>
           </w:pPr>
-          <w:hyperlink w:anchor="_Toc239404530" w:history="1">
+          <w:hyperlink w:anchor="_Toc241221414" w:history="1">
             <w:r>
               <w:rPr>
                 <w:rStyle w:val="Hiperhivatkozs"/>
                 <w:noProof/>
-                <w:color w:val="023160" w:themeColor="hyperlink" w:themeShade="80"/>
               </w:rPr>
               <w:t>3.1.</w:t>
             </w:r>
@@ -1139,9 +1118,8 @@
               <w:rPr>
                 <w:rStyle w:val="Hiperhivatkozs"/>
                 <w:noProof/>
-                <w:color w:val="023160" w:themeColor="hyperlink" w:themeShade="80"/>
-              </w:rPr>
-              <w:t>Megjelenés</w:t>
+              </w:rPr>
+              <w:t>Rendszerkövetelmények</w:t>
             </w:r>
             <w:r>
               <w:rPr>
@@ -1162,7 +1140,7 @@
                 <w:noProof/>
                 <w:webHidden/>
               </w:rPr>
-              <w:instrText xml:space="preserve"> PAGEREF _Toc239404530 \h </w:instrText>
+              <w:instrText xml:space="preserve"> PAGEREF _Toc241221414 \h </w:instrText>
             </w:r>
             <w:r>
               <w:rPr>
@@ -1208,12 +1186,11 @@
               <w:lang w:eastAsia="hu-HU"/>
             </w:rPr>
           </w:pPr>
-          <w:hyperlink w:anchor="_Toc239404531" w:history="1">
+          <w:hyperlink w:anchor="_Toc241221415" w:history="1">
             <w:r>
               <w:rPr>
                 <w:rStyle w:val="Hiperhivatkozs"/>
                 <w:noProof/>
-                <w:color w:val="023160" w:themeColor="hyperlink" w:themeShade="80"/>
               </w:rPr>
               <w:t>3.2.</w:t>
             </w:r>
@@ -1231,7 +1208,96 @@
               <w:rPr>
                 <w:rStyle w:val="Hiperhivatkozs"/>
                 <w:noProof/>
-                <w:color w:val="023160" w:themeColor="hyperlink" w:themeShade="80"/>
+              </w:rPr>
+              <w:t>Megjelenés</w:t>
+            </w:r>
+            <w:r>
+              <w:rPr>
+                <w:noProof/>
+                <w:webHidden/>
+              </w:rPr>
+              <w:tab/>
+            </w:r>
+            <w:r>
+              <w:rPr>
+                <w:noProof/>
+                <w:webHidden/>
+              </w:rPr>
+              <w:fldChar w:fldCharType="begin"/>
+            </w:r>
+            <w:r>
+              <w:rPr>
+                <w:noProof/>
+                <w:webHidden/>
+              </w:rPr>
+              <w:instrText xml:space="preserve"> PAGEREF _Toc241221415 \h </w:instrText>
+            </w:r>
+            <w:r>
+              <w:rPr>
+                <w:noProof/>
+                <w:webHidden/>
+              </w:rPr>
+            </w:r>
+            <w:r>
+              <w:rPr>
+                <w:noProof/>
+                <w:webHidden/>
+              </w:rPr>
+              <w:fldChar w:fldCharType="separate"/>
+            </w:r>
+            <w:r>
+              <w:rPr>
+                <w:noProof/>
+                <w:webHidden/>
+              </w:rPr>
+              <w:t>5</w:t>
+            </w:r>
+            <w:r>
+              <w:rPr>
+                <w:noProof/>
+                <w:webHidden/>
+              </w:rPr>
+              <w:fldChar w:fldCharType="end"/>
+            </w:r>
+          </w:hyperlink>
+        </w:p>
+        <w:p>
+          <w:pPr>
+            <w:pStyle w:val="TJ2"/>
+            <w:tabs>
+              <w:tab w:val="left" w:pos="880"/>
+              <w:tab w:val="right" w:leader="dot" w:pos="9346"/>
+            </w:tabs>
+            <w:rPr>
+              <w:rFonts w:asciiTheme="minorHAnsi" w:eastAsiaTheme="minorEastAsia" w:hAnsiTheme="minorHAnsi" w:cstheme="minorBidi"/>
+              <w:noProof/>
+              <w:sz w:val="22"/>
+              <w:szCs w:val="22"/>
+              <w:lang w:eastAsia="hu-HU"/>
+            </w:rPr>
+          </w:pPr>
+          <w:hyperlink w:anchor="_Toc241221416" w:history="1">
+            <w:r>
+              <w:rPr>
+                <w:rStyle w:val="Hiperhivatkozs"/>
+                <w:noProof/>
+              </w:rPr>
+              <w:t>3.3.</w:t>
+            </w:r>
+            <w:r>
+              <w:rPr>
+                <w:rFonts w:asciiTheme="minorHAnsi" w:eastAsiaTheme="minorEastAsia" w:hAnsiTheme="minorHAnsi" w:cstheme="minorBidi"/>
+                <w:noProof/>
+                <w:sz w:val="22"/>
+                <w:szCs w:val="22"/>
+                <w:lang w:eastAsia="hu-HU"/>
+              </w:rPr>
+              <w:tab/>
+            </w:r>
+            <w:r>
+              <w:rPr>
+                <w:rStyle w:val="Hiperhivatkozs"/>
+                <w:noProof/>
               </w:rPr>
               <w:t>Funkciók</w:t>
             </w:r>
@@ -1254,7 +1320,7 @@
                 <w:noProof/>
                 <w:webHidden/>
               </w:rPr>
-              <w:instrText xml:space="preserve"> PAGEREF _Toc239404531 \h </w:instrText>
+              <w:instrText xml:space="preserve"> PAGEREF _Toc241221416 \h </w:instrText>
             </w:r>
             <w:r>
               <w:rPr>
@@ -1300,12 +1366,11 @@
               <w:lang w:eastAsia="hu-HU"/>
             </w:rPr>
           </w:pPr>
-          <w:hyperlink w:anchor="_Toc239404532" w:history="1">
+          <w:hyperlink w:anchor="_Toc241221417" w:history="1">
             <w:r>
               <w:rPr>
                 <w:rStyle w:val="Hiperhivatkozs"/>
                 <w:noProof/>
-                <w:color w:val="023160" w:themeColor="hyperlink" w:themeShade="80"/>
               </w:rPr>
               <w:t>4</w:t>
             </w:r>
@@ -1323,7 +1388,6 @@
               <w:rPr>
                 <w:rStyle w:val="Hiperhivatkozs"/>
                 <w:noProof/>
-                <w:color w:val="023160" w:themeColor="hyperlink" w:themeShade="80"/>
               </w:rPr>
               <w:t>Dokumentáció</w:t>
             </w:r>
@@ -1346,7 +1410,7 @@
                 <w:noProof/>
                 <w:webHidden/>
               </w:rPr>
-              <w:instrText xml:space="preserve"> PAGEREF _Toc239404532 \h </w:instrText>
+              <w:instrText xml:space="preserve"> PAGEREF _Toc241221417 \h </w:instrText>
             </w:r>
             <w:r>
               <w:rPr>
@@ -1392,14 +1456,13 @@
               <w:lang w:eastAsia="hu-HU"/>
             </w:rPr>
           </w:pPr>
-          <w:hyperlink w:anchor="_Toc239404534" w:history="1">
+          <w:hyperlink w:anchor="_Toc241221418" w:history="1">
             <w:r>
               <w:rPr>
                 <w:rStyle w:val="Hiperhivatkozs"/>
                 <w:noProof/>
-                <w:color w:val="023160" w:themeColor="hyperlink" w:themeShade="80"/>
-              </w:rPr>
-              <w:t>4.2.</w:t>
+              </w:rPr>
+              <w:t>4.1.</w:t>
             </w:r>
             <w:r>
               <w:rPr>
@@ -1415,7 +1478,6 @@
               <w:rPr>
                 <w:rStyle w:val="Hiperhivatkozs"/>
                 <w:noProof/>
-                <w:color w:val="023160" w:themeColor="hyperlink" w:themeShade="80"/>
               </w:rPr>
               <w:t>Technikai dokumentáció</w:t>
             </w:r>
@@ -1438,7 +1500,7 @@
                 <w:noProof/>
                 <w:webHidden/>
               </w:rPr>
-              <w:instrText xml:space="preserve"> PAGEREF _Toc239404534 \h </w:instrText>
+              <w:instrText xml:space="preserve"> PAGEREF _Toc241221418 \h </w:instrText>
             </w:r>
             <w:r>
               <w:rPr>
@@ -1484,14 +1546,13 @@
               <w:lang w:eastAsia="hu-HU"/>
             </w:rPr>
           </w:pPr>
-          <w:hyperlink w:anchor="_Toc239404535" w:history="1">
+          <w:hyperlink w:anchor="_Toc241221419" w:history="1">
             <w:r>
               <w:rPr>
                 <w:rStyle w:val="Hiperhivatkozs"/>
                 <w:noProof/>
-                <w:color w:val="023160" w:themeColor="hyperlink" w:themeShade="80"/>
-              </w:rPr>
-              <w:t>4.3.</w:t>
+              </w:rPr>
+              <w:t>4.2.</w:t>
             </w:r>
             <w:r>
               <w:rPr>
@@ -1507,7 +1568,6 @@
               <w:rPr>
                 <w:rStyle w:val="Hiperhivatkozs"/>
                 <w:noProof/>
-                <w:color w:val="023160" w:themeColor="hyperlink" w:themeShade="80"/>
               </w:rPr>
               <w:t>Forráskód dokumentáció</w:t>
             </w:r>
@@ -1530,7 +1590,7 @@
                 <w:noProof/>
                 <w:webHidden/>
               </w:rPr>
-              <w:instrText xml:space="preserve"> PAGEREF _Toc239404535 \h </w:instrText>
+              <w:instrText xml:space="preserve"> PAGEREF _Toc241221419 \h </w:instrText>
             </w:r>
             <w:r>
               <w:rPr>
@@ -1576,14 +1636,13 @@
               <w:lang w:eastAsia="hu-HU"/>
             </w:rPr>
           </w:pPr>
-          <w:hyperlink w:anchor="_Toc239404536" w:history="1">
+          <w:hyperlink w:anchor="_Toc241221420" w:history="1">
             <w:r>
               <w:rPr>
                 <w:rStyle w:val="Hiperhivatkozs"/>
                 <w:noProof/>
-                <w:color w:val="023160" w:themeColor="hyperlink" w:themeShade="80"/>
-              </w:rPr>
-              <w:t>4.4.</w:t>
+              </w:rPr>
+              <w:t>4.3.</w:t>
             </w:r>
             <w:r>
               <w:rPr>
@@ -1599,7 +1658,6 @@
               <w:rPr>
                 <w:rStyle w:val="Hiperhivatkozs"/>
                 <w:noProof/>
-                <w:color w:val="023160" w:themeColor="hyperlink" w:themeShade="80"/>
               </w:rPr>
               <w:t>Felhasználói dokumentáció</w:t>
             </w:r>
@@ -1622,7 +1680,7 @@
                 <w:noProof/>
                 <w:webHidden/>
               </w:rPr>
-              <w:instrText xml:space="preserve"> PAGEREF _Toc239404536 \h </w:instrText>
+              <w:instrText xml:space="preserve"> PAGEREF _Toc241221420 \h </w:instrText>
             </w:r>
             <w:r>
               <w:rPr>
@@ -1668,12 +1726,11 @@
               <w:lang w:eastAsia="hu-HU"/>
             </w:rPr>
           </w:pPr>
-          <w:hyperlink w:anchor="_Toc239404537" w:history="1">
+          <w:hyperlink w:anchor="_Toc241221421" w:history="1">
             <w:r>
               <w:rPr>
                 <w:rStyle w:val="Hiperhivatkozs"/>
                 <w:noProof/>
-                <w:color w:val="023160" w:themeColor="hyperlink" w:themeShade="80"/>
               </w:rPr>
               <w:t>5</w:t>
             </w:r>
@@ -1691,7 +1748,6 @@
               <w:rPr>
                 <w:rStyle w:val="Hiperhivatkozs"/>
                 <w:noProof/>
-                <w:color w:val="023160" w:themeColor="hyperlink" w:themeShade="80"/>
               </w:rPr>
               <w:t>A projekt értékelése</w:t>
             </w:r>
@@ -1714,7 +1770,7 @@
                 <w:noProof/>
                 <w:webHidden/>
               </w:rPr>
-              <w:instrText xml:space="preserve"> PAGEREF _Toc239404537 \h </w:instrText>
+              <w:instrText xml:space="preserve"> PAGEREF _Toc241221421 \h </w:instrText>
             </w:r>
             <w:r>
               <w:rPr>
@@ -1760,12 +1816,11 @@
               <w:lang w:eastAsia="hu-HU"/>
             </w:rPr>
           </w:pPr>
-          <w:hyperlink w:anchor="_Toc239404538" w:history="1">
+          <w:hyperlink w:anchor="_Toc241221422" w:history="1">
             <w:r>
               <w:rPr>
                 <w:rStyle w:val="Hiperhivatkozs"/>
                 <w:noProof/>
-                <w:color w:val="023160" w:themeColor="hyperlink" w:themeShade="80"/>
               </w:rPr>
               <w:t>5.1.</w:t>
             </w:r>
@@ -1783,9 +1838,8 @@
               <w:rPr>
                 <w:rStyle w:val="Hiperhivatkozs"/>
                 <w:noProof/>
-                <w:color w:val="023160" w:themeColor="hyperlink" w:themeShade="80"/>
-              </w:rPr>
-              <w:t>A feladat értékelésének felhasználó oldali szempontjai</w:t>
+              </w:rPr>
+              <w:t>A projekt értékelésének felhasználó oldali szempontjai</w:t>
             </w:r>
             <w:r>
               <w:rPr>
@@ -1806,7 +1860,7 @@
                 <w:noProof/>
                 <w:webHidden/>
               </w:rPr>
-              <w:instrText xml:space="preserve"> PAGEREF _Toc239404538 \h </w:instrText>
+              <w:instrText xml:space="preserve"> PAGEREF _Toc241221422 \h </w:instrText>
             </w:r>
             <w:r>
               <w:rPr>
@@ -1852,12 +1906,11 @@
               <w:lang w:eastAsia="hu-HU"/>
             </w:rPr>
           </w:pPr>
-          <w:hyperlink w:anchor="_Toc239404539" w:history="1">
+          <w:hyperlink w:anchor="_Toc241221423" w:history="1">
             <w:r>
               <w:rPr>
                 <w:rStyle w:val="Hiperhivatkozs"/>
                 <w:noProof/>
-                <w:color w:val="023160" w:themeColor="hyperlink" w:themeShade="80"/>
               </w:rPr>
               <w:t>5.2.</w:t>
             </w:r>
@@ -1875,9 +1928,8 @@
               <w:rPr>
                 <w:rStyle w:val="Hiperhivatkozs"/>
                 <w:noProof/>
-                <w:color w:val="023160" w:themeColor="hyperlink" w:themeShade="80"/>
-              </w:rPr>
-              <w:t>A feladat értékelésének technikai szempontjai</w:t>
+              </w:rPr>
+              <w:t>A projekt értékelésének technikai szempontjai</w:t>
             </w:r>
             <w:r>
               <w:rPr>
@@ -1898,7 +1950,7 @@
                 <w:noProof/>
                 <w:webHidden/>
               </w:rPr>
-              <w:instrText xml:space="preserve"> PAGEREF _Toc239404539 \h </w:instrText>
+              <w:instrText xml:space="preserve"> PAGEREF _Toc241221423 \h </w:instrText>
             </w:r>
             <w:r>
               <w:rPr>
@@ -1944,12 +1996,11 @@
               <w:lang w:eastAsia="hu-HU"/>
             </w:rPr>
           </w:pPr>
-          <w:hyperlink w:anchor="_Toc239404540" w:history="1">
+          <w:hyperlink w:anchor="_Toc241221424" w:history="1">
             <w:r>
               <w:rPr>
                 <w:rStyle w:val="Hiperhivatkozs"/>
                 <w:noProof/>
-                <w:color w:val="023160" w:themeColor="hyperlink" w:themeShade="80"/>
               </w:rPr>
               <w:t>6</w:t>
             </w:r>
@@ -1967,7 +2018,6 @@
               <w:rPr>
                 <w:rStyle w:val="Hiperhivatkozs"/>
                 <w:noProof/>
-                <w:color w:val="023160" w:themeColor="hyperlink" w:themeShade="80"/>
               </w:rPr>
               <w:t>Projekt adatlap</w:t>
             </w:r>
@@ -1990,7 +2040,7 @@
                 <w:noProof/>
                 <w:webHidden/>
               </w:rPr>
-              <w:instrText xml:space="preserve"> PAGEREF _Toc239404540 \h </w:instrText>
+              <w:instrText xml:space="preserve"> PAGEREF _Toc241221424 \h </w:instrText>
             </w:r>
             <w:r>
               <w:rPr>
@@ -2036,24 +2086,26 @@
             <w:fldChar w:fldCharType="end"/>
           </w:r>
         </w:p>
+        <w:bookmarkStart w:id="0" w:name="_GoBack" w:displacedByCustomXml="next"/>
+        <w:bookmarkEnd w:id="0" w:displacedByCustomXml="next"/>
       </w:sdtContent>
     </w:sdt>
     <w:p>
       <w:pPr>
         <w:pStyle w:val="Cmsor1"/>
       </w:pPr>
-      <w:bookmarkStart w:id="0" w:name="_Toc239404520"/>
+      <w:bookmarkStart w:id="1" w:name="_Toc241221404"/>
       <w:r>
         <w:lastRenderedPageBreak/>
         <w:t>Bevezetés</w:t>
       </w:r>
-      <w:bookmarkEnd w:id="0"/>
+      <w:bookmarkEnd w:id="1"/>
     </w:p>
     <w:p>
       <w:pPr>
         <w:pStyle w:val="Cmsor2"/>
       </w:pPr>
-      <w:bookmarkStart w:id="1" w:name="_Toc239404521"/>
+      <w:bookmarkStart w:id="2" w:name="_Toc241221405"/>
       <w:r>
         <w:t xml:space="preserve">A </w:t>
       </w:r>
@@ -2063,7 +2115,7 @@
       <w:r>
         <w:t xml:space="preserve"> címe</w:t>
       </w:r>
-      <w:bookmarkEnd w:id="1"/>
+      <w:bookmarkEnd w:id="2"/>
     </w:p>
     <w:p>
       <w:pPr>
@@ -2084,7 +2136,7 @@
       <w:pPr>
         <w:pStyle w:val="Cmsor2"/>
       </w:pPr>
-      <w:bookmarkStart w:id="2" w:name="_Toc239404522"/>
+      <w:bookmarkStart w:id="3" w:name="_Toc241221406"/>
       <w:r>
         <w:t xml:space="preserve">A </w:t>
       </w:r>
@@ -2094,7 +2146,7 @@
       <w:r>
         <w:t xml:space="preserve"> rövid ismertetése</w:t>
       </w:r>
-      <w:bookmarkEnd w:id="2"/>
+      <w:bookmarkEnd w:id="3"/>
     </w:p>
     <w:p>
       <w:pPr>
@@ -2119,13 +2171,25 @@
         <w:t>bonusz</w:t>
       </w:r>
       <w:r>
-        <w:t xml:space="preserve"> ellátásokat a vendék foglaláskor hozzáadhatja </w:t>
+        <w:t xml:space="preserve"> ellátásokat a vendé</w:t>
+      </w:r>
+      <w:r>
+        <w:t>g</w:t>
+      </w:r>
+      <w:r>
+        <w:t xml:space="preserve"> foglaláskor hozzáadhatja </w:t>
       </w:r>
       <w:r>
         <w:t xml:space="preserve">a szoba/szobák díjához </w:t>
       </w:r>
       <w:r>
-        <w:t>az online foglaláskor, vagy érkezéskor a recepció</w:t>
+        <w:t xml:space="preserve">az online foglaláskor, </w:t>
+      </w:r>
+      <w:r>
+        <w:t>és/</w:t>
+      </w:r>
+      <w:r>
+        <w:t>vagy érkezéskor a recepció</w:t>
       </w:r>
       <w:r>
         <w:t>n</w:t>
@@ -2179,21 +2243,296 @@
         <w:t>.</w:t>
       </w:r>
       <w:r>
-        <w:t xml:space="preserve"> A különböző részlegekbe a recepción kapott </w:t>
-      </w:r>
-      <w:r>
-        <w:t>QR kóddal</w:t>
-      </w:r>
-      <w:r>
-        <w:t xml:space="preserve"> tud belépni amennyiben van hozzá jogosultsága.</w:t>
-      </w:r>
-      <w:r>
         <w:t xml:space="preserve"> </w:t>
       </w:r>
     </w:p>
     <w:p>
       <w:pPr>
+        <w:pStyle w:val="NormlWeb"/>
         <w:ind w:left="357"/>
+        <w:rPr>
+          <w:sz w:val="28"/>
+          <w:szCs w:val="28"/>
+        </w:rPr>
+      </w:pPr>
+      <w:proofErr w:type="gramStart"/>
+      <w:r>
+        <w:rPr>
+          <w:rFonts w:hAnsi="Symbol"/>
+          <w:sz w:val="28"/>
+          <w:szCs w:val="28"/>
+        </w:rPr>
+        <w:t></w:t>
+      </w:r>
+      <w:r>
+        <w:rPr>
+          <w:sz w:val="28"/>
+          <w:szCs w:val="28"/>
+        </w:rPr>
+        <w:t xml:space="preserve">  </w:t>
+      </w:r>
+      <w:r>
+        <w:rPr>
+          <w:b/>
+          <w:bCs/>
+          <w:sz w:val="28"/>
+          <w:szCs w:val="28"/>
+        </w:rPr>
+        <w:t>Jogosult</w:t>
+      </w:r>
+      <w:r>
+        <w:rPr>
+          <w:b/>
+          <w:bCs/>
+          <w:sz w:val="28"/>
+          <w:szCs w:val="28"/>
+        </w:rPr>
+        <w:t>s</w:t>
+      </w:r>
+      <w:r>
+        <w:rPr>
+          <w:b/>
+          <w:bCs/>
+          <w:sz w:val="28"/>
+          <w:szCs w:val="28"/>
+        </w:rPr>
+        <w:t>ág</w:t>
+      </w:r>
+      <w:proofErr w:type="gramEnd"/>
+      <w:r>
+        <w:rPr>
+          <w:b/>
+          <w:bCs/>
+          <w:sz w:val="28"/>
+          <w:szCs w:val="28"/>
+        </w:rPr>
+        <w:t xml:space="preserve"> alapú beléptetés:</w:t>
+      </w:r>
+      <w:r>
+        <w:rPr>
+          <w:sz w:val="28"/>
+          <w:szCs w:val="28"/>
+        </w:rPr>
+        <w:t xml:space="preserve"> A vendég nem kap fizikai kulcsot vagy plasztikkártyát minden helyiséghez, hanem egy egyedi QR-kódot </w:t>
+      </w:r>
+      <w:r>
+        <w:rPr>
+          <w:sz w:val="28"/>
+          <w:szCs w:val="28"/>
+        </w:rPr>
+        <w:t xml:space="preserve">kap </w:t>
+      </w:r>
+      <w:r>
+        <w:rPr>
+          <w:sz w:val="28"/>
+          <w:szCs w:val="28"/>
+        </w:rPr>
+        <w:t xml:space="preserve">kinyomtatva. Ezzel tud belépni a számára kifizetett részlegekbe. </w:t>
+      </w:r>
+    </w:p>
+    <w:p>
+      <w:pPr>
+        <w:pStyle w:val="NormlWeb"/>
+        <w:ind w:left="357"/>
+        <w:rPr>
+          <w:sz w:val="28"/>
+          <w:szCs w:val="28"/>
+        </w:rPr>
+      </w:pPr>
+      <w:proofErr w:type="gramStart"/>
+      <w:r>
+        <w:rPr>
+          <w:rFonts w:hAnsi="Symbol"/>
+          <w:sz w:val="28"/>
+          <w:szCs w:val="28"/>
+        </w:rPr>
+        <w:t></w:t>
+      </w:r>
+      <w:r>
+        <w:rPr>
+          <w:sz w:val="28"/>
+          <w:szCs w:val="28"/>
+        </w:rPr>
+        <w:t xml:space="preserve">  </w:t>
+      </w:r>
+      <w:r>
+        <w:rPr>
+          <w:b/>
+          <w:bCs/>
+          <w:sz w:val="28"/>
+          <w:szCs w:val="28"/>
+        </w:rPr>
+        <w:t>Kétirányú</w:t>
+      </w:r>
+      <w:proofErr w:type="gramEnd"/>
+      <w:r>
+        <w:rPr>
+          <w:b/>
+          <w:bCs/>
+          <w:sz w:val="28"/>
+          <w:szCs w:val="28"/>
+        </w:rPr>
+        <w:t xml:space="preserve"> időmérés (Belépés / Kilépés):</w:t>
+      </w:r>
+      <w:r>
+        <w:rPr>
+          <w:sz w:val="28"/>
+          <w:szCs w:val="28"/>
+        </w:rPr>
+        <w:t xml:space="preserve"> A rendszer nemcsak azt nézi, hogy valaki bemehet-e, hanem azt is rögzíti, amikor</w:t>
+      </w:r>
+      <w:r>
+        <w:rPr>
+          <w:sz w:val="28"/>
+          <w:szCs w:val="28"/>
+        </w:rPr>
+        <w:t xml:space="preserve"> belép illetve </w:t>
+      </w:r>
+      <w:r>
+        <w:rPr>
+          <w:sz w:val="28"/>
+          <w:szCs w:val="28"/>
+        </w:rPr>
+        <w:t xml:space="preserve"> kijön. Így a hotel percre pontosan tudja, ki hol tartózkodik, és éppen hányan vannak egy adott részlegben. </w:t>
+      </w:r>
+    </w:p>
+    <w:p>
+      <w:pPr>
+        <w:pStyle w:val="NormlWeb"/>
+        <w:ind w:left="357"/>
+        <w:rPr>
+          <w:sz w:val="28"/>
+          <w:szCs w:val="28"/>
+        </w:rPr>
+      </w:pPr>
+      <w:proofErr w:type="gramStart"/>
+      <w:r>
+        <w:rPr>
+          <w:rFonts w:hAnsi="Symbol"/>
+          <w:sz w:val="28"/>
+          <w:szCs w:val="28"/>
+        </w:rPr>
+        <w:t></w:t>
+      </w:r>
+      <w:r>
+        <w:rPr>
+          <w:sz w:val="28"/>
+          <w:szCs w:val="28"/>
+        </w:rPr>
+        <w:t xml:space="preserve">  </w:t>
+      </w:r>
+      <w:r>
+        <w:rPr>
+          <w:b/>
+          <w:bCs/>
+          <w:sz w:val="28"/>
+          <w:szCs w:val="28"/>
+        </w:rPr>
+        <w:t>Biztonságos</w:t>
+      </w:r>
+      <w:proofErr w:type="gramEnd"/>
+      <w:r>
+        <w:rPr>
+          <w:b/>
+          <w:bCs/>
+          <w:sz w:val="28"/>
+          <w:szCs w:val="28"/>
+        </w:rPr>
+        <w:t xml:space="preserve"> és egyértelmű szabályzat:</w:t>
+      </w:r>
+      <w:r>
+        <w:rPr>
+          <w:sz w:val="28"/>
+          <w:szCs w:val="28"/>
+        </w:rPr>
+        <w:t xml:space="preserve"> A tartózkodás során a vendég bármikor vásárolhat újabb extrákat a recepción, de a már kifizetett és rögzített szolgáltatásokat lemondani nem tudja. Ez megakadályozza a </w:t>
+      </w:r>
+      <w:proofErr w:type="spellStart"/>
+      <w:r>
+        <w:rPr>
+          <w:sz w:val="28"/>
+          <w:szCs w:val="28"/>
+        </w:rPr>
+        <w:t>trükközést</w:t>
+      </w:r>
+      <w:proofErr w:type="spellEnd"/>
+      <w:r>
+        <w:rPr>
+          <w:sz w:val="28"/>
+          <w:szCs w:val="28"/>
+        </w:rPr>
+        <w:t xml:space="preserve"> és a visszaéléseket. </w:t>
+      </w:r>
+    </w:p>
+    <w:p>
+      <w:pPr>
+        <w:pStyle w:val="NormlWeb"/>
+        <w:ind w:left="357"/>
+        <w:rPr>
+          <w:sz w:val="28"/>
+          <w:szCs w:val="28"/>
+        </w:rPr>
+      </w:pPr>
+      <w:proofErr w:type="gramStart"/>
+      <w:r>
+        <w:rPr>
+          <w:rFonts w:hAnsi="Symbol"/>
+          <w:sz w:val="28"/>
+          <w:szCs w:val="28"/>
+        </w:rPr>
+        <w:t></w:t>
+      </w:r>
+      <w:r>
+        <w:rPr>
+          <w:sz w:val="28"/>
+          <w:szCs w:val="28"/>
+        </w:rPr>
+        <w:t xml:space="preserve">  </w:t>
+      </w:r>
+      <w:r>
+        <w:rPr>
+          <w:b/>
+          <w:bCs/>
+          <w:sz w:val="28"/>
+          <w:szCs w:val="28"/>
+        </w:rPr>
+        <w:t>Vezetői</w:t>
+      </w:r>
+      <w:proofErr w:type="gramEnd"/>
+      <w:r>
+        <w:rPr>
+          <w:b/>
+          <w:bCs/>
+          <w:sz w:val="28"/>
+          <w:szCs w:val="28"/>
+        </w:rPr>
+        <w:t xml:space="preserve"> döntéstámogatás és statisztika:</w:t>
+      </w:r>
+      <w:r>
+        <w:rPr>
+          <w:sz w:val="28"/>
+          <w:szCs w:val="28"/>
+        </w:rPr>
+        <w:t xml:space="preserve"> A gyűjtött adatokból a vezetőség pontos </w:t>
+      </w:r>
+      <w:r>
+        <w:rPr>
+          <w:sz w:val="28"/>
+          <w:szCs w:val="28"/>
+        </w:rPr>
+        <w:t>adatokat</w:t>
+      </w:r>
+      <w:r>
+        <w:rPr>
+          <w:sz w:val="28"/>
+          <w:szCs w:val="28"/>
+        </w:rPr>
+        <w:t xml:space="preserve"> lát arról, hogy melyik szolgáltatás mennyire népszerű, mikor van a legnagyobb csúcsidő, és mibe érdemes a jövőben pénzt fektetni. </w:t>
+      </w:r>
+    </w:p>
+    <w:p>
+      <w:pPr>
+        <w:ind w:left="357"/>
       </w:pPr>
       <w:r>
         <w:t>A logó AI használatával készült!</w:t>
@@ -2203,22 +2542,22 @@
       <w:pPr>
         <w:pStyle w:val="Cmsor1"/>
       </w:pPr>
-      <w:bookmarkStart w:id="3" w:name="_Toc239404523"/>
+      <w:bookmarkStart w:id="4" w:name="_Toc241221407"/>
       <w:r>
         <w:lastRenderedPageBreak/>
         <w:t>Elvárások a feladattal kapcsolatban</w:t>
       </w:r>
-      <w:bookmarkEnd w:id="3"/>
+      <w:bookmarkEnd w:id="4"/>
     </w:p>
     <w:p>
       <w:pPr>
         <w:pStyle w:val="Cmsor2"/>
       </w:pPr>
-      <w:bookmarkStart w:id="4" w:name="_Toc239404524"/>
+      <w:bookmarkStart w:id="5" w:name="_Toc241221408"/>
       <w:r>
         <w:t>Operációs rendszer és környezet</w:t>
       </w:r>
-      <w:bookmarkEnd w:id="4"/>
+      <w:bookmarkEnd w:id="5"/>
     </w:p>
     <w:p>
       <w:pPr>
@@ -2236,9 +2575,11 @@
       <w:pPr>
         <w:pStyle w:val="Cmsor2"/>
       </w:pPr>
+      <w:bookmarkStart w:id="6" w:name="_Toc241221409"/>
       <w:r>
         <w:t>Felhasznált programozási környezetek</w:t>
       </w:r>
+      <w:bookmarkEnd w:id="6"/>
     </w:p>
     <w:p>
       <w:pPr>
@@ -2313,14 +2654,14 @@
       <w:pPr>
         <w:pStyle w:val="Cmsor2"/>
       </w:pPr>
-      <w:bookmarkStart w:id="5" w:name="_Toc239404526"/>
+      <w:bookmarkStart w:id="7" w:name="_Toc241221410"/>
       <w:r>
         <w:t>Megoldás</w:t>
       </w:r>
       <w:r>
         <w:t xml:space="preserve"> formátuma</w:t>
       </w:r>
-      <w:bookmarkEnd w:id="5"/>
+      <w:bookmarkEnd w:id="7"/>
     </w:p>
     <w:p>
       <w:pPr>
@@ -2386,11 +2727,11 @@
       <w:pPr>
         <w:pStyle w:val="Cmsor2"/>
       </w:pPr>
-      <w:bookmarkStart w:id="6" w:name="_Toc239404527"/>
+      <w:bookmarkStart w:id="8" w:name="_Toc241221411"/>
       <w:r>
         <w:t>Szoftverfejlesztés</w:t>
       </w:r>
-      <w:bookmarkEnd w:id="6"/>
+      <w:bookmarkEnd w:id="8"/>
     </w:p>
     <w:p>
       <w:pPr>
@@ -2413,11 +2754,11 @@
       <w:pPr>
         <w:pStyle w:val="Cmsor2"/>
       </w:pPr>
-      <w:bookmarkStart w:id="7" w:name="_Toc239404528"/>
+      <w:bookmarkStart w:id="9" w:name="_Toc241221412"/>
       <w:r>
         <w:t>Modulok</w:t>
       </w:r>
-      <w:bookmarkEnd w:id="7"/>
+      <w:bookmarkEnd w:id="9"/>
     </w:p>
     <w:p>
       <w:pPr>
@@ -2528,20 +2869,22 @@
       <w:pPr>
         <w:pStyle w:val="Cmsor1"/>
       </w:pPr>
-      <w:bookmarkStart w:id="8" w:name="_Toc239404529"/>
+      <w:bookmarkStart w:id="10" w:name="_Toc241221413"/>
       <w:r>
         <w:lastRenderedPageBreak/>
         <w:t>Szoftver specifikáció</w:t>
       </w:r>
-      <w:bookmarkEnd w:id="8"/>
+      <w:bookmarkEnd w:id="10"/>
     </w:p>
     <w:p>
       <w:pPr>
         <w:pStyle w:val="Cmsor2"/>
       </w:pPr>
+      <w:bookmarkStart w:id="11" w:name="_Toc241221414"/>
       <w:r>
         <w:t>Rendszerkövetelmények</w:t>
       </w:r>
+      <w:bookmarkEnd w:id="11"/>
     </w:p>
     <w:p>
       <w:pPr>
@@ -2674,18 +3017,16 @@
       <w:r>
         <w:t>Helyi futtatás</w:t>
       </w:r>
-      <w:bookmarkStart w:id="9" w:name="_GoBack"/>
-      <w:bookmarkEnd w:id="9"/>
     </w:p>
     <w:p>
       <w:pPr>
         <w:pStyle w:val="Cmsor2"/>
       </w:pPr>
-      <w:bookmarkStart w:id="10" w:name="_Toc239404530"/>
+      <w:bookmarkStart w:id="12" w:name="_Toc241221415"/>
       <w:r>
         <w:t>Megjelenés</w:t>
       </w:r>
-      <w:bookmarkEnd w:id="10"/>
+      <w:bookmarkEnd w:id="12"/>
     </w:p>
     <w:p>
       <w:pPr>
@@ -2754,11 +3095,11 @@
       <w:pPr>
         <w:pStyle w:val="Cmsor2"/>
       </w:pPr>
-      <w:bookmarkStart w:id="11" w:name="_Toc239404531"/>
+      <w:bookmarkStart w:id="13" w:name="_Toc241221416"/>
       <w:r>
         <w:t>Funkciók</w:t>
       </w:r>
-      <w:bookmarkEnd w:id="11"/>
+      <w:bookmarkEnd w:id="13"/>
     </w:p>
     <w:p>
       <w:pPr>
@@ -2812,22 +3153,31 @@
       <w:pPr>
         <w:pStyle w:val="Cmsor1"/>
       </w:pPr>
-      <w:bookmarkStart w:id="12" w:name="_Toc239404532"/>
+      <w:bookmarkStart w:id="14" w:name="_Toc241221417"/>
       <w:r>
         <w:lastRenderedPageBreak/>
         <w:t>Dokumentáció</w:t>
       </w:r>
-      <w:bookmarkEnd w:id="12"/>
+      <w:bookmarkEnd w:id="14"/>
     </w:p>
     <w:p>
       <w:pPr>
         <w:pStyle w:val="Cmsor2"/>
-      </w:pPr>
-      <w:bookmarkStart w:id="13" w:name="_Toc239404534"/>
+        <w:numPr>
+          <w:ilvl w:val="0"/>
+          <w:numId w:val="0"/>
+        </w:numPr>
+      </w:pPr>
+    </w:p>
+    <w:p>
+      <w:pPr>
+        <w:pStyle w:val="Cmsor2"/>
+      </w:pPr>
+      <w:bookmarkStart w:id="15" w:name="_Toc241221418"/>
       <w:r>
         <w:t>Technikai dokumentáció</w:t>
       </w:r>
-      <w:bookmarkEnd w:id="13"/>
+      <w:bookmarkEnd w:id="15"/>
     </w:p>
     <w:p>
       <w:pPr>
@@ -2858,11 +3208,11 @@
       <w:pPr>
         <w:pStyle w:val="Cmsor2"/>
       </w:pPr>
-      <w:bookmarkStart w:id="14" w:name="_Toc239404535"/>
+      <w:bookmarkStart w:id="16" w:name="_Toc241221419"/>
       <w:r>
         <w:t>Forráskód dokumentáció</w:t>
       </w:r>
-      <w:bookmarkEnd w:id="14"/>
+      <w:bookmarkEnd w:id="16"/>
     </w:p>
     <w:p>
       <w:pPr>
@@ -2876,11 +3226,11 @@
       <w:pPr>
         <w:pStyle w:val="Cmsor2"/>
       </w:pPr>
-      <w:bookmarkStart w:id="15" w:name="_Toc239404536"/>
+      <w:bookmarkStart w:id="17" w:name="_Toc241221420"/>
       <w:r>
         <w:t>Felhasználói dokumentáció</w:t>
       </w:r>
-      <w:bookmarkEnd w:id="15"/>
+      <w:bookmarkEnd w:id="17"/>
     </w:p>
     <w:p>
       <w:pPr>
@@ -2900,18 +3250,18 @@
       <w:pPr>
         <w:pStyle w:val="Cmsor1"/>
       </w:pPr>
-      <w:bookmarkStart w:id="16" w:name="_Toc239404537"/>
+      <w:bookmarkStart w:id="18" w:name="_Toc241221421"/>
       <w:r>
         <w:lastRenderedPageBreak/>
         <w:t>A projekt értékelése</w:t>
       </w:r>
-      <w:bookmarkEnd w:id="16"/>
+      <w:bookmarkEnd w:id="18"/>
     </w:p>
     <w:p>
       <w:pPr>
         <w:pStyle w:val="Cmsor2"/>
       </w:pPr>
-      <w:bookmarkStart w:id="17" w:name="_Toc239404538"/>
+      <w:bookmarkStart w:id="19" w:name="_Toc241221422"/>
       <w:r>
         <w:t xml:space="preserve">A </w:t>
       </w:r>
@@ -2921,7 +3271,7 @@
       <w:r>
         <w:t xml:space="preserve"> értékelésének felhasználó oldali szempontjai</w:t>
       </w:r>
-      <w:bookmarkEnd w:id="17"/>
+      <w:bookmarkEnd w:id="19"/>
     </w:p>
     <w:p>
       <w:pPr>
@@ -2989,7 +3339,7 @@
       <w:pPr>
         <w:pStyle w:val="Cmsor2"/>
       </w:pPr>
-      <w:bookmarkStart w:id="18" w:name="_Toc239404539"/>
+      <w:bookmarkStart w:id="20" w:name="_Toc241221423"/>
       <w:r>
         <w:t xml:space="preserve">A </w:t>
       </w:r>
@@ -3002,7 +3352,7 @@
       <w:r>
         <w:t>szempontjai</w:t>
       </w:r>
-      <w:bookmarkEnd w:id="18"/>
+      <w:bookmarkEnd w:id="20"/>
     </w:p>
     <w:p>
       <w:pPr>
@@ -3078,11 +3428,11 @@
         <w:pStyle w:val="Cmsor1"/>
         <w:pageBreakBefore w:val="0"/>
       </w:pPr>
-      <w:bookmarkStart w:id="19" w:name="_Toc239404540"/>
+      <w:bookmarkStart w:id="21" w:name="_Toc241221424"/>
       <w:r>
         <w:t>Projekt adatlap</w:t>
       </w:r>
-      <w:bookmarkEnd w:id="19"/>
+      <w:bookmarkEnd w:id="21"/>
     </w:p>
     <w:p>
       <w:pPr>
@@ -6031,6 +6381,53 @@
       <w:u w:val="single"/>
     </w:rPr>
   </w:style>
+  <w:style w:type="paragraph" w:styleId="NormlWeb">
+    <w:name w:val="Normal (Web)"/>
+    <w:basedOn w:val="Norml"/>
+    <w:uiPriority w:val="99"/>
+    <w:unhideWhenUsed/>
+    <w:rsid w:val="009A0C46"/>
+    <w:pPr>
+      <w:spacing w:before="100" w:beforeAutospacing="1" w:after="100" w:afterAutospacing="1" w:line="240" w:lineRule="auto"/>
+      <w:jc w:val="left"/>
+    </w:pPr>
+    <w:rPr>
+      <w:rFonts w:eastAsia="Times New Roman"/>
+      <w:sz w:val="24"/>
+      <w:szCs w:val="24"/>
+      <w:lang w:eastAsia="hu-HU"/>
+    </w:rPr>
+  </w:style>
+  <w:style w:type="paragraph" w:styleId="Buborkszveg">
+    <w:name w:val="Balloon Text"/>
+    <w:basedOn w:val="Norml"/>
+    <w:link w:val="BuborkszvegChar"/>
+    <w:uiPriority w:val="99"/>
+    <w:semiHidden/>
+    <w:unhideWhenUsed/>
+    <w:rsid w:val="00E75BFF"/>
+    <w:pPr>
+      <w:spacing w:after="0" w:line="240" w:lineRule="auto"/>
+    </w:pPr>
+    <w:rPr>
+      <w:rFonts w:ascii="Segoe UI" w:hAnsi="Segoe UI" w:cs="Segoe UI"/>
+      <w:sz w:val="18"/>
+      <w:szCs w:val="18"/>
+    </w:rPr>
+  </w:style>
+  <w:style w:type="character" w:customStyle="1" w:styleId="BuborkszvegChar">
+    <w:name w:val="Buborékszöveg Char"/>
+    <w:basedOn w:val="Bekezdsalapbettpusa"/>
+    <w:link w:val="Buborkszveg"/>
+    <w:uiPriority w:val="99"/>
+    <w:semiHidden/>
+    <w:rsid w:val="00E75BFF"/>
+    <w:rPr>
+      <w:rFonts w:ascii="Segoe UI" w:hAnsi="Segoe UI" w:cs="Segoe UI"/>
+      <w:sz w:val="18"/>
+      <w:szCs w:val="18"/>
+    </w:rPr>
+  </w:style>
 </w:styles>
 </file>
 
@@ -6334,7 +6731,7 @@
 </file>
 
 <file path=customXml/itemProps1.xml><?xml version="1.0" encoding="utf-8"?>
-<ds:datastoreItem xmlns:ds="http://schemas.openxmlformats.org/officeDocument/2006/customXml" ds:itemID="{D5A5E53B-478F-4164-96CA-25884C738E93}">
+<ds:datastoreItem xmlns:ds="http://schemas.openxmlformats.org/officeDocument/2006/customXml" ds:itemID="{AABDE2C6-A554-4417-9830-60121C7592A6}">
   <ds:schemaRefs>
     <ds:schemaRef ds:uri="http://schemas.openxmlformats.org/officeDocument/2006/bibliography"/>
   </ds:schemaRefs>
